--- a/NOTES.docx
+++ b/NOTES.docx
@@ -69,7 +69,6 @@
         </w:rPr>
         <w:t xml:space="preserve">public static void </w:t>
       </w:r>
-      <w:proofErr w:type="gramStart"/>
       <w:r>
         <w:rPr>
           <w:color w:val="FFC66D"/>
@@ -80,14 +79,7 @@
         <w:rPr>
           <w:color w:val="A9B7C6"/>
         </w:rPr>
-        <w:t>(String[</w:t>
-      </w:r>
-      <w:proofErr w:type="gramEnd"/>
-      <w:r>
-        <w:rPr>
-          <w:color w:val="A9B7C6"/>
-        </w:rPr>
-        <w:t xml:space="preserve">] </w:t>
+        <w:t xml:space="preserve">(String[] </w:t>
       </w:r>
       <w:proofErr w:type="spellStart"/>
       <w:r>
@@ -111,7 +103,6 @@
         <w:t xml:space="preserve">       </w:t>
       </w:r>
       <w:proofErr w:type="spellStart"/>
-      <w:proofErr w:type="gramStart"/>
       <w:r>
         <w:rPr>
           <w:color w:val="A9B7C6"/>
@@ -134,7 +125,6 @@
         <w:t>(</w:t>
       </w:r>
       <w:proofErr w:type="spellStart"/>
-      <w:proofErr w:type="gramEnd"/>
       <w:r>
         <w:rPr>
           <w:color w:val="A9B7C6"/>
@@ -179,14 +169,7 @@
           <w:color w:val="CC7832"/>
         </w:rPr>
         <w:br/>
-        <w:t xml:space="preserve">  </w:t>
-      </w:r>
-      <w:proofErr w:type="gramStart"/>
-      <w:r>
-        <w:rPr>
-          <w:color w:val="CC7832"/>
-        </w:rPr>
-        <w:t xml:space="preserve">  </w:t>
+        <w:t xml:space="preserve">    </w:t>
       </w:r>
       <w:r>
         <w:rPr>
@@ -194,7 +177,6 @@
         </w:rPr>
         <w:t>}</w:t>
       </w:r>
-      <w:proofErr w:type="gramEnd"/>
       <w:r>
         <w:rPr>
           <w:color w:val="A9B7C6"/>
@@ -241,14 +223,7 @@
           <w:color w:val="E8BF6A"/>
         </w:rPr>
         <w:br/>
-        <w:t xml:space="preserve">    </w:t>
-      </w:r>
-      <w:proofErr w:type="gramStart"/>
-      <w:r>
-        <w:rPr>
-          <w:color w:val="E8BF6A"/>
-        </w:rPr>
-        <w:t>&lt;</w:t>
+        <w:t xml:space="preserve">    &lt;</w:t>
       </w:r>
       <w:proofErr w:type="spellStart"/>
       <w:r>
@@ -272,7 +247,6 @@
         <w:t>org.springframework.boot</w:t>
       </w:r>
       <w:proofErr w:type="spellEnd"/>
-      <w:proofErr w:type="gramEnd"/>
       <w:r>
         <w:rPr>
           <w:color w:val="E8BF6A"/>
@@ -354,12 +328,10 @@
         <w:t xml:space="preserve">In </w:t>
       </w:r>
       <w:proofErr w:type="spellStart"/>
-      <w:proofErr w:type="gramStart"/>
       <w:r>
         <w:t>application.properties</w:t>
       </w:r>
       <w:proofErr w:type="spellEnd"/>
-      <w:proofErr w:type="gramEnd"/>
       <w:r>
         <w:t>:</w:t>
       </w:r>
@@ -440,7 +412,6 @@
         <w:br/>
       </w:r>
       <w:proofErr w:type="spellStart"/>
-      <w:proofErr w:type="gramStart"/>
       <w:r>
         <w:rPr>
           <w:rFonts w:ascii="Courier New" w:eastAsia="Times New Roman" w:hAnsi="Courier New" w:cs="Courier New"/>
@@ -453,7 +424,6 @@
         <w:t>logging.level.org.springframework</w:t>
       </w:r>
       <w:proofErr w:type="spellEnd"/>
-      <w:proofErr w:type="gramEnd"/>
       <w:r>
         <w:rPr>
           <w:rFonts w:ascii="Courier New" w:eastAsia="Times New Roman" w:hAnsi="Courier New" w:cs="Courier New"/>
@@ -589,7 +559,6 @@
         <w:t xml:space="preserve">public </w:t>
       </w:r>
       <w:proofErr w:type="spellStart"/>
-      <w:proofErr w:type="gramStart"/>
       <w:r>
         <w:rPr>
           <w:color w:val="FFC66D"/>
@@ -604,7 +573,6 @@
         <w:t>(</w:t>
       </w:r>
       <w:proofErr w:type="spellStart"/>
-      <w:proofErr w:type="gramEnd"/>
       <w:r>
         <w:rPr>
           <w:color w:val="A9B7C6"/>
@@ -640,7 +608,6 @@
         <w:t xml:space="preserve">    </w:t>
       </w:r>
       <w:proofErr w:type="spellStart"/>
-      <w:proofErr w:type="gramStart"/>
       <w:r>
         <w:rPr>
           <w:color w:val="CC7832"/>
@@ -660,7 +627,6 @@
         <w:t>businessService</w:t>
       </w:r>
       <w:proofErr w:type="spellEnd"/>
-      <w:proofErr w:type="gramEnd"/>
       <w:r>
         <w:rPr>
           <w:color w:val="9876AA"/>
@@ -855,7 +821,6 @@
         <w:t xml:space="preserve"> </w:t>
       </w:r>
       <w:proofErr w:type="spellStart"/>
-      <w:proofErr w:type="gramStart"/>
       <w:r>
         <w:rPr>
           <w:color w:val="9876AA"/>
@@ -869,7 +834,6 @@
         </w:rPr>
         <w:t>;</w:t>
       </w:r>
-      <w:proofErr w:type="gramEnd"/>
     </w:p>
     <w:p/>
     <w:p>
@@ -996,14 +960,7 @@
           <w:color w:val="E8BF6A"/>
         </w:rPr>
         <w:br/>
-        <w:t xml:space="preserve">    </w:t>
-      </w:r>
-      <w:proofErr w:type="gramStart"/>
-      <w:r>
-        <w:rPr>
-          <w:color w:val="E8BF6A"/>
-        </w:rPr>
-        <w:t>&lt;</w:t>
+        <w:t xml:space="preserve">    &lt;</w:t>
       </w:r>
       <w:proofErr w:type="spellStart"/>
       <w:r>
@@ -1027,7 +984,6 @@
         <w:t>org.springframework.boot</w:t>
       </w:r>
       <w:proofErr w:type="spellEnd"/>
-      <w:proofErr w:type="gramEnd"/>
       <w:r>
         <w:rPr>
           <w:color w:val="E8BF6A"/>
@@ -1123,13 +1079,8 @@
         <w:ind w:left="0"/>
       </w:pPr>
       <w:r>
-        <w:t>Project is empty</w:t>
-      </w:r>
-      <w:proofErr w:type="gramStart"/>
-      <w:r>
-        <w:t>…..?</w:t>
-      </w:r>
-      <w:proofErr w:type="gramEnd"/>
+        <w:t>Project is empty…..?</w:t>
+      </w:r>
     </w:p>
     <w:p>
       <w:pPr>
@@ -1735,6 +1686,12 @@
           <w:color w:val="E8BF6A"/>
         </w:rPr>
         <w:br/>
+      </w:r>
+      <w:r>
+        <w:rPr>
+          <w:color w:val="E8BF6A"/>
+        </w:rPr>
+        <w:lastRenderedPageBreak/>
         <w:t xml:space="preserve">       &lt;dependency&gt;</w:t>
       </w:r>
       <w:r>
@@ -3077,7 +3034,6 @@
         <w:t xml:space="preserve">    </w:t>
       </w:r>
       <w:proofErr w:type="spellStart"/>
-      <w:proofErr w:type="gramStart"/>
       <w:r>
         <w:rPr>
           <w:color w:val="FFC66D"/>
@@ -3089,24 +3045,22 @@
         <w:rPr>
           <w:color w:val="A9B7C6"/>
         </w:rPr>
-        <w:t>(</w:t>
-      </w:r>
-      <w:proofErr w:type="gramEnd"/>
-      <w:r>
-        <w:rPr>
-          <w:color w:val="A9B7C6"/>
-        </w:rPr>
-        <w:t>String message) {</w:t>
-      </w:r>
-      <w:r>
-        <w:rPr>
-          <w:color w:val="A9B7C6"/>
-        </w:rPr>
-        <w:br/>
+        <w:t>(String message) {</w:t>
+      </w:r>
+      <w:r>
+        <w:rPr>
+          <w:color w:val="A9B7C6"/>
+        </w:rPr>
+        <w:br/>
+      </w:r>
+      <w:r>
+        <w:rPr>
+          <w:color w:val="A9B7C6"/>
+        </w:rPr>
+        <w:lastRenderedPageBreak/>
         <w:t xml:space="preserve">        </w:t>
       </w:r>
       <w:proofErr w:type="spellStart"/>
-      <w:proofErr w:type="gramStart"/>
       <w:r>
         <w:rPr>
           <w:color w:val="CC7832"/>
@@ -3126,7 +3080,6 @@
         <w:t>message</w:t>
       </w:r>
       <w:proofErr w:type="spellEnd"/>
-      <w:proofErr w:type="gramEnd"/>
       <w:r>
         <w:rPr>
           <w:color w:val="9876AA"/>
@@ -3150,14 +3103,7 @@
           <w:color w:val="CC7832"/>
         </w:rPr>
         <w:br/>
-        <w:t xml:space="preserve">  </w:t>
-      </w:r>
-      <w:proofErr w:type="gramStart"/>
-      <w:r>
-        <w:rPr>
-          <w:color w:val="CC7832"/>
-        </w:rPr>
-        <w:t xml:space="preserve">  </w:t>
+        <w:t xml:space="preserve">    </w:t>
       </w:r>
       <w:r>
         <w:rPr>
@@ -3165,7 +3111,6 @@
         </w:rPr>
         <w:t>}</w:t>
       </w:r>
-      <w:proofErr w:type="gramEnd"/>
     </w:p>
     <w:p/>
     <w:p>
@@ -3216,15 +3161,7 @@
     </w:p>
     <w:p>
       <w:r>
-        <w:t xml:space="preserve"> That means, route HTTP requests matching any of the handlers to this bean (singleton in the </w:t>
-      </w:r>
-      <w:proofErr w:type="gramStart"/>
-      <w:r>
-        <w:t>context)(</w:t>
-      </w:r>
-      <w:proofErr w:type="gramEnd"/>
-      <w:r>
-        <w:t>there could be more rest controllers with their own paths). This is a handler for a GET HTTP request:</w:t>
+        <w:t xml:space="preserve"> That means, route HTTP requests matching any of the handlers to this bean (singleton in the context)(there could be more rest controllers with their own paths). This is a handler for a GET HTTP request:</w:t>
       </w:r>
     </w:p>
     <w:p>
@@ -3239,117 +3176,93 @@
         <w:rPr>
           <w:color w:val="BBB529"/>
         </w:rPr>
-        <w:t>@</w:t>
-      </w:r>
-      <w:proofErr w:type="gramStart"/>
-      <w:r>
-        <w:rPr>
-          <w:color w:val="BBB529"/>
-        </w:rPr>
-        <w:t>GetMapping</w:t>
-      </w:r>
+        <w:t>@GetMapping</w:t>
+      </w:r>
+      <w:r>
+        <w:rPr>
+          <w:color w:val="A9B7C6"/>
+        </w:rPr>
+        <w:t xml:space="preserve">(path = </w:t>
+      </w:r>
+      <w:r>
+        <w:rPr>
+          <w:color w:val="6A8759"/>
+        </w:rPr>
+        <w:t>"/hello-world-bean"</w:t>
+      </w:r>
+      <w:r>
+        <w:rPr>
+          <w:color w:val="A9B7C6"/>
+        </w:rPr>
+        <w:t>)</w:t>
+      </w:r>
+      <w:r>
+        <w:rPr>
+          <w:color w:val="A9B7C6"/>
+        </w:rPr>
+        <w:br/>
+      </w:r>
+      <w:r>
+        <w:rPr>
+          <w:color w:val="CC7832"/>
+        </w:rPr>
+        <w:t xml:space="preserve">public </w:t>
+      </w:r>
+      <w:proofErr w:type="spellStart"/>
+      <w:r>
+        <w:rPr>
+          <w:color w:val="A9B7C6"/>
+        </w:rPr>
+        <w:t>HelloWorldBean</w:t>
+      </w:r>
+      <w:proofErr w:type="spellEnd"/>
+      <w:r>
+        <w:rPr>
+          <w:color w:val="A9B7C6"/>
+        </w:rPr>
+        <w:t xml:space="preserve"> </w:t>
+      </w:r>
+      <w:proofErr w:type="spellStart"/>
+      <w:r>
+        <w:rPr>
+          <w:color w:val="FFC66D"/>
+        </w:rPr>
+        <w:t>helloWorld</w:t>
+      </w:r>
+      <w:proofErr w:type="spellEnd"/>
+      <w:r>
+        <w:rPr>
+          <w:color w:val="A9B7C6"/>
+        </w:rPr>
+        <w:t>() {</w:t>
+      </w:r>
+      <w:r>
+        <w:rPr>
+          <w:color w:val="A9B7C6"/>
+        </w:rPr>
+        <w:br/>
+        <w:t xml:space="preserve">    </w:t>
+      </w:r>
+      <w:r>
+        <w:rPr>
+          <w:color w:val="CC7832"/>
+        </w:rPr>
+        <w:t xml:space="preserve">return new </w:t>
+      </w:r>
+      <w:proofErr w:type="spellStart"/>
+      <w:r>
+        <w:rPr>
+          <w:color w:val="A9B7C6"/>
+        </w:rPr>
+        <w:t>HelloWorldBean</w:t>
+      </w:r>
+      <w:proofErr w:type="spellEnd"/>
       <w:r>
         <w:rPr>
           <w:color w:val="A9B7C6"/>
         </w:rPr>
         <w:t>(</w:t>
       </w:r>
-      <w:proofErr w:type="gramEnd"/>
-      <w:r>
-        <w:rPr>
-          <w:color w:val="A9B7C6"/>
-        </w:rPr>
-        <w:t xml:space="preserve">path = </w:t>
-      </w:r>
-      <w:r>
-        <w:rPr>
-          <w:color w:val="6A8759"/>
-        </w:rPr>
-        <w:t>"/hello-world-bean"</w:t>
-      </w:r>
-      <w:r>
-        <w:rPr>
-          <w:color w:val="A9B7C6"/>
-        </w:rPr>
-        <w:t>)</w:t>
-      </w:r>
-      <w:r>
-        <w:rPr>
-          <w:color w:val="A9B7C6"/>
-        </w:rPr>
-        <w:br/>
-      </w:r>
-      <w:r>
-        <w:rPr>
-          <w:color w:val="CC7832"/>
-        </w:rPr>
-        <w:t xml:space="preserve">public </w:t>
-      </w:r>
-      <w:proofErr w:type="spellStart"/>
-      <w:r>
-        <w:rPr>
-          <w:color w:val="A9B7C6"/>
-        </w:rPr>
-        <w:t>HelloWorldBean</w:t>
-      </w:r>
-      <w:proofErr w:type="spellEnd"/>
-      <w:r>
-        <w:rPr>
-          <w:color w:val="A9B7C6"/>
-        </w:rPr>
-        <w:t xml:space="preserve"> </w:t>
-      </w:r>
-      <w:proofErr w:type="spellStart"/>
-      <w:proofErr w:type="gramStart"/>
-      <w:r>
-        <w:rPr>
-          <w:color w:val="FFC66D"/>
-        </w:rPr>
-        <w:t>helloWorld</w:t>
-      </w:r>
-      <w:proofErr w:type="spellEnd"/>
-      <w:r>
-        <w:rPr>
-          <w:color w:val="A9B7C6"/>
-        </w:rPr>
-        <w:t>(</w:t>
-      </w:r>
-      <w:proofErr w:type="gramEnd"/>
-      <w:r>
-        <w:rPr>
-          <w:color w:val="A9B7C6"/>
-        </w:rPr>
-        <w:t>) {</w:t>
-      </w:r>
-      <w:r>
-        <w:rPr>
-          <w:color w:val="A9B7C6"/>
-        </w:rPr>
-        <w:br/>
-        <w:t xml:space="preserve">    </w:t>
-      </w:r>
-      <w:r>
-        <w:rPr>
-          <w:color w:val="CC7832"/>
-        </w:rPr>
-        <w:t xml:space="preserve">return new </w:t>
-      </w:r>
-      <w:proofErr w:type="spellStart"/>
-      <w:proofErr w:type="gramStart"/>
-      <w:r>
-        <w:rPr>
-          <w:color w:val="A9B7C6"/>
-        </w:rPr>
-        <w:t>HelloWorldBean</w:t>
-      </w:r>
-      <w:proofErr w:type="spellEnd"/>
-      <w:r>
-        <w:rPr>
-          <w:color w:val="A9B7C6"/>
-        </w:rPr>
-        <w:t>(</w:t>
-      </w:r>
-      <w:proofErr w:type="gramEnd"/>
       <w:r>
         <w:rPr>
           <w:color w:val="6A8759"/>
@@ -3444,7 +3357,6 @@
         <w:br/>
       </w:r>
       <w:proofErr w:type="spellStart"/>
-      <w:proofErr w:type="gramStart"/>
       <w:r>
         <w:rPr>
           <w:color w:val="FFC66D"/>
@@ -3459,7 +3371,6 @@
         <w:t>(</w:t>
       </w:r>
       <w:proofErr w:type="spellStart"/>
-      <w:proofErr w:type="gramEnd"/>
       <w:r>
         <w:rPr>
           <w:color w:val="A9B7C6"/>
@@ -3495,7 +3406,6 @@
         <w:t xml:space="preserve">    </w:t>
       </w:r>
       <w:proofErr w:type="spellStart"/>
-      <w:proofErr w:type="gramStart"/>
       <w:r>
         <w:rPr>
           <w:color w:val="CC7832"/>
@@ -3515,7 +3425,6 @@
         <w:t>messageSource</w:t>
       </w:r>
       <w:proofErr w:type="spellEnd"/>
-      <w:proofErr w:type="gramEnd"/>
       <w:r>
         <w:rPr>
           <w:color w:val="9876AA"/>
@@ -3568,12 +3477,10 @@
         <w:t xml:space="preserve"> (i.e. </w:t>
       </w:r>
       <w:proofErr w:type="spellStart"/>
-      <w:proofErr w:type="gramStart"/>
       <w:r>
         <w:t>this.messageSource</w:t>
       </w:r>
       <w:proofErr w:type="spellEnd"/>
-      <w:proofErr w:type="gramEnd"/>
       <w:r>
         <w:t>)</w:t>
       </w:r>
@@ -3595,86 +3502,70 @@
         <w:rPr>
           <w:color w:val="BBB529"/>
         </w:rPr>
-        <w:t>@</w:t>
-      </w:r>
-      <w:proofErr w:type="gramStart"/>
+        <w:t>@GetMapping</w:t>
+      </w:r>
+      <w:r>
+        <w:rPr>
+          <w:color w:val="A9B7C6"/>
+        </w:rPr>
+        <w:t xml:space="preserve">(path = </w:t>
+      </w:r>
+      <w:r>
+        <w:rPr>
+          <w:color w:val="6A8759"/>
+        </w:rPr>
+        <w:t>"/hello-world/path-variable/{name}"</w:t>
+      </w:r>
+      <w:r>
+        <w:rPr>
+          <w:color w:val="A9B7C6"/>
+        </w:rPr>
+        <w:t>)</w:t>
+      </w:r>
+      <w:r>
+        <w:rPr>
+          <w:color w:val="A9B7C6"/>
+        </w:rPr>
+        <w:br/>
+      </w:r>
+      <w:r>
+        <w:rPr>
+          <w:color w:val="CC7832"/>
+        </w:rPr>
+        <w:t xml:space="preserve">public </w:t>
+      </w:r>
+      <w:proofErr w:type="spellStart"/>
+      <w:r>
+        <w:rPr>
+          <w:color w:val="A9B7C6"/>
+        </w:rPr>
+        <w:t>HelloWorldBean</w:t>
+      </w:r>
+      <w:proofErr w:type="spellEnd"/>
+      <w:r>
+        <w:rPr>
+          <w:color w:val="A9B7C6"/>
+        </w:rPr>
+        <w:t xml:space="preserve"> </w:t>
+      </w:r>
+      <w:proofErr w:type="spellStart"/>
+      <w:r>
+        <w:rPr>
+          <w:color w:val="FFC66D"/>
+        </w:rPr>
+        <w:t>helloWorldPathVariable</w:t>
+      </w:r>
+      <w:proofErr w:type="spellEnd"/>
+      <w:r>
+        <w:rPr>
+          <w:color w:val="A9B7C6"/>
+        </w:rPr>
+        <w:t>(</w:t>
+      </w:r>
       <w:r>
         <w:rPr>
           <w:color w:val="BBB529"/>
         </w:rPr>
-        <w:t>GetMapping</w:t>
-      </w:r>
-      <w:r>
-        <w:rPr>
-          <w:color w:val="A9B7C6"/>
-        </w:rPr>
-        <w:t>(</w:t>
-      </w:r>
-      <w:proofErr w:type="gramEnd"/>
-      <w:r>
-        <w:rPr>
-          <w:color w:val="A9B7C6"/>
-        </w:rPr>
-        <w:t xml:space="preserve">path = </w:t>
-      </w:r>
-      <w:r>
-        <w:rPr>
-          <w:color w:val="6A8759"/>
-        </w:rPr>
-        <w:t>"/hello-world/path-variable/{name}"</w:t>
-      </w:r>
-      <w:r>
-        <w:rPr>
-          <w:color w:val="A9B7C6"/>
-        </w:rPr>
-        <w:t>)</w:t>
-      </w:r>
-      <w:r>
-        <w:rPr>
-          <w:color w:val="A9B7C6"/>
-        </w:rPr>
-        <w:br/>
-      </w:r>
-      <w:r>
-        <w:rPr>
-          <w:color w:val="CC7832"/>
-        </w:rPr>
-        <w:t xml:space="preserve">public </w:t>
-      </w:r>
-      <w:proofErr w:type="spellStart"/>
-      <w:r>
-        <w:rPr>
-          <w:color w:val="A9B7C6"/>
-        </w:rPr>
-        <w:t>HelloWorldBean</w:t>
-      </w:r>
-      <w:proofErr w:type="spellEnd"/>
-      <w:r>
-        <w:rPr>
-          <w:color w:val="A9B7C6"/>
-        </w:rPr>
-        <w:t xml:space="preserve"> </w:t>
-      </w:r>
-      <w:proofErr w:type="spellStart"/>
-      <w:proofErr w:type="gramStart"/>
-      <w:r>
-        <w:rPr>
-          <w:color w:val="FFC66D"/>
-        </w:rPr>
-        <w:t>helloWorldPathVariable</w:t>
-      </w:r>
-      <w:proofErr w:type="spellEnd"/>
-      <w:r>
-        <w:rPr>
-          <w:color w:val="A9B7C6"/>
-        </w:rPr>
-        <w:t>(</w:t>
-      </w:r>
-      <w:proofErr w:type="gramEnd"/>
-      <w:r>
-        <w:rPr>
-          <w:color w:val="BBB529"/>
-        </w:rPr>
         <w:t xml:space="preserve">@PathVariable </w:t>
       </w:r>
       <w:r>
@@ -3697,7 +3588,6 @@
         <w:t xml:space="preserve">return new </w:t>
       </w:r>
       <w:proofErr w:type="spellStart"/>
-      <w:proofErr w:type="gramStart"/>
       <w:r>
         <w:rPr>
           <w:color w:val="A9B7C6"/>
@@ -3725,7 +3615,6 @@
         </w:rPr>
         <w:t>(</w:t>
       </w:r>
-      <w:proofErr w:type="gramEnd"/>
       <w:r>
         <w:rPr>
           <w:color w:val="6A8759"/>
@@ -3872,21 +3761,113 @@
         <w:rPr>
           <w:color w:val="808080"/>
         </w:rPr>
-        <w:t>//@</w:t>
-      </w:r>
-      <w:proofErr w:type="gramStart"/>
+        <w:t>//@JsonIgnoreProperties({"field1", "field3"})</w:t>
+      </w:r>
       <w:r>
         <w:rPr>
           <w:color w:val="808080"/>
         </w:rPr>
-        <w:t>JsonIgnoreProperties(</w:t>
-      </w:r>
-      <w:proofErr w:type="gramEnd"/>
+        <w:br/>
+      </w:r>
+      <w:r>
+        <w:rPr>
+          <w:color w:val="CC7832"/>
+        </w:rPr>
+        <w:t xml:space="preserve">public class </w:t>
+      </w:r>
+      <w:proofErr w:type="spellStart"/>
+      <w:r>
+        <w:rPr>
+          <w:color w:val="A9B7C6"/>
+        </w:rPr>
+        <w:t>SomeBean</w:t>
+      </w:r>
+      <w:proofErr w:type="spellEnd"/>
+      <w:r>
+        <w:rPr>
+          <w:color w:val="A9B7C6"/>
+        </w:rPr>
+        <w:t xml:space="preserve"> {</w:t>
+      </w:r>
+      <w:r>
+        <w:rPr>
+          <w:color w:val="A9B7C6"/>
+        </w:rPr>
+        <w:br/>
+      </w:r>
+      <w:r>
+        <w:rPr>
+          <w:color w:val="A9B7C6"/>
+        </w:rPr>
+        <w:br/>
+        <w:t xml:space="preserve">    </w:t>
+      </w:r>
+      <w:r>
+        <w:rPr>
+          <w:color w:val="BBB529"/>
+        </w:rPr>
+        <w:t>@JsonView</w:t>
+      </w:r>
+      <w:r>
+        <w:rPr>
+          <w:color w:val="A9B7C6"/>
+        </w:rPr>
+        <w:t>(View.View1.</w:t>
+      </w:r>
+      <w:r>
+        <w:rPr>
+          <w:color w:val="CC7832"/>
+        </w:rPr>
+        <w:t>class</w:t>
+      </w:r>
+      <w:r>
+        <w:rPr>
+          <w:color w:val="A9B7C6"/>
+        </w:rPr>
+        <w:t>)</w:t>
+      </w:r>
+      <w:r>
+        <w:rPr>
+          <w:color w:val="A9B7C6"/>
+        </w:rPr>
+        <w:br/>
+        <w:t xml:space="preserve">    </w:t>
+      </w:r>
+      <w:r>
+        <w:rPr>
+          <w:color w:val="CC7832"/>
+        </w:rPr>
+        <w:t xml:space="preserve">private </w:t>
+      </w:r>
+      <w:r>
+        <w:rPr>
+          <w:color w:val="A9B7C6"/>
+        </w:rPr>
+        <w:t xml:space="preserve">String </w:t>
+      </w:r>
+      <w:r>
+        <w:rPr>
+          <w:color w:val="9876AA"/>
+        </w:rPr>
+        <w:t>field1</w:t>
+      </w:r>
+      <w:r>
+        <w:rPr>
+          <w:color w:val="CC7832"/>
+        </w:rPr>
+        <w:t>;</w:t>
+      </w:r>
+      <w:r>
+        <w:rPr>
+          <w:color w:val="CC7832"/>
+        </w:rPr>
+        <w:br/>
+      </w:r>
       <w:r>
         <w:rPr>
           <w:color w:val="808080"/>
         </w:rPr>
-        <w:t>{"field1", "field3"})</w:t>
+        <w:t>//    @JsonIgnore</w:t>
       </w:r>
       <w:r>
         <w:rPr>
@@ -3896,62 +3877,96 @@
       </w:r>
       <w:r>
         <w:rPr>
-          <w:color w:val="CC7832"/>
-        </w:rPr>
-        <w:t xml:space="preserve">public class </w:t>
-      </w:r>
-      <w:proofErr w:type="spellStart"/>
-      <w:r>
-        <w:rPr>
-          <w:color w:val="A9B7C6"/>
-        </w:rPr>
-        <w:t>SomeBean</w:t>
-      </w:r>
-      <w:proofErr w:type="spellEnd"/>
-      <w:r>
-        <w:rPr>
-          <w:color w:val="A9B7C6"/>
-        </w:rPr>
-        <w:t xml:space="preserve"> {</w:t>
-      </w:r>
-      <w:r>
-        <w:rPr>
-          <w:color w:val="A9B7C6"/>
-        </w:rPr>
-        <w:br/>
-      </w:r>
-      <w:r>
-        <w:rPr>
-          <w:color w:val="A9B7C6"/>
-        </w:rPr>
-        <w:br/>
+          <w:color w:val="808080"/>
+        </w:rPr>
+        <w:lastRenderedPageBreak/>
         <w:t xml:space="preserve">    </w:t>
       </w:r>
       <w:r>
         <w:rPr>
           <w:color w:val="BBB529"/>
         </w:rPr>
-        <w:t>@</w:t>
-      </w:r>
-      <w:proofErr w:type="gramStart"/>
+        <w:t>@JsonView</w:t>
+      </w:r>
+      <w:r>
+        <w:rPr>
+          <w:color w:val="A9B7C6"/>
+        </w:rPr>
+        <w:t>(View.View2.</w:t>
+      </w:r>
+      <w:r>
+        <w:rPr>
+          <w:color w:val="CC7832"/>
+        </w:rPr>
+        <w:t>class</w:t>
+      </w:r>
+      <w:r>
+        <w:rPr>
+          <w:color w:val="A9B7C6"/>
+        </w:rPr>
+        <w:t>)</w:t>
+      </w:r>
+      <w:r>
+        <w:rPr>
+          <w:color w:val="A9B7C6"/>
+        </w:rPr>
+        <w:br/>
+        <w:t xml:space="preserve">    </w:t>
+      </w:r>
+      <w:r>
+        <w:rPr>
+          <w:color w:val="CC7832"/>
+        </w:rPr>
+        <w:t xml:space="preserve">private </w:t>
+      </w:r>
+      <w:r>
+        <w:rPr>
+          <w:color w:val="A9B7C6"/>
+        </w:rPr>
+        <w:t xml:space="preserve">String </w:t>
+      </w:r>
+      <w:r>
+        <w:rPr>
+          <w:color w:val="9876AA"/>
+        </w:rPr>
+        <w:t>field2</w:t>
+      </w:r>
+      <w:r>
+        <w:rPr>
+          <w:color w:val="CC7832"/>
+        </w:rPr>
+        <w:t>;</w:t>
+      </w:r>
+      <w:r>
+        <w:rPr>
+          <w:color w:val="CC7832"/>
+        </w:rPr>
+        <w:br/>
+        <w:t xml:space="preserve">    </w:t>
+      </w:r>
       <w:r>
         <w:rPr>
           <w:color w:val="BBB529"/>
         </w:rPr>
-        <w:t>JsonView</w:t>
-      </w:r>
-      <w:r>
-        <w:rPr>
-          <w:color w:val="A9B7C6"/>
-        </w:rPr>
-        <w:t>(</w:t>
-      </w:r>
-      <w:proofErr w:type="gramEnd"/>
-      <w:r>
-        <w:rPr>
-          <w:color w:val="A9B7C6"/>
-        </w:rPr>
-        <w:t>View.View1.</w:t>
+        <w:t>@JsonView</w:t>
+      </w:r>
+      <w:r>
+        <w:rPr>
+          <w:color w:val="A9B7C6"/>
+        </w:rPr>
+        <w:t>({View.View1.</w:t>
+      </w:r>
+      <w:r>
+        <w:rPr>
+          <w:color w:val="CC7832"/>
+        </w:rPr>
+        <w:t xml:space="preserve">class, </w:t>
+      </w:r>
+      <w:r>
+        <w:rPr>
+          <w:color w:val="A9B7C6"/>
+        </w:rPr>
+        <w:t>View.View2.</w:t>
       </w:r>
       <w:r>
         <w:rPr>
@@ -3963,7 +3978,7 @@
         <w:rPr>
           <w:color w:val="A9B7C6"/>
         </w:rPr>
-        <w:t>)</w:t>
+        <w:t>})</w:t>
       </w:r>
       <w:r>
         <w:rPr>
@@ -3988,7 +4003,7 @@
         <w:rPr>
           <w:color w:val="9876AA"/>
         </w:rPr>
-        <w:t>field1</w:t>
+        <w:t>field3</w:t>
       </w:r>
       <w:r>
         <w:rPr>
@@ -4001,70 +4016,7 @@
           <w:color w:val="CC7832"/>
         </w:rPr>
         <w:br/>
-      </w:r>
-      <w:r>
-        <w:rPr>
-          <w:color w:val="808080"/>
-        </w:rPr>
-        <w:t>//    @JsonIgnore</w:t>
-      </w:r>
-      <w:r>
-        <w:rPr>
-          <w:color w:val="808080"/>
-        </w:rPr>
-        <w:br/>
-        <w:t xml:space="preserve">    </w:t>
-      </w:r>
-      <w:r>
-        <w:rPr>
-          <w:color w:val="BBB529"/>
-        </w:rPr>
-        <w:t>@</w:t>
-      </w:r>
-      <w:proofErr w:type="gramStart"/>
-      <w:r>
-        <w:rPr>
-          <w:color w:val="BBB529"/>
-        </w:rPr>
-        <w:t>JsonView</w:t>
-      </w:r>
-      <w:r>
-        <w:rPr>
-          <w:color w:val="A9B7C6"/>
-        </w:rPr>
-        <w:t>(</w:t>
-      </w:r>
-      <w:proofErr w:type="gramEnd"/>
-      <w:r>
-        <w:rPr>
-          <w:color w:val="A9B7C6"/>
-        </w:rPr>
-        <w:t>View.View2.</w:t>
-      </w:r>
-      <w:r>
-        <w:rPr>
-          <w:color w:val="CC7832"/>
-        </w:rPr>
-        <w:t>class</w:t>
-      </w:r>
-      <w:r>
-        <w:rPr>
-          <w:color w:val="A9B7C6"/>
-        </w:rPr>
-        <w:t>)</w:t>
-      </w:r>
-      <w:r>
-        <w:rPr>
-          <w:color w:val="A9B7C6"/>
-        </w:rPr>
-        <w:br/>
-        <w:t xml:space="preserve">    </w:t>
-      </w:r>
-      <w:r>
-        <w:rPr>
-          <w:color w:val="CC7832"/>
-        </w:rPr>
-        <w:t xml:space="preserve">private </w:t>
+        <w:t xml:space="preserve">    private </w:t>
       </w:r>
       <w:r>
         <w:rPr>
@@ -4076,7 +4028,7 @@
         <w:rPr>
           <w:color w:val="9876AA"/>
         </w:rPr>
-        <w:t>field2</w:t>
+        <w:t>field4</w:t>
       </w:r>
       <w:r>
         <w:rPr>
@@ -4084,121 +4036,6 @@
         </w:rPr>
         <w:t>;</w:t>
       </w:r>
-      <w:r>
-        <w:rPr>
-          <w:color w:val="CC7832"/>
-        </w:rPr>
-        <w:br/>
-        <w:t xml:space="preserve">    </w:t>
-      </w:r>
-      <w:r>
-        <w:rPr>
-          <w:color w:val="BBB529"/>
-        </w:rPr>
-        <w:t>@</w:t>
-      </w:r>
-      <w:proofErr w:type="gramStart"/>
-      <w:r>
-        <w:rPr>
-          <w:color w:val="BBB529"/>
-        </w:rPr>
-        <w:t>JsonView</w:t>
-      </w:r>
-      <w:r>
-        <w:rPr>
-          <w:color w:val="A9B7C6"/>
-        </w:rPr>
-        <w:t>(</w:t>
-      </w:r>
-      <w:proofErr w:type="gramEnd"/>
-      <w:r>
-        <w:rPr>
-          <w:color w:val="A9B7C6"/>
-        </w:rPr>
-        <w:t>{View.View1.</w:t>
-      </w:r>
-      <w:r>
-        <w:rPr>
-          <w:color w:val="CC7832"/>
-        </w:rPr>
-        <w:t xml:space="preserve">class, </w:t>
-      </w:r>
-      <w:r>
-        <w:rPr>
-          <w:color w:val="A9B7C6"/>
-        </w:rPr>
-        <w:t>View.View2.</w:t>
-      </w:r>
-      <w:r>
-        <w:rPr>
-          <w:color w:val="CC7832"/>
-        </w:rPr>
-        <w:t>class</w:t>
-      </w:r>
-      <w:r>
-        <w:rPr>
-          <w:color w:val="A9B7C6"/>
-        </w:rPr>
-        <w:t>})</w:t>
-      </w:r>
-      <w:r>
-        <w:rPr>
-          <w:color w:val="A9B7C6"/>
-        </w:rPr>
-        <w:br/>
-        <w:t xml:space="preserve">    </w:t>
-      </w:r>
-      <w:r>
-        <w:rPr>
-          <w:color w:val="CC7832"/>
-        </w:rPr>
-        <w:t xml:space="preserve">private </w:t>
-      </w:r>
-      <w:r>
-        <w:rPr>
-          <w:color w:val="A9B7C6"/>
-        </w:rPr>
-        <w:t xml:space="preserve">String </w:t>
-      </w:r>
-      <w:r>
-        <w:rPr>
-          <w:color w:val="9876AA"/>
-        </w:rPr>
-        <w:t>field3</w:t>
-      </w:r>
-      <w:r>
-        <w:rPr>
-          <w:color w:val="CC7832"/>
-        </w:rPr>
-        <w:t>;</w:t>
-      </w:r>
-      <w:r>
-        <w:rPr>
-          <w:color w:val="CC7832"/>
-        </w:rPr>
-        <w:br/>
-        <w:t xml:space="preserve">    private </w:t>
-      </w:r>
-      <w:r>
-        <w:rPr>
-          <w:color w:val="A9B7C6"/>
-        </w:rPr>
-        <w:t xml:space="preserve">String </w:t>
-      </w:r>
-      <w:proofErr w:type="gramStart"/>
-      <w:r>
-        <w:rPr>
-          <w:color w:val="9876AA"/>
-        </w:rPr>
-        <w:t>field4</w:t>
-      </w:r>
-      <w:r>
-        <w:rPr>
-          <w:color w:val="CC7832"/>
-        </w:rPr>
-        <w:t>;</w:t>
-      </w:r>
-      <w:proofErr w:type="gramEnd"/>
     </w:p>
     <w:p>
       <w:pPr>
@@ -4252,117 +4089,93 @@
         <w:rPr>
           <w:color w:val="BBB529"/>
         </w:rPr>
-        <w:t>@</w:t>
-      </w:r>
-      <w:proofErr w:type="gramStart"/>
-      <w:r>
-        <w:rPr>
-          <w:color w:val="BBB529"/>
-        </w:rPr>
-        <w:t>JsonView</w:t>
-      </w:r>
+        <w:t>@JsonView</w:t>
+      </w:r>
+      <w:r>
+        <w:rPr>
+          <w:color w:val="A9B7C6"/>
+        </w:rPr>
+        <w:t>(View.View1.</w:t>
+      </w:r>
+      <w:r>
+        <w:rPr>
+          <w:color w:val="CC7832"/>
+        </w:rPr>
+        <w:t>class</w:t>
+      </w:r>
+      <w:r>
+        <w:rPr>
+          <w:color w:val="A9B7C6"/>
+        </w:rPr>
+        <w:t>)</w:t>
+      </w:r>
+      <w:r>
+        <w:rPr>
+          <w:color w:val="A9B7C6"/>
+        </w:rPr>
+        <w:br/>
+      </w:r>
+      <w:r>
+        <w:rPr>
+          <w:color w:val="CC7832"/>
+        </w:rPr>
+        <w:t xml:space="preserve">public </w:t>
+      </w:r>
+      <w:proofErr w:type="spellStart"/>
+      <w:r>
+        <w:rPr>
+          <w:color w:val="A9B7C6"/>
+        </w:rPr>
+        <w:t>SomeBean</w:t>
+      </w:r>
+      <w:proofErr w:type="spellEnd"/>
+      <w:r>
+        <w:rPr>
+          <w:color w:val="A9B7C6"/>
+        </w:rPr>
+        <w:t xml:space="preserve"> </w:t>
+      </w:r>
+      <w:proofErr w:type="spellStart"/>
+      <w:r>
+        <w:rPr>
+          <w:color w:val="FFC66D"/>
+        </w:rPr>
+        <w:t>filteringWithView</w:t>
+      </w:r>
+      <w:proofErr w:type="spellEnd"/>
+      <w:r>
+        <w:rPr>
+          <w:color w:val="A9B7C6"/>
+        </w:rPr>
+        <w:t>() {</w:t>
+      </w:r>
+      <w:r>
+        <w:rPr>
+          <w:color w:val="A9B7C6"/>
+        </w:rPr>
+        <w:br/>
+        <w:t xml:space="preserve">    </w:t>
+      </w:r>
+      <w:r>
+        <w:rPr>
+          <w:color w:val="CC7832"/>
+        </w:rPr>
+        <w:t xml:space="preserve">return new </w:t>
+      </w:r>
+      <w:proofErr w:type="spellStart"/>
+      <w:r>
+        <w:rPr>
+          <w:color w:val="A9B7C6"/>
+        </w:rPr>
+        <w:t>SomeBean</w:t>
+      </w:r>
+      <w:proofErr w:type="spellEnd"/>
       <w:r>
         <w:rPr>
           <w:color w:val="A9B7C6"/>
         </w:rPr>
         <w:t>(</w:t>
       </w:r>
-      <w:proofErr w:type="gramEnd"/>
-      <w:r>
-        <w:rPr>
-          <w:color w:val="A9B7C6"/>
-        </w:rPr>
-        <w:t>View.View1.</w:t>
-      </w:r>
-      <w:r>
-        <w:rPr>
-          <w:color w:val="CC7832"/>
-        </w:rPr>
-        <w:t>class</w:t>
-      </w:r>
-      <w:r>
-        <w:rPr>
-          <w:color w:val="A9B7C6"/>
-        </w:rPr>
-        <w:t>)</w:t>
-      </w:r>
-      <w:r>
-        <w:rPr>
-          <w:color w:val="A9B7C6"/>
-        </w:rPr>
-        <w:br/>
-      </w:r>
-      <w:r>
-        <w:rPr>
-          <w:color w:val="CC7832"/>
-        </w:rPr>
-        <w:t xml:space="preserve">public </w:t>
-      </w:r>
-      <w:proofErr w:type="spellStart"/>
-      <w:r>
-        <w:rPr>
-          <w:color w:val="A9B7C6"/>
-        </w:rPr>
-        <w:t>SomeBean</w:t>
-      </w:r>
-      <w:proofErr w:type="spellEnd"/>
-      <w:r>
-        <w:rPr>
-          <w:color w:val="A9B7C6"/>
-        </w:rPr>
-        <w:t xml:space="preserve"> </w:t>
-      </w:r>
-      <w:proofErr w:type="spellStart"/>
-      <w:proofErr w:type="gramStart"/>
-      <w:r>
-        <w:rPr>
-          <w:color w:val="FFC66D"/>
-        </w:rPr>
-        <w:t>filteringWithView</w:t>
-      </w:r>
-      <w:proofErr w:type="spellEnd"/>
-      <w:r>
-        <w:rPr>
-          <w:color w:val="A9B7C6"/>
-        </w:rPr>
-        <w:t>(</w:t>
-      </w:r>
-      <w:proofErr w:type="gramEnd"/>
-      <w:r>
-        <w:rPr>
-          <w:color w:val="A9B7C6"/>
-        </w:rPr>
-        <w:t>) {</w:t>
-      </w:r>
-      <w:r>
-        <w:rPr>
-          <w:color w:val="A9B7C6"/>
-        </w:rPr>
-        <w:br/>
-        <w:t xml:space="preserve">    </w:t>
-      </w:r>
-      <w:r>
-        <w:rPr>
-          <w:color w:val="CC7832"/>
-        </w:rPr>
-        <w:t xml:space="preserve">return new </w:t>
-      </w:r>
-      <w:proofErr w:type="spellStart"/>
-      <w:proofErr w:type="gramStart"/>
-      <w:r>
-        <w:rPr>
-          <w:color w:val="A9B7C6"/>
-        </w:rPr>
-        <w:t>SomeBean</w:t>
-      </w:r>
-      <w:proofErr w:type="spellEnd"/>
-      <w:r>
-        <w:rPr>
-          <w:color w:val="A9B7C6"/>
-        </w:rPr>
-        <w:t>(</w:t>
-      </w:r>
-      <w:proofErr w:type="gramEnd"/>
       <w:r>
         <w:rPr>
           <w:color w:val="6A8759"/>
@@ -4482,27 +4295,13 @@
         <w:rPr>
           <w:color w:val="BBB529"/>
         </w:rPr>
-        <w:t>@</w:t>
-      </w:r>
-      <w:proofErr w:type="gramStart"/>
-      <w:r>
-        <w:rPr>
-          <w:color w:val="BBB529"/>
-        </w:rPr>
-        <w:t>JsonView</w:t>
-      </w:r>
-      <w:r>
-        <w:rPr>
-          <w:color w:val="A9B7C6"/>
-        </w:rPr>
-        <w:t>(</w:t>
-      </w:r>
-      <w:proofErr w:type="gramEnd"/>
-      <w:r>
-        <w:rPr>
-          <w:color w:val="A9B7C6"/>
-        </w:rPr>
-        <w:t>View.View2.</w:t>
+        <w:t>@JsonView</w:t>
+      </w:r>
+      <w:r>
+        <w:rPr>
+          <w:color w:val="A9B7C6"/>
+        </w:rPr>
+        <w:t>(View.View2.</w:t>
       </w:r>
       <w:r>
         <w:rPr>
@@ -4538,7 +4337,6 @@
         <w:t xml:space="preserve">&gt; </w:t>
       </w:r>
       <w:proofErr w:type="spellStart"/>
-      <w:proofErr w:type="gramStart"/>
       <w:r>
         <w:rPr>
           <w:color w:val="FFC66D"/>
@@ -4550,14 +4348,7 @@
         <w:rPr>
           <w:color w:val="A9B7C6"/>
         </w:rPr>
-        <w:t>(</w:t>
-      </w:r>
-      <w:proofErr w:type="gramEnd"/>
-      <w:r>
-        <w:rPr>
-          <w:color w:val="A9B7C6"/>
-        </w:rPr>
-        <w:t>) {</w:t>
+        <w:t>() {</w:t>
       </w:r>
       <w:r>
         <w:rPr>
@@ -4601,7 +4392,6 @@
         <w:t xml:space="preserve">new </w:t>
       </w:r>
       <w:proofErr w:type="spellStart"/>
-      <w:proofErr w:type="gramStart"/>
       <w:r>
         <w:rPr>
           <w:color w:val="A9B7C6"/>
@@ -4615,7 +4405,6 @@
         </w:rPr>
         <w:t>(</w:t>
       </w:r>
-      <w:proofErr w:type="gramEnd"/>
       <w:r>
         <w:rPr>
           <w:color w:val="6A8759"/>
@@ -4678,7 +4467,6 @@
         <w:t xml:space="preserve">            new </w:t>
       </w:r>
       <w:proofErr w:type="spellStart"/>
-      <w:proofErr w:type="gramStart"/>
       <w:r>
         <w:rPr>
           <w:color w:val="A9B7C6"/>
@@ -4692,7 +4480,6 @@
         </w:rPr>
         <w:t>(</w:t>
       </w:r>
-      <w:proofErr w:type="gramEnd"/>
       <w:r>
         <w:rPr>
           <w:color w:val="6A8759"/>
@@ -5077,7 +4864,6 @@
         <w:t xml:space="preserve">    public </w:t>
       </w:r>
       <w:proofErr w:type="spellStart"/>
-      <w:proofErr w:type="gramStart"/>
       <w:r>
         <w:rPr>
           <w:color w:val="FFC66D"/>
@@ -5092,7 +4878,6 @@
         <w:t>(</w:t>
       </w:r>
       <w:proofErr w:type="spellStart"/>
-      <w:proofErr w:type="gramEnd"/>
       <w:r>
         <w:rPr>
           <w:color w:val="A9B7C6"/>
@@ -5162,7 +4947,6 @@
         <w:t xml:space="preserve">        </w:t>
       </w:r>
       <w:proofErr w:type="spellStart"/>
-      <w:proofErr w:type="gramStart"/>
       <w:r>
         <w:rPr>
           <w:color w:val="CC7832"/>
@@ -5182,7 +4966,6 @@
         <w:t>userRepository</w:t>
       </w:r>
       <w:proofErr w:type="spellEnd"/>
-      <w:proofErr w:type="gramEnd"/>
       <w:r>
         <w:rPr>
           <w:color w:val="9876AA"/>
@@ -5217,7 +5000,6 @@
         <w:t xml:space="preserve">        </w:t>
       </w:r>
       <w:proofErr w:type="spellStart"/>
-      <w:proofErr w:type="gramStart"/>
       <w:r>
         <w:rPr>
           <w:color w:val="CC7832"/>
@@ -5237,7 +5019,6 @@
         <w:t>postRepository</w:t>
       </w:r>
       <w:proofErr w:type="spellEnd"/>
-      <w:proofErr w:type="gramEnd"/>
       <w:r>
         <w:rPr>
           <w:color w:val="9876AA"/>
@@ -5269,14 +5050,7 @@
           <w:color w:val="CC7832"/>
         </w:rPr>
         <w:br/>
-        <w:t xml:space="preserve">  </w:t>
-      </w:r>
-      <w:proofErr w:type="gramStart"/>
-      <w:r>
-        <w:rPr>
-          <w:color w:val="CC7832"/>
-        </w:rPr>
-        <w:t xml:space="preserve">  </w:t>
+        <w:t xml:space="preserve">    </w:t>
       </w:r>
       <w:r>
         <w:rPr>
@@ -5284,7 +5058,6 @@
         </w:rPr>
         <w:t>}</w:t>
       </w:r>
-      <w:proofErr w:type="gramEnd"/>
     </w:p>
     <w:p>
       <w:pPr>
@@ -5292,13 +5065,8 @@
           <w:tab w:val="left" w:pos="1832"/>
         </w:tabs>
       </w:pPr>
-      <w:proofErr w:type="gramStart"/>
-      <w:r>
-        <w:t>So</w:t>
-      </w:r>
-      <w:proofErr w:type="gramEnd"/>
-      <w:r>
-        <w:t xml:space="preserve"> it’s a rest controller, no surprise here. It has a single constructor shown above, therefore its arguments get </w:t>
+      <w:r>
+        <w:t xml:space="preserve">So it’s a rest controller, no surprise here. It has a single constructor shown above, therefore its arguments get </w:t>
       </w:r>
       <w:proofErr w:type="spellStart"/>
       <w:r>
@@ -5306,15 +5074,7 @@
       </w:r>
       <w:proofErr w:type="spellEnd"/>
       <w:r>
-        <w:t xml:space="preserve"> (</w:t>
-      </w:r>
-      <w:proofErr w:type="gramStart"/>
-      <w:r>
-        <w:t>as long as</w:t>
-      </w:r>
-      <w:proofErr w:type="gramEnd"/>
-      <w:r>
-        <w:t xml:space="preserve"> </w:t>
+        <w:t xml:space="preserve"> (as long as </w:t>
       </w:r>
       <w:proofErr w:type="spellStart"/>
       <w:r>
@@ -5355,27 +5115,14 @@
         <w:rPr>
           <w:color w:val="BBB529"/>
         </w:rPr>
-        <w:t>@</w:t>
-      </w:r>
-      <w:proofErr w:type="gramStart"/>
-      <w:r>
-        <w:rPr>
-          <w:color w:val="BBB529"/>
-        </w:rPr>
-        <w:t>GetMapping</w:t>
-      </w:r>
-      <w:r>
-        <w:rPr>
-          <w:color w:val="A9B7C6"/>
-        </w:rPr>
-        <w:t>(</w:t>
-      </w:r>
-      <w:proofErr w:type="gramEnd"/>
-      <w:r>
-        <w:rPr>
-          <w:color w:val="A9B7C6"/>
-        </w:rPr>
-        <w:t xml:space="preserve">path = </w:t>
+        <w:lastRenderedPageBreak/>
+        <w:t>@GetMapping</w:t>
+      </w:r>
+      <w:r>
+        <w:rPr>
+          <w:color w:val="A9B7C6"/>
+        </w:rPr>
+        <w:t xml:space="preserve">(path = </w:t>
       </w:r>
       <w:r>
         <w:rPr>
@@ -5422,7 +5169,6 @@
         <w:t xml:space="preserve">List&lt;User&gt; </w:t>
       </w:r>
       <w:proofErr w:type="spellStart"/>
-      <w:proofErr w:type="gramStart"/>
       <w:r>
         <w:rPr>
           <w:color w:val="FFC66D"/>
@@ -5434,14 +5180,7 @@
         <w:rPr>
           <w:color w:val="A9B7C6"/>
         </w:rPr>
-        <w:t>(</w:t>
-      </w:r>
-      <w:proofErr w:type="gramEnd"/>
-      <w:r>
-        <w:rPr>
-          <w:color w:val="A9B7C6"/>
-        </w:rPr>
-        <w:t>) {</w:t>
+        <w:t>() {</w:t>
       </w:r>
       <w:r>
         <w:rPr>
@@ -5457,7 +5196,6 @@
         <w:t xml:space="preserve">return </w:t>
       </w:r>
       <w:proofErr w:type="spellStart"/>
-      <w:proofErr w:type="gramStart"/>
       <w:r>
         <w:rPr>
           <w:color w:val="CC7832"/>
@@ -5483,7 +5221,6 @@
         <w:t>.findAll</w:t>
       </w:r>
       <w:proofErr w:type="spellEnd"/>
-      <w:proofErr w:type="gramEnd"/>
       <w:r>
         <w:rPr>
           <w:color w:val="A9B7C6"/>
@@ -5531,14 +5268,137 @@
         <w:rPr>
           <w:color w:val="BBB529"/>
         </w:rPr>
-        <w:t>@</w:t>
-      </w:r>
-      <w:proofErr w:type="gramStart"/>
+        <w:t>@GetMapping</w:t>
+      </w:r>
+      <w:r>
+        <w:rPr>
+          <w:color w:val="A9B7C6"/>
+        </w:rPr>
+        <w:t xml:space="preserve">(path = </w:t>
+      </w:r>
+      <w:r>
+        <w:rPr>
+          <w:color w:val="6A8759"/>
+        </w:rPr>
+        <w:t>"/</w:t>
+      </w:r>
+      <w:proofErr w:type="spellStart"/>
+      <w:r>
+        <w:rPr>
+          <w:color w:val="6A8759"/>
+        </w:rPr>
+        <w:t>jpa</w:t>
+      </w:r>
+      <w:proofErr w:type="spellEnd"/>
+      <w:r>
+        <w:rPr>
+          <w:color w:val="6A8759"/>
+        </w:rPr>
+        <w:t>/users/{id}"</w:t>
+      </w:r>
+      <w:r>
+        <w:rPr>
+          <w:color w:val="A9B7C6"/>
+        </w:rPr>
+        <w:t>)</w:t>
+      </w:r>
+      <w:r>
+        <w:rPr>
+          <w:color w:val="A9B7C6"/>
+        </w:rPr>
+        <w:br/>
+      </w:r>
+      <w:r>
+        <w:rPr>
+          <w:color w:val="CC7832"/>
+        </w:rPr>
+        <w:t xml:space="preserve">public </w:t>
+      </w:r>
+      <w:proofErr w:type="spellStart"/>
+      <w:r>
+        <w:rPr>
+          <w:color w:val="A9B7C6"/>
+        </w:rPr>
+        <w:t>EntityModel</w:t>
+      </w:r>
+      <w:proofErr w:type="spellEnd"/>
+      <w:r>
+        <w:rPr>
+          <w:color w:val="A9B7C6"/>
+        </w:rPr>
+        <w:t xml:space="preserve">&lt;User&gt; </w:t>
+      </w:r>
+      <w:proofErr w:type="spellStart"/>
+      <w:r>
+        <w:rPr>
+          <w:color w:val="FFC66D"/>
+        </w:rPr>
+        <w:t>retrieveUser</w:t>
+      </w:r>
+      <w:proofErr w:type="spellEnd"/>
+      <w:r>
+        <w:rPr>
+          <w:color w:val="A9B7C6"/>
+        </w:rPr>
+        <w:t>(</w:t>
+      </w:r>
       <w:r>
         <w:rPr>
           <w:color w:val="BBB529"/>
         </w:rPr>
-        <w:t>GetMapping</w:t>
+        <w:t xml:space="preserve">@PathVariable </w:t>
+      </w:r>
+      <w:r>
+        <w:rPr>
+          <w:color w:val="CC7832"/>
+        </w:rPr>
+        <w:t xml:space="preserve">int </w:t>
+      </w:r>
+      <w:r>
+        <w:rPr>
+          <w:color w:val="A9B7C6"/>
+        </w:rPr>
+        <w:t>id) {</w:t>
+      </w:r>
+      <w:r>
+        <w:rPr>
+          <w:color w:val="A9B7C6"/>
+        </w:rPr>
+        <w:br/>
+        <w:t xml:space="preserve">    Optional&lt;User&gt; user = </w:t>
+      </w:r>
+      <w:proofErr w:type="spellStart"/>
+      <w:r>
+        <w:rPr>
+          <w:color w:val="9876AA"/>
+        </w:rPr>
+        <w:t>userRepository</w:t>
+      </w:r>
+      <w:r>
+        <w:rPr>
+          <w:color w:val="A9B7C6"/>
+        </w:rPr>
+        <w:t>.findById</w:t>
+      </w:r>
+      <w:proofErr w:type="spellEnd"/>
+      <w:r>
+        <w:rPr>
+          <w:color w:val="A9B7C6"/>
+        </w:rPr>
+        <w:t>(id)</w:t>
+      </w:r>
+      <w:r>
+        <w:rPr>
+          <w:color w:val="CC7832"/>
+        </w:rPr>
+        <w:t>;</w:t>
+      </w:r>
+      <w:r>
+        <w:rPr>
+          <w:color w:val="CC7832"/>
+        </w:rPr>
+        <w:br/>
+        <w:t xml:space="preserve">    if </w:t>
       </w:r>
       <w:r>
         <w:rPr>
@@ -5546,125 +5406,58 @@
         </w:rPr>
         <w:t>(</w:t>
       </w:r>
-      <w:proofErr w:type="gramEnd"/>
-      <w:r>
-        <w:rPr>
-          <w:color w:val="A9B7C6"/>
-        </w:rPr>
-        <w:t xml:space="preserve">path = </w:t>
+      <w:proofErr w:type="spellStart"/>
+      <w:r>
+        <w:rPr>
+          <w:color w:val="A9B7C6"/>
+        </w:rPr>
+        <w:t>user.isEmpty</w:t>
+      </w:r>
+      <w:proofErr w:type="spellEnd"/>
+      <w:r>
+        <w:rPr>
+          <w:color w:val="A9B7C6"/>
+        </w:rPr>
+        <w:t>()) {</w:t>
+      </w:r>
+      <w:r>
+        <w:rPr>
+          <w:color w:val="A9B7C6"/>
+        </w:rPr>
+        <w:br/>
+        <w:t xml:space="preserve">        </w:t>
+      </w:r>
+      <w:r>
+        <w:rPr>
+          <w:color w:val="CC7832"/>
+        </w:rPr>
+        <w:t xml:space="preserve">throw new </w:t>
+      </w:r>
+      <w:proofErr w:type="spellStart"/>
+      <w:r>
+        <w:rPr>
+          <w:color w:val="A9B7C6"/>
+        </w:rPr>
+        <w:t>UserNotFoundException</w:t>
+      </w:r>
+      <w:proofErr w:type="spellEnd"/>
+      <w:r>
+        <w:rPr>
+          <w:color w:val="A9B7C6"/>
+        </w:rPr>
+        <w:t>(</w:t>
       </w:r>
       <w:r>
         <w:rPr>
           <w:color w:val="6A8759"/>
         </w:rPr>
-        <w:t>"/</w:t>
-      </w:r>
-      <w:proofErr w:type="spellStart"/>
-      <w:r>
-        <w:rPr>
-          <w:color w:val="6A8759"/>
-        </w:rPr>
-        <w:t>jpa</w:t>
-      </w:r>
-      <w:proofErr w:type="spellEnd"/>
-      <w:r>
-        <w:rPr>
-          <w:color w:val="6A8759"/>
-        </w:rPr>
-        <w:t>/users/{id}"</w:t>
-      </w:r>
-      <w:r>
-        <w:rPr>
-          <w:color w:val="A9B7C6"/>
-        </w:rPr>
-        <w:t>)</w:t>
-      </w:r>
-      <w:r>
-        <w:rPr>
-          <w:color w:val="A9B7C6"/>
-        </w:rPr>
-        <w:br/>
-      </w:r>
-      <w:r>
-        <w:rPr>
-          <w:color w:val="CC7832"/>
-        </w:rPr>
-        <w:t xml:space="preserve">public </w:t>
-      </w:r>
-      <w:proofErr w:type="spellStart"/>
-      <w:r>
-        <w:rPr>
-          <w:color w:val="A9B7C6"/>
-        </w:rPr>
-        <w:t>EntityModel</w:t>
-      </w:r>
-      <w:proofErr w:type="spellEnd"/>
-      <w:r>
-        <w:rPr>
-          <w:color w:val="A9B7C6"/>
-        </w:rPr>
-        <w:t xml:space="preserve">&lt;User&gt; </w:t>
-      </w:r>
-      <w:proofErr w:type="spellStart"/>
-      <w:proofErr w:type="gramStart"/>
-      <w:r>
-        <w:rPr>
-          <w:color w:val="FFC66D"/>
-        </w:rPr>
-        <w:t>retrieveUser</w:t>
-      </w:r>
-      <w:proofErr w:type="spellEnd"/>
-      <w:r>
-        <w:rPr>
-          <w:color w:val="A9B7C6"/>
-        </w:rPr>
-        <w:t>(</w:t>
-      </w:r>
-      <w:proofErr w:type="gramEnd"/>
-      <w:r>
-        <w:rPr>
-          <w:color w:val="BBB529"/>
-        </w:rPr>
-        <w:t xml:space="preserve">@PathVariable </w:t>
-      </w:r>
-      <w:r>
-        <w:rPr>
-          <w:color w:val="CC7832"/>
-        </w:rPr>
-        <w:t xml:space="preserve">int </w:t>
-      </w:r>
-      <w:r>
-        <w:rPr>
-          <w:color w:val="A9B7C6"/>
-        </w:rPr>
-        <w:t>id) {</w:t>
-      </w:r>
-      <w:r>
-        <w:rPr>
-          <w:color w:val="A9B7C6"/>
-        </w:rPr>
-        <w:br/>
-        <w:t xml:space="preserve">    Optional&lt;User&gt; user = </w:t>
-      </w:r>
-      <w:proofErr w:type="spellStart"/>
-      <w:r>
-        <w:rPr>
-          <w:color w:val="9876AA"/>
-        </w:rPr>
-        <w:t>userRepository</w:t>
-      </w:r>
-      <w:r>
-        <w:rPr>
-          <w:color w:val="A9B7C6"/>
-        </w:rPr>
-        <w:t>.findById</w:t>
-      </w:r>
-      <w:proofErr w:type="spellEnd"/>
-      <w:r>
-        <w:rPr>
-          <w:color w:val="A9B7C6"/>
-        </w:rPr>
-        <w:t>(id)</w:t>
+        <w:t>"id: "</w:t>
+      </w:r>
+      <w:r>
+        <w:rPr>
+          <w:color w:val="A9B7C6"/>
+        </w:rPr>
+        <w:t>+id)</w:t>
       </w:r>
       <w:r>
         <w:rPr>
@@ -5677,90 +5470,7 @@
           <w:color w:val="CC7832"/>
         </w:rPr>
         <w:br/>
-        <w:t xml:space="preserve">    if </w:t>
-      </w:r>
-      <w:r>
-        <w:rPr>
-          <w:color w:val="A9B7C6"/>
-        </w:rPr>
-        <w:t>(</w:t>
-      </w:r>
-      <w:proofErr w:type="spellStart"/>
-      <w:proofErr w:type="gramStart"/>
-      <w:r>
-        <w:rPr>
-          <w:color w:val="A9B7C6"/>
-        </w:rPr>
-        <w:t>user.isEmpty</w:t>
-      </w:r>
-      <w:proofErr w:type="spellEnd"/>
-      <w:proofErr w:type="gramEnd"/>
-      <w:r>
-        <w:rPr>
-          <w:color w:val="A9B7C6"/>
-        </w:rPr>
-        <w:t>()) {</w:t>
-      </w:r>
-      <w:r>
-        <w:rPr>
-          <w:color w:val="A9B7C6"/>
-        </w:rPr>
-        <w:br/>
-        <w:t xml:space="preserve">        </w:t>
-      </w:r>
-      <w:r>
-        <w:rPr>
-          <w:color w:val="CC7832"/>
-        </w:rPr>
-        <w:t xml:space="preserve">throw new </w:t>
-      </w:r>
-      <w:proofErr w:type="spellStart"/>
-      <w:proofErr w:type="gramStart"/>
-      <w:r>
-        <w:rPr>
-          <w:color w:val="A9B7C6"/>
-        </w:rPr>
-        <w:t>UserNotFoundException</w:t>
-      </w:r>
-      <w:proofErr w:type="spellEnd"/>
-      <w:r>
-        <w:rPr>
-          <w:color w:val="A9B7C6"/>
-        </w:rPr>
-        <w:t>(</w:t>
-      </w:r>
-      <w:proofErr w:type="gramEnd"/>
-      <w:r>
-        <w:rPr>
-          <w:color w:val="6A8759"/>
-        </w:rPr>
-        <w:t>"id: "</w:t>
-      </w:r>
-      <w:r>
-        <w:rPr>
-          <w:color w:val="A9B7C6"/>
-        </w:rPr>
-        <w:t>+id)</w:t>
-      </w:r>
-      <w:r>
-        <w:rPr>
-          <w:color w:val="CC7832"/>
-        </w:rPr>
-        <w:t>;</w:t>
-      </w:r>
-      <w:r>
-        <w:rPr>
-          <w:color w:val="CC7832"/>
-        </w:rPr>
-        <w:br/>
-        <w:t xml:space="preserve">  </w:t>
-      </w:r>
-      <w:proofErr w:type="gramStart"/>
-      <w:r>
-        <w:rPr>
-          <w:color w:val="CC7832"/>
-        </w:rPr>
-        <w:t xml:space="preserve">  </w:t>
+        <w:t xml:space="preserve">    </w:t>
       </w:r>
       <w:r>
         <w:rPr>
@@ -5768,7 +5478,6 @@
         </w:rPr>
         <w:t>}</w:t>
       </w:r>
-      <w:proofErr w:type="gramEnd"/>
       <w:r>
         <w:rPr>
           <w:color w:val="A9B7C6"/>
@@ -5833,7 +5542,6 @@
         <w:t>(</w:t>
       </w:r>
       <w:proofErr w:type="spellStart"/>
-      <w:proofErr w:type="gramStart"/>
       <w:r>
         <w:rPr>
           <w:color w:val="A9B7C6"/>
@@ -5845,21 +5553,7 @@
         <w:rPr>
           <w:color w:val="A9B7C6"/>
         </w:rPr>
-        <w:t>(</w:t>
-      </w:r>
-      <w:proofErr w:type="gramEnd"/>
-      <w:r>
-        <w:rPr>
-          <w:color w:val="A9B7C6"/>
-        </w:rPr>
-        <w:t>)</w:t>
-      </w:r>
-      <w:proofErr w:type="gramStart"/>
-      <w:r>
-        <w:rPr>
-          <w:color w:val="A9B7C6"/>
-        </w:rPr>
-        <w:t>)</w:t>
+        <w:t>())</w:t>
       </w:r>
       <w:r>
         <w:rPr>
@@ -5867,7 +5561,6 @@
         </w:rPr>
         <w:t>;</w:t>
       </w:r>
-      <w:proofErr w:type="gramEnd"/>
     </w:p>
     <w:p>
       <w:pPr>
@@ -5932,7 +5625,6 @@
         </w:rPr>
         <w:t>(</w:t>
       </w:r>
-      <w:proofErr w:type="gramStart"/>
       <w:r>
         <w:rPr>
           <w:color w:val="CC7832"/>
@@ -5943,28 +5635,7 @@
         <w:rPr>
           <w:color w:val="A9B7C6"/>
         </w:rPr>
-        <w:t>.getClass</w:t>
-      </w:r>
-      <w:proofErr w:type="gramEnd"/>
-      <w:r>
-        <w:rPr>
-          <w:color w:val="A9B7C6"/>
-        </w:rPr>
-        <w:t>()</w:t>
-      </w:r>
-      <w:proofErr w:type="gramStart"/>
-      <w:r>
-        <w:rPr>
-          <w:color w:val="A9B7C6"/>
-        </w:rPr>
-        <w:t>).retrieveAllUsers</w:t>
-      </w:r>
-      <w:proofErr w:type="gramEnd"/>
-      <w:r>
-        <w:rPr>
-          <w:color w:val="A9B7C6"/>
-        </w:rPr>
-        <w:t>())</w:t>
+        <w:t>.getClass()).retrieveAllUsers())</w:t>
       </w:r>
       <w:r>
         <w:rPr>
@@ -5994,7 +5665,6 @@
         <w:t>(</w:t>
       </w:r>
       <w:proofErr w:type="spellStart"/>
-      <w:proofErr w:type="gramStart"/>
       <w:r>
         <w:rPr>
           <w:color w:val="A9B7C6"/>
@@ -6002,7 +5672,6 @@
         <w:t>link.withRel</w:t>
       </w:r>
       <w:proofErr w:type="spellEnd"/>
-      <w:proofErr w:type="gramEnd"/>
       <w:r>
         <w:rPr>
           <w:color w:val="A9B7C6"/>
@@ -6771,6 +6440,12 @@
           <w:color w:val="CC7832"/>
         </w:rPr>
         <w:br/>
+      </w:r>
+      <w:r>
+        <w:rPr>
+          <w:color w:val="CC7832"/>
+        </w:rPr>
+        <w:lastRenderedPageBreak/>
         <w:t xml:space="preserve">    </w:t>
       </w:r>
       <w:r>
@@ -7291,21 +6966,7 @@
         <w:rPr>
           <w:color w:val="A9B7C6"/>
         </w:rPr>
-        <w:t>(</w:t>
-      </w:r>
-      <w:proofErr w:type="spellStart"/>
-      <w:r>
-        <w:rPr>
-          <w:color w:val="A9B7C6"/>
-        </w:rPr>
-        <w:t>HttpSecurity</w:t>
-      </w:r>
-      <w:proofErr w:type="spellEnd"/>
-      <w:r>
-        <w:rPr>
-          <w:color w:val="A9B7C6"/>
-        </w:rPr>
-        <w:t xml:space="preserve"> http) </w:t>
+        <w:t xml:space="preserve">(HttpSecurity http) </w:t>
       </w:r>
       <w:r>
         <w:rPr>
@@ -7954,6 +7615,7 @@
         <w:pStyle w:val="Heading2"/>
       </w:pPr>
       <w:r>
+        <w:lastRenderedPageBreak/>
         <w:t>Versioning</w:t>
       </w:r>
     </w:p>
@@ -8030,21 +7692,7 @@
         <w:rPr>
           <w:color w:val="CC7832"/>
         </w:rPr>
-        <w:t>spring.h</w:t>
-      </w:r>
-      <w:proofErr w:type="gramStart"/>
-      <w:r>
-        <w:rPr>
-          <w:color w:val="CC7832"/>
-        </w:rPr>
-        <w:t>2.console</w:t>
-      </w:r>
-      <w:proofErr w:type="gramEnd"/>
-      <w:r>
-        <w:rPr>
-          <w:color w:val="CC7832"/>
-        </w:rPr>
-        <w:t>.enabled</w:t>
+        <w:t>spring.h2.console.enabled</w:t>
       </w:r>
       <w:r>
         <w:rPr>
@@ -8075,42 +7723,20 @@
         <w:rPr>
           <w:color w:val="6A8759"/>
         </w:rPr>
-        <w:t>jdbc:h</w:t>
-      </w:r>
-      <w:proofErr w:type="gramStart"/>
+        <w:t>jdbc:h2:mem:testdb</w:t>
+      </w:r>
       <w:r>
         <w:rPr>
           <w:color w:val="6A8759"/>
         </w:rPr>
-        <w:t>2:mem</w:t>
-      </w:r>
-      <w:proofErr w:type="gramEnd"/>
-      <w:r>
-        <w:rPr>
-          <w:color w:val="6A8759"/>
-        </w:rPr>
-        <w:t>:testdb</w:t>
-      </w:r>
-      <w:r>
-        <w:rPr>
-          <w:color w:val="6A8759"/>
-        </w:rPr>
-        <w:br/>
-      </w:r>
-      <w:proofErr w:type="spellStart"/>
-      <w:proofErr w:type="gramStart"/>
-      <w:r>
-        <w:rPr>
-          <w:color w:val="CC7832"/>
-        </w:rPr>
-        <w:t>spring.jpa.show</w:t>
-      </w:r>
-      <w:proofErr w:type="gramEnd"/>
-      <w:r>
-        <w:rPr>
-          <w:color w:val="CC7832"/>
-        </w:rPr>
-        <w:t>-sql</w:t>
+        <w:br/>
+      </w:r>
+      <w:proofErr w:type="spellStart"/>
+      <w:r>
+        <w:rPr>
+          <w:color w:val="CC7832"/>
+        </w:rPr>
+        <w:t>spring.jpa.show-sql</w:t>
       </w:r>
       <w:proofErr w:type="spellEnd"/>
       <w:r>
@@ -8204,7 +7830,6 @@
         </w:rPr>
         <w:t xml:space="preserve">name </w:t>
       </w:r>
-      <w:proofErr w:type="gramStart"/>
       <w:r>
         <w:rPr>
           <w:color w:val="CC7832"/>
@@ -8217,7 +7842,6 @@
         </w:rPr>
         <w:t>(</w:t>
       </w:r>
-      <w:proofErr w:type="gramEnd"/>
       <w:r>
         <w:rPr>
           <w:color w:val="6897BB"/>
@@ -8249,7 +7873,6 @@
         </w:rPr>
         <w:t xml:space="preserve">author </w:t>
       </w:r>
-      <w:proofErr w:type="gramStart"/>
       <w:r>
         <w:rPr>
           <w:color w:val="CC7832"/>
@@ -8262,7 +7885,6 @@
         </w:rPr>
         <w:t>(</w:t>
       </w:r>
-      <w:proofErr w:type="gramEnd"/>
       <w:r>
         <w:rPr>
           <w:color w:val="6897BB"/>
@@ -8385,7 +8007,6 @@
         </w:rPr>
         <w:t xml:space="preserve">name </w:t>
       </w:r>
-      <w:proofErr w:type="gramStart"/>
       <w:r>
         <w:rPr>
           <w:color w:val="CC7832"/>
@@ -8398,7 +8019,6 @@
         </w:rPr>
         <w:t>(</w:t>
       </w:r>
-      <w:proofErr w:type="gramEnd"/>
       <w:r>
         <w:rPr>
           <w:color w:val="6897BB"/>
@@ -8447,12 +8067,6 @@
           <w:color w:val="A9B7C6"/>
         </w:rPr>
         <w:br/>
-      </w:r>
-      <w:proofErr w:type="gramStart"/>
-      <w:r>
-        <w:rPr>
-          <w:color w:val="A9B7C6"/>
-        </w:rPr>
         <w:t>)</w:t>
       </w:r>
       <w:r>
@@ -8461,7 +8075,6 @@
         </w:rPr>
         <w:t>;</w:t>
       </w:r>
-      <w:proofErr w:type="gramEnd"/>
     </w:p>
     <w:p/>
     <w:p>
@@ -9240,6 +8853,7 @@
           <w:rStyle w:val="HTMLCode"/>
           <w:rFonts w:eastAsiaTheme="majorEastAsia"/>
         </w:rPr>
+        <w:lastRenderedPageBreak/>
         <w:t xml:space="preserve">    }</w:t>
       </w:r>
       <w:r>
@@ -9520,11 +9134,6 @@
         <w:rPr>
           <w:noProof/>
         </w:rPr>
-      </w:r>
-      <w:r>
-        <w:rPr>
-          <w:noProof/>
-        </w:rPr>
         <w:pict w14:anchorId="590E9284">
           <v:rect id="_x0000_i1025" alt="" style="width:468pt;height:.05pt;mso-width-percent:0;mso-height-percent:0;mso-width-percent:0;mso-height-percent:0" o:hralign="center" o:hrstd="t" o:hr="t" fillcolor="#a0a0a0" stroked="f"/>
         </w:pict>
@@ -9689,7 +9298,6 @@
         <w:t xml:space="preserve">&gt; </w:t>
       </w:r>
       <w:proofErr w:type="spellStart"/>
-      <w:proofErr w:type="gramStart"/>
       <w:r>
         <w:rPr>
           <w:rStyle w:val="m"/>
@@ -9705,7 +9313,6 @@
         </w:rPr>
         <w:t>(</w:t>
       </w:r>
-      <w:proofErr w:type="gramEnd"/>
       <w:r>
         <w:rPr>
           <w:rStyle w:val="m"/>
@@ -9776,7 +9383,6 @@
         <w:t xml:space="preserve">&gt; </w:t>
       </w:r>
       <w:proofErr w:type="spellStart"/>
-      <w:proofErr w:type="gramStart"/>
       <w:r>
         <w:rPr>
           <w:rStyle w:val="m"/>
@@ -9792,7 +9398,6 @@
         </w:rPr>
         <w:t>(</w:t>
       </w:r>
-      <w:proofErr w:type="gramEnd"/>
       <w:r>
         <w:rPr>
           <w:rStyle w:val="m"/>
@@ -9853,6 +9458,7 @@
         <w:pStyle w:val="Heading2"/>
       </w:pPr>
       <w:r>
+        <w:lastRenderedPageBreak/>
         <w:t>Characteristics</w:t>
       </w:r>
     </w:p>
@@ -10010,7 +9616,6 @@
       <w:r>
         <w:br/>
       </w:r>
-      <w:proofErr w:type="gramStart"/>
       <w:r>
         <w:rPr>
           <w:rStyle w:val="m"/>
@@ -10023,45 +9628,69 @@
           <w:rStyle w:val="HTMLCode"/>
           <w:rFonts w:eastAsiaTheme="majorEastAsia"/>
         </w:rPr>
+        <w:t>()</w:t>
+      </w:r>
+    </w:p>
+    <w:p>
+      <w:pPr>
+        <w:pStyle w:val="NormalWeb"/>
+      </w:pPr>
+      <w:r>
+        <w:t>without writing them.</w:t>
+      </w:r>
+    </w:p>
+    <w:p>
+      <w:pPr>
+        <w:pStyle w:val="NormalWeb"/>
+      </w:pPr>
+      <w:r>
+        <w:t>Spring also generates queries from method names:</w:t>
+      </w:r>
+    </w:p>
+    <w:p>
+      <w:pPr>
+        <w:pStyle w:val="HTMLPreformatted"/>
+      </w:pPr>
+      <w:proofErr w:type="spellStart"/>
+      <w:r>
+        <w:rPr>
+          <w:rStyle w:val="m"/>
+          <w:rFonts w:eastAsiaTheme="majorEastAsia"/>
+        </w:rPr>
+        <w:t>findByAuthor</w:t>
+      </w:r>
+      <w:proofErr w:type="spellEnd"/>
+      <w:r>
+        <w:rPr>
+          <w:rStyle w:val="HTMLCode"/>
+          <w:rFonts w:eastAsiaTheme="majorEastAsia"/>
+        </w:rPr>
         <w:t>(</w:t>
       </w:r>
-      <w:proofErr w:type="gramEnd"/>
+      <w:r>
+        <w:rPr>
+          <w:rStyle w:val="m"/>
+          <w:rFonts w:eastAsiaTheme="majorEastAsia"/>
+        </w:rPr>
+        <w:t>String</w:t>
+      </w:r>
       <w:r>
         <w:rPr>
           <w:rStyle w:val="HTMLCode"/>
           <w:rFonts w:eastAsiaTheme="majorEastAsia"/>
         </w:rPr>
-        <w:t>)</w:t>
-      </w:r>
-    </w:p>
-    <w:p>
-      <w:pPr>
-        <w:pStyle w:val="NormalWeb"/>
-      </w:pPr>
-      <w:r>
-        <w:t>without writing them.</w:t>
-      </w:r>
-    </w:p>
-    <w:p>
-      <w:pPr>
-        <w:pStyle w:val="NormalWeb"/>
-      </w:pPr>
-      <w:r>
-        <w:t>Spring also generates queries from method names:</w:t>
-      </w:r>
-    </w:p>
-    <w:p>
-      <w:pPr>
-        <w:pStyle w:val="HTMLPreformatted"/>
-      </w:pPr>
-      <w:proofErr w:type="spellStart"/>
-      <w:proofErr w:type="gramStart"/>
+        <w:t xml:space="preserve"> author)</w:t>
+      </w:r>
+      <w:r>
+        <w:br/>
+      </w:r>
+      <w:proofErr w:type="spellStart"/>
       <w:r>
         <w:rPr>
           <w:rStyle w:val="m"/>
           <w:rFonts w:eastAsiaTheme="majorEastAsia"/>
         </w:rPr>
-        <w:t>findByAuthor</w:t>
+        <w:t>findByName</w:t>
       </w:r>
       <w:proofErr w:type="spellEnd"/>
       <w:r>
@@ -10071,7 +9700,6 @@
         </w:rPr>
         <w:t>(</w:t>
       </w:r>
-      <w:proofErr w:type="gramEnd"/>
       <w:r>
         <w:rPr>
           <w:rStyle w:val="m"/>
@@ -10084,50 +9712,10 @@
           <w:rStyle w:val="HTMLCode"/>
           <w:rFonts w:eastAsiaTheme="majorEastAsia"/>
         </w:rPr>
-        <w:t xml:space="preserve"> author)</w:t>
-      </w:r>
-      <w:r>
-        <w:br/>
-      </w:r>
-      <w:proofErr w:type="spellStart"/>
-      <w:proofErr w:type="gramStart"/>
-      <w:r>
-        <w:rPr>
-          <w:rStyle w:val="m"/>
-          <w:rFonts w:eastAsiaTheme="majorEastAsia"/>
-        </w:rPr>
-        <w:t>findByName</w:t>
-      </w:r>
-      <w:proofErr w:type="spellEnd"/>
-      <w:r>
-        <w:rPr>
-          <w:rStyle w:val="HTMLCode"/>
-          <w:rFonts w:eastAsiaTheme="majorEastAsia"/>
-        </w:rPr>
-        <w:t>(</w:t>
-      </w:r>
-      <w:proofErr w:type="gramEnd"/>
-      <w:r>
-        <w:rPr>
-          <w:rStyle w:val="m"/>
-          <w:rFonts w:eastAsiaTheme="majorEastAsia"/>
-        </w:rPr>
-        <w:t>String</w:t>
-      </w:r>
-      <w:r>
-        <w:rPr>
-          <w:rStyle w:val="HTMLCode"/>
-          <w:rFonts w:eastAsiaTheme="majorEastAsia"/>
-        </w:rPr>
         <w:t xml:space="preserve"> title)</w:t>
       </w:r>
     </w:p>
     <w:p>
-      <w:r>
-        <w:rPr>
-          <w:noProof/>
-        </w:rPr>
-      </w:r>
       <w:r>
         <w:rPr>
           <w:noProof/>
@@ -10294,13 +9882,8 @@
             <w:hideMark/>
           </w:tcPr>
           <w:p>
-            <w:proofErr w:type="gramStart"/>
             <w:r>
-              <w:t>Auto-generated</w:t>
-            </w:r>
-            <w:proofErr w:type="gramEnd"/>
-            <w:r>
-              <w:t xml:space="preserve"> by Spring</w:t>
+              <w:t>Auto-generated by Spring</w:t>
             </w:r>
           </w:p>
         </w:tc>
@@ -10557,11 +10140,6 @@
         <w:rPr>
           <w:noProof/>
         </w:rPr>
-      </w:r>
-      <w:r>
-        <w:rPr>
-          <w:noProof/>
-        </w:rPr>
         <w:pict w14:anchorId="136406E2">
           <v:rect id="_x0000_i1027" alt="" style="width:468pt;height:.05pt;mso-width-percent:0;mso-height-percent:0;mso-width-percent:0;mso-height-percent:0" o:hralign="center" o:hrstd="t" o:hr="t" fillcolor="#a0a0a0" stroked="f"/>
         </w:pict>
@@ -10572,6 +10150,7 @@
         <w:pStyle w:val="Heading1"/>
       </w:pPr>
       <w:r>
+        <w:lastRenderedPageBreak/>
         <w:t>Example Comparison</w:t>
       </w:r>
     </w:p>
@@ -10632,7 +10211,6 @@
         </w:rPr>
         <w:t>course</w:t>
       </w:r>
-      <w:proofErr w:type="gramStart"/>
       <w:r>
         <w:rPr>
           <w:rStyle w:val="HTMLCode"/>
@@ -10640,7 +10218,6 @@
         </w:rPr>
         <w:t>);</w:t>
       </w:r>
-      <w:proofErr w:type="gramEnd"/>
     </w:p>
     <w:p>
       <w:pPr>
@@ -10655,7 +10232,6 @@
         <w:pStyle w:val="HTMLPreformatted"/>
       </w:pPr>
       <w:proofErr w:type="spellStart"/>
-      <w:proofErr w:type="gramStart"/>
       <w:r>
         <w:rPr>
           <w:rStyle w:val="m"/>
@@ -10678,7 +10254,6 @@
         <w:t>save</w:t>
       </w:r>
       <w:proofErr w:type="spellEnd"/>
-      <w:proofErr w:type="gramEnd"/>
       <w:r>
         <w:rPr>
           <w:rStyle w:val="HTMLCode"/>
@@ -10693,7 +10268,6 @@
         </w:rPr>
         <w:t>course</w:t>
       </w:r>
-      <w:proofErr w:type="gramStart"/>
       <w:r>
         <w:rPr>
           <w:rStyle w:val="HTMLCode"/>
@@ -10701,20 +10275,169 @@
         </w:rPr>
         <w:t>);</w:t>
       </w:r>
-      <w:proofErr w:type="gramEnd"/>
     </w:p>
     <w:p>
       <w:r>
         <w:rPr>
           <w:noProof/>
         </w:rPr>
-      </w:r>
+        <w:pict w14:anchorId="6FC9CB1A">
+          <v:rect id="_x0000_i1028" alt="" style="width:468pt;height:.05pt;mso-width-percent:0;mso-height-percent:0;mso-width-percent:0;mso-height-percent:0" o:hralign="center" o:hrstd="t" o:hr="t" fillcolor="#a0a0a0" stroked="f"/>
+        </w:pict>
+      </w:r>
+    </w:p>
+    <w:p>
+      <w:pPr>
+        <w:pStyle w:val="Heading2"/>
+      </w:pPr>
+      <w:r>
+        <w:t>Find by ID</w:t>
+      </w:r>
+    </w:p>
+    <w:p>
+      <w:pPr>
+        <w:pStyle w:val="Heading3"/>
+      </w:pPr>
+      <w:r>
+        <w:t>Custom Repository</w:t>
+      </w:r>
+    </w:p>
+    <w:p>
+      <w:pPr>
+        <w:pStyle w:val="HTMLPreformatted"/>
+      </w:pPr>
+      <w:proofErr w:type="spellStart"/>
+      <w:r>
+        <w:rPr>
+          <w:rStyle w:val="m"/>
+          <w:rFonts w:eastAsiaTheme="majorEastAsia"/>
+        </w:rPr>
+        <w:t>entityManager</w:t>
+      </w:r>
+      <w:r>
+        <w:rPr>
+          <w:rStyle w:val="g"/>
+          <w:rFonts w:eastAsiaTheme="majorEastAsia"/>
+        </w:rPr>
+        <w:t>.</w:t>
+      </w:r>
+      <w:r>
+        <w:rPr>
+          <w:rStyle w:val="m"/>
+          <w:rFonts w:eastAsiaTheme="majorEastAsia"/>
+        </w:rPr>
+        <w:t>find</w:t>
+      </w:r>
+      <w:proofErr w:type="spellEnd"/>
+      <w:r>
+        <w:rPr>
+          <w:rStyle w:val="HTMLCode"/>
+          <w:rFonts w:eastAsiaTheme="majorEastAsia"/>
+        </w:rPr>
+        <w:t>(</w:t>
+      </w:r>
+      <w:proofErr w:type="spellStart"/>
+      <w:r>
+        <w:rPr>
+          <w:rStyle w:val="m"/>
+          <w:rFonts w:eastAsiaTheme="majorEastAsia"/>
+        </w:rPr>
+        <w:t>Course</w:t>
+      </w:r>
+      <w:r>
+        <w:rPr>
+          <w:rStyle w:val="g"/>
+          <w:rFonts w:eastAsiaTheme="majorEastAsia"/>
+        </w:rPr>
+        <w:t>.class</w:t>
+      </w:r>
+      <w:proofErr w:type="spellEnd"/>
+      <w:r>
+        <w:rPr>
+          <w:rStyle w:val="HTMLCode"/>
+          <w:rFonts w:eastAsiaTheme="majorEastAsia"/>
+        </w:rPr>
+        <w:t xml:space="preserve">, </w:t>
+      </w:r>
+      <w:r>
+        <w:rPr>
+          <w:rStyle w:val="m"/>
+          <w:rFonts w:eastAsiaTheme="majorEastAsia"/>
+        </w:rPr>
+        <w:t>id</w:t>
+      </w:r>
+      <w:r>
+        <w:rPr>
+          <w:rStyle w:val="HTMLCode"/>
+          <w:rFonts w:eastAsiaTheme="majorEastAsia"/>
+        </w:rPr>
+        <w:t>);</w:t>
+      </w:r>
+    </w:p>
+    <w:p>
+      <w:pPr>
+        <w:pStyle w:val="Heading3"/>
+      </w:pPr>
+      <w:r>
+        <w:t>Spring Data JPA</w:t>
+      </w:r>
+    </w:p>
+    <w:p>
+      <w:pPr>
+        <w:pStyle w:val="HTMLPreformatted"/>
+      </w:pPr>
+      <w:proofErr w:type="spellStart"/>
+      <w:r>
+        <w:rPr>
+          <w:rStyle w:val="m"/>
+          <w:rFonts w:eastAsiaTheme="majorEastAsia"/>
+        </w:rPr>
+        <w:t>repository</w:t>
+      </w:r>
+      <w:r>
+        <w:rPr>
+          <w:rStyle w:val="g"/>
+          <w:rFonts w:eastAsiaTheme="majorEastAsia"/>
+        </w:rPr>
+        <w:t>.</w:t>
+      </w:r>
+      <w:r>
+        <w:rPr>
+          <w:rStyle w:val="m"/>
+          <w:rFonts w:eastAsiaTheme="majorEastAsia"/>
+        </w:rPr>
+        <w:t>findById</w:t>
+      </w:r>
+      <w:proofErr w:type="spellEnd"/>
+      <w:r>
+        <w:rPr>
+          <w:rStyle w:val="HTMLCode"/>
+          <w:rFonts w:eastAsiaTheme="majorEastAsia"/>
+        </w:rPr>
+        <w:t>(</w:t>
+      </w:r>
+      <w:r>
+        <w:rPr>
+          <w:rStyle w:val="m"/>
+          <w:rFonts w:eastAsiaTheme="majorEastAsia"/>
+        </w:rPr>
+        <w:t>id</w:t>
+      </w:r>
+      <w:r>
+        <w:rPr>
+          <w:rStyle w:val="HTMLCode"/>
+          <w:rFonts w:eastAsiaTheme="majorEastAsia"/>
+        </w:rPr>
+        <w:t>);</w:t>
+      </w:r>
+    </w:p>
+    <w:p>
       <w:r>
         <w:rPr>
           <w:noProof/>
         </w:rPr>
-        <w:pict w14:anchorId="6FC9CB1A">
-          <v:rect id="_x0000_i1026" alt="" style="width:468pt;height:.05pt;mso-width-percent:0;mso-height-percent:0;mso-width-percent:0;mso-height-percent:0" o:hralign="center" o:hrstd="t" o:hr="t" fillcolor="#a0a0a0" stroked="f"/>
+        <w:pict w14:anchorId="22EA7BDA">
+          <v:rect id="_x0000_i1029" alt="" style="width:468pt;height:.05pt;mso-width-percent:0;mso-height-percent:0;mso-width-percent:0;mso-height-percent:0" o:hralign="center" o:hrstd="t" o:hr="t" fillcolor="#a0a0a0" stroked="f"/>
         </w:pict>
       </w:r>
     </w:p>
@@ -10723,7 +10446,7 @@
         <w:pStyle w:val="Heading2"/>
       </w:pPr>
       <w:r>
-        <w:t>Find by ID</w:t>
+        <w:t>Delete</w:t>
       </w:r>
     </w:p>
     <w:p>
@@ -10758,7 +10481,7 @@
           <w:rStyle w:val="m"/>
           <w:rFonts w:eastAsiaTheme="majorEastAsia"/>
         </w:rPr>
-        <w:t>find</w:t>
+        <w:t>remove</w:t>
       </w:r>
       <w:proofErr w:type="spellEnd"/>
       <w:r>
@@ -10768,20 +10491,54 @@
         </w:rPr>
         <w:t>(</w:t>
       </w:r>
-      <w:proofErr w:type="spellStart"/>
       <w:r>
         <w:rPr>
           <w:rStyle w:val="m"/>
           <w:rFonts w:eastAsiaTheme="majorEastAsia"/>
         </w:rPr>
-        <w:t>Course</w:t>
+        <w:t>course</w:t>
+      </w:r>
+      <w:r>
+        <w:rPr>
+          <w:rStyle w:val="HTMLCode"/>
+          <w:rFonts w:eastAsiaTheme="majorEastAsia"/>
+        </w:rPr>
+        <w:t>);</w:t>
+      </w:r>
+    </w:p>
+    <w:p>
+      <w:pPr>
+        <w:pStyle w:val="Heading3"/>
+      </w:pPr>
+      <w:r>
+        <w:t>Spring Data JPA</w:t>
+      </w:r>
+    </w:p>
+    <w:p>
+      <w:pPr>
+        <w:pStyle w:val="HTMLPreformatted"/>
+      </w:pPr>
+      <w:proofErr w:type="spellStart"/>
+      <w:r>
+        <w:rPr>
+          <w:rStyle w:val="m"/>
+          <w:rFonts w:eastAsiaTheme="majorEastAsia"/>
+        </w:rPr>
+        <w:t>repository</w:t>
       </w:r>
       <w:r>
         <w:rPr>
           <w:rStyle w:val="g"/>
           <w:rFonts w:eastAsiaTheme="majorEastAsia"/>
         </w:rPr>
-        <w:t>.class</w:t>
+        <w:t>.</w:t>
+      </w:r>
+      <w:r>
+        <w:rPr>
+          <w:rStyle w:val="m"/>
+          <w:rFonts w:eastAsiaTheme="majorEastAsia"/>
+        </w:rPr>
+        <w:t>deleteById</w:t>
       </w:r>
       <w:proofErr w:type="spellEnd"/>
       <w:r>
@@ -10789,7 +10546,7 @@
           <w:rStyle w:val="HTMLCode"/>
           <w:rFonts w:eastAsiaTheme="majorEastAsia"/>
         </w:rPr>
-        <w:t xml:space="preserve">, </w:t>
+        <w:t>(</w:t>
       </w:r>
       <w:r>
         <w:rPr>
@@ -10798,7 +10555,6 @@
         </w:rPr>
         <w:t>id</w:t>
       </w:r>
-      <w:proofErr w:type="gramStart"/>
       <w:r>
         <w:rPr>
           <w:rStyle w:val="HTMLCode"/>
@@ -10806,224 +10562,14 @@
         </w:rPr>
         <w:t>);</w:t>
       </w:r>
-      <w:proofErr w:type="gramEnd"/>
-    </w:p>
-    <w:p>
-      <w:pPr>
-        <w:pStyle w:val="Heading3"/>
-      </w:pPr>
-      <w:r>
-        <w:t>Spring Data JPA</w:t>
-      </w:r>
-    </w:p>
-    <w:p>
-      <w:pPr>
-        <w:pStyle w:val="HTMLPreformatted"/>
-      </w:pPr>
-      <w:proofErr w:type="spellStart"/>
-      <w:proofErr w:type="gramStart"/>
-      <w:r>
-        <w:rPr>
-          <w:rStyle w:val="m"/>
-          <w:rFonts w:eastAsiaTheme="majorEastAsia"/>
-        </w:rPr>
-        <w:t>repository</w:t>
-      </w:r>
-      <w:r>
-        <w:rPr>
-          <w:rStyle w:val="g"/>
-          <w:rFonts w:eastAsiaTheme="majorEastAsia"/>
-        </w:rPr>
-        <w:t>.</w:t>
-      </w:r>
-      <w:r>
-        <w:rPr>
-          <w:rStyle w:val="m"/>
-          <w:rFonts w:eastAsiaTheme="majorEastAsia"/>
-        </w:rPr>
-        <w:t>findById</w:t>
-      </w:r>
-      <w:proofErr w:type="spellEnd"/>
-      <w:proofErr w:type="gramEnd"/>
-      <w:r>
-        <w:rPr>
-          <w:rStyle w:val="HTMLCode"/>
-          <w:rFonts w:eastAsiaTheme="majorEastAsia"/>
-        </w:rPr>
-        <w:t>(</w:t>
-      </w:r>
-      <w:r>
-        <w:rPr>
-          <w:rStyle w:val="m"/>
-          <w:rFonts w:eastAsiaTheme="majorEastAsia"/>
-        </w:rPr>
-        <w:t>id</w:t>
-      </w:r>
-      <w:proofErr w:type="gramStart"/>
-      <w:r>
-        <w:rPr>
-          <w:rStyle w:val="HTMLCode"/>
-          <w:rFonts w:eastAsiaTheme="majorEastAsia"/>
-        </w:rPr>
-        <w:t>);</w:t>
-      </w:r>
-      <w:proofErr w:type="gramEnd"/>
     </w:p>
     <w:p>
       <w:r>
         <w:rPr>
           <w:noProof/>
         </w:rPr>
-      </w:r>
-      <w:r>
-        <w:rPr>
-          <w:noProof/>
-        </w:rPr>
-        <w:pict w14:anchorId="22EA7BDA">
-          <v:rect id="_x0000_i1027" alt="" style="width:468pt;height:.05pt;mso-width-percent:0;mso-height-percent:0;mso-width-percent:0;mso-height-percent:0" o:hralign="center" o:hrstd="t" o:hr="t" fillcolor="#a0a0a0" stroked="f"/>
-        </w:pict>
-      </w:r>
-    </w:p>
-    <w:p>
-      <w:pPr>
-        <w:pStyle w:val="Heading2"/>
-      </w:pPr>
-      <w:r>
-        <w:t>Delete</w:t>
-      </w:r>
-    </w:p>
-    <w:p>
-      <w:pPr>
-        <w:pStyle w:val="Heading3"/>
-      </w:pPr>
-      <w:r>
-        <w:t>Custom Repository</w:t>
-      </w:r>
-    </w:p>
-    <w:p>
-      <w:pPr>
-        <w:pStyle w:val="HTMLPreformatted"/>
-      </w:pPr>
-      <w:proofErr w:type="spellStart"/>
-      <w:r>
-        <w:rPr>
-          <w:rStyle w:val="m"/>
-          <w:rFonts w:eastAsiaTheme="majorEastAsia"/>
-        </w:rPr>
-        <w:t>entityManager</w:t>
-      </w:r>
-      <w:r>
-        <w:rPr>
-          <w:rStyle w:val="g"/>
-          <w:rFonts w:eastAsiaTheme="majorEastAsia"/>
-        </w:rPr>
-        <w:t>.</w:t>
-      </w:r>
-      <w:r>
-        <w:rPr>
-          <w:rStyle w:val="m"/>
-          <w:rFonts w:eastAsiaTheme="majorEastAsia"/>
-        </w:rPr>
-        <w:t>remove</w:t>
-      </w:r>
-      <w:proofErr w:type="spellEnd"/>
-      <w:r>
-        <w:rPr>
-          <w:rStyle w:val="HTMLCode"/>
-          <w:rFonts w:eastAsiaTheme="majorEastAsia"/>
-        </w:rPr>
-        <w:t>(</w:t>
-      </w:r>
-      <w:r>
-        <w:rPr>
-          <w:rStyle w:val="m"/>
-          <w:rFonts w:eastAsiaTheme="majorEastAsia"/>
-        </w:rPr>
-        <w:t>course</w:t>
-      </w:r>
-      <w:proofErr w:type="gramStart"/>
-      <w:r>
-        <w:rPr>
-          <w:rStyle w:val="HTMLCode"/>
-          <w:rFonts w:eastAsiaTheme="majorEastAsia"/>
-        </w:rPr>
-        <w:t>);</w:t>
-      </w:r>
-      <w:proofErr w:type="gramEnd"/>
-    </w:p>
-    <w:p>
-      <w:pPr>
-        <w:pStyle w:val="Heading3"/>
-      </w:pPr>
-      <w:r>
-        <w:t>Spring Data JPA</w:t>
-      </w:r>
-    </w:p>
-    <w:p>
-      <w:pPr>
-        <w:pStyle w:val="HTMLPreformatted"/>
-      </w:pPr>
-      <w:proofErr w:type="spellStart"/>
-      <w:proofErr w:type="gramStart"/>
-      <w:r>
-        <w:rPr>
-          <w:rStyle w:val="m"/>
-          <w:rFonts w:eastAsiaTheme="majorEastAsia"/>
-        </w:rPr>
-        <w:t>repository</w:t>
-      </w:r>
-      <w:r>
-        <w:rPr>
-          <w:rStyle w:val="g"/>
-          <w:rFonts w:eastAsiaTheme="majorEastAsia"/>
-        </w:rPr>
-        <w:t>.</w:t>
-      </w:r>
-      <w:r>
-        <w:rPr>
-          <w:rStyle w:val="m"/>
-          <w:rFonts w:eastAsiaTheme="majorEastAsia"/>
-        </w:rPr>
-        <w:t>deleteById</w:t>
-      </w:r>
-      <w:proofErr w:type="spellEnd"/>
-      <w:proofErr w:type="gramEnd"/>
-      <w:r>
-        <w:rPr>
-          <w:rStyle w:val="HTMLCode"/>
-          <w:rFonts w:eastAsiaTheme="majorEastAsia"/>
-        </w:rPr>
-        <w:t>(</w:t>
-      </w:r>
-      <w:r>
-        <w:rPr>
-          <w:rStyle w:val="m"/>
-          <w:rFonts w:eastAsiaTheme="majorEastAsia"/>
-        </w:rPr>
-        <w:t>id</w:t>
-      </w:r>
-      <w:proofErr w:type="gramStart"/>
-      <w:r>
-        <w:rPr>
-          <w:rStyle w:val="HTMLCode"/>
-          <w:rFonts w:eastAsiaTheme="majorEastAsia"/>
-        </w:rPr>
-        <w:t>);</w:t>
-      </w:r>
-      <w:proofErr w:type="gramEnd"/>
-    </w:p>
-    <w:p>
-      <w:r>
-        <w:rPr>
-          <w:noProof/>
-        </w:rPr>
-      </w:r>
-      <w:r>
-        <w:rPr>
-          <w:noProof/>
-        </w:rPr>
         <w:pict w14:anchorId="076D3863">
-          <v:rect id="_x0000_i1025" alt="" style="width:468pt;height:.05pt;mso-width-percent:0;mso-height-percent:0;mso-width-percent:0;mso-height-percent:0" o:hralign="center" o:hrstd="t" o:hr="t" fillcolor="#a0a0a0" stroked="f"/>
+          <v:rect id="_x0000_i1030" alt="" style="width:468pt;height:.05pt;mso-width-percent:0;mso-height-percent:0;mso-width-percent:0;mso-height-percent:0" o:hralign="center" o:hrstd="t" o:hr="t" fillcolor="#a0a0a0" stroked="f"/>
         </w:pict>
       </w:r>
     </w:p>
@@ -11140,6 +10686,7 @@
         <w:pStyle w:val="Heading2"/>
       </w:pPr>
       <w:r>
+        <w:lastRenderedPageBreak/>
         <w:t>JDBC:</w:t>
       </w:r>
     </w:p>
@@ -12030,6 +11577,7 @@
           <w:rStyle w:val="HTMLCode"/>
           <w:rFonts w:eastAsiaTheme="majorEastAsia"/>
         </w:rPr>
+        <w:lastRenderedPageBreak/>
         <w:t>Hibernate</w:t>
       </w:r>
       <w:r>
@@ -12061,21 +11609,8 @@
       <w:pPr>
         <w:pStyle w:val="NormalWeb"/>
       </w:pPr>
-      <w:proofErr w:type="gramStart"/>
-      <w:r>
-        <w:t>So</w:t>
-      </w:r>
-      <w:proofErr w:type="gramEnd"/>
-      <w:r>
-        <w:t xml:space="preserve"> when people </w:t>
-      </w:r>
-      <w:proofErr w:type="gramStart"/>
-      <w:r>
-        <w:t>say</w:t>
-      </w:r>
-      <w:proofErr w:type="gramEnd"/>
-      <w:r>
-        <w:t xml:space="preserve"> “we use JPA,” they often actually mean:</w:t>
+      <w:r>
+        <w:t>So when people say “we use JPA,” they often actually mean:</w:t>
       </w:r>
     </w:p>
     <w:p>
@@ -12204,17 +11739,9 @@
         <w:rPr>
           <w:color w:val="CC7832"/>
         </w:rPr>
-        <w:t>spring.</w:t>
-      </w:r>
-      <w:proofErr w:type="gramStart"/>
-      <w:r>
-        <w:rPr>
-          <w:color w:val="CC7832"/>
-        </w:rPr>
-        <w:t>config.import</w:t>
-      </w:r>
-      <w:proofErr w:type="spellEnd"/>
-      <w:proofErr w:type="gramEnd"/>
+        <w:t>spring.config.import</w:t>
+      </w:r>
+      <w:proofErr w:type="spellEnd"/>
       <w:r>
         <w:rPr>
           <w:color w:val="808080"/>
@@ -12222,31 +11749,23 @@
         <w:t>=</w:t>
       </w:r>
       <w:proofErr w:type="spellStart"/>
-      <w:proofErr w:type="gramStart"/>
       <w:r>
         <w:rPr>
           <w:color w:val="6A8759"/>
         </w:rPr>
-        <w:t>optional:configserver</w:t>
-      </w:r>
-      <w:proofErr w:type="gramEnd"/>
+        <w:t>optional:configserver:http</w:t>
+      </w:r>
+      <w:proofErr w:type="spellEnd"/>
       <w:r>
         <w:rPr>
           <w:color w:val="6A8759"/>
         </w:rPr>
-        <w:t>:http</w:t>
-      </w:r>
-      <w:proofErr w:type="spellEnd"/>
+        <w:t>://localhost:8888</w:t>
+      </w:r>
       <w:r>
         <w:rPr>
           <w:color w:val="6A8759"/>
         </w:rPr>
-        <w:t>://localhost:8888</w:t>
-      </w:r>
-      <w:r>
-        <w:rPr>
-          <w:color w:val="6A8759"/>
-        </w:rPr>
         <w:br/>
       </w:r>
       <w:r>
@@ -12256,7 +11775,6 @@
         <w:t>limits-</w:t>
       </w:r>
       <w:proofErr w:type="spellStart"/>
-      <w:proofErr w:type="gramStart"/>
       <w:r>
         <w:rPr>
           <w:color w:val="CC7832"/>
@@ -12264,7 +11782,6 @@
         <w:t>service.minimum</w:t>
       </w:r>
       <w:proofErr w:type="spellEnd"/>
-      <w:proofErr w:type="gramEnd"/>
       <w:r>
         <w:rPr>
           <w:color w:val="808080"/>
@@ -12326,17 +11843,9 @@
         <w:rPr>
           <w:color w:val="CC7832"/>
         </w:rPr>
-        <w:t>spring.cloud.</w:t>
-      </w:r>
-      <w:proofErr w:type="gramStart"/>
-      <w:r>
-        <w:rPr>
-          <w:color w:val="CC7832"/>
-        </w:rPr>
-        <w:t>config.profile</w:t>
-      </w:r>
-      <w:proofErr w:type="spellEnd"/>
-      <w:proofErr w:type="gramEnd"/>
+        <w:t>spring.cloud.config.profile</w:t>
+      </w:r>
+      <w:proofErr w:type="spellEnd"/>
       <w:r>
         <w:rPr>
           <w:color w:val="808080"/>
@@ -12510,7 +12019,6 @@
         <w:t xml:space="preserve">Limits </w:t>
       </w:r>
       <w:proofErr w:type="spellStart"/>
-      <w:proofErr w:type="gramStart"/>
       <w:r>
         <w:rPr>
           <w:color w:val="FFC66D"/>
@@ -12522,14 +12030,7 @@
         <w:rPr>
           <w:color w:val="A9B7C6"/>
         </w:rPr>
-        <w:t>(</w:t>
-      </w:r>
-      <w:proofErr w:type="gramEnd"/>
-      <w:r>
-        <w:rPr>
-          <w:color w:val="A9B7C6"/>
-        </w:rPr>
-        <w:t>) {</w:t>
+        <w:t>() {</w:t>
       </w:r>
       <w:r>
         <w:rPr>
@@ -12557,7 +12058,6 @@
         <w:t>Limits(</w:t>
       </w:r>
       <w:proofErr w:type="spellStart"/>
-      <w:proofErr w:type="gramStart"/>
       <w:r>
         <w:rPr>
           <w:color w:val="9876AA"/>
@@ -12571,7 +12071,6 @@
         <w:t>.getMinimum</w:t>
       </w:r>
       <w:proofErr w:type="spellEnd"/>
-      <w:proofErr w:type="gramEnd"/>
       <w:r>
         <w:rPr>
           <w:color w:val="A9B7C6"/>
@@ -12585,7 +12084,6 @@
         <w:t xml:space="preserve">, </w:t>
       </w:r>
       <w:proofErr w:type="spellStart"/>
-      <w:proofErr w:type="gramStart"/>
       <w:r>
         <w:rPr>
           <w:color w:val="9876AA"/>
@@ -12599,7 +12097,6 @@
         <w:t>.getMaximum</w:t>
       </w:r>
       <w:proofErr w:type="spellEnd"/>
-      <w:proofErr w:type="gramEnd"/>
       <w:r>
         <w:rPr>
           <w:color w:val="A9B7C6"/>
@@ -12617,14 +12114,13 @@
           <w:color w:val="CC7832"/>
         </w:rPr>
         <w:br/>
-        <w:t xml:space="preserve">  </w:t>
-      </w:r>
-      <w:proofErr w:type="gramStart"/>
-      <w:r>
-        <w:rPr>
-          <w:color w:val="CC7832"/>
-        </w:rPr>
-        <w:t xml:space="preserve">  </w:t>
+      </w:r>
+      <w:r>
+        <w:rPr>
+          <w:color w:val="CC7832"/>
+        </w:rPr>
+        <w:lastRenderedPageBreak/>
+        <w:t xml:space="preserve">    </w:t>
       </w:r>
       <w:r>
         <w:rPr>
@@ -12632,7 +12128,6 @@
         </w:rPr>
         <w:t>}</w:t>
       </w:r>
-      <w:proofErr w:type="gramEnd"/>
       <w:r>
         <w:rPr>
           <w:color w:val="A9B7C6"/>
@@ -13203,7 +12698,6 @@
         <w:br/>
         <w:t xml:space="preserve">    public </w:t>
       </w:r>
-      <w:proofErr w:type="gramStart"/>
       <w:r>
         <w:rPr>
           <w:color w:val="FFC66D"/>
@@ -13214,197 +12708,176 @@
         <w:rPr>
           <w:color w:val="A9B7C6"/>
         </w:rPr>
+        <w:t>() {}</w:t>
+      </w:r>
+      <w:r>
+        <w:rPr>
+          <w:color w:val="A9B7C6"/>
+        </w:rPr>
+        <w:br/>
+      </w:r>
+      <w:r>
+        <w:rPr>
+          <w:color w:val="A9B7C6"/>
+        </w:rPr>
+        <w:br/>
+        <w:t xml:space="preserve">    </w:t>
+      </w:r>
+      <w:r>
+        <w:rPr>
+          <w:color w:val="CC7832"/>
+        </w:rPr>
+        <w:t xml:space="preserve">public </w:t>
+      </w:r>
+      <w:r>
+        <w:rPr>
+          <w:color w:val="FFC66D"/>
+        </w:rPr>
+        <w:t>Limits</w:t>
+      </w:r>
+      <w:r>
+        <w:rPr>
+          <w:color w:val="A9B7C6"/>
+        </w:rPr>
         <w:t>(</w:t>
       </w:r>
-      <w:proofErr w:type="gramEnd"/>
-      <w:r>
-        <w:rPr>
-          <w:color w:val="A9B7C6"/>
-        </w:rPr>
-        <w:t>) {}</w:t>
-      </w:r>
-      <w:r>
-        <w:rPr>
-          <w:color w:val="A9B7C6"/>
-        </w:rPr>
-        <w:br/>
-      </w:r>
-      <w:r>
-        <w:rPr>
-          <w:color w:val="A9B7C6"/>
+      <w:r>
+        <w:rPr>
+          <w:color w:val="CC7832"/>
+        </w:rPr>
+        <w:t xml:space="preserve">int </w:t>
+      </w:r>
+      <w:proofErr w:type="spellStart"/>
+      <w:r>
+        <w:rPr>
+          <w:color w:val="A9B7C6"/>
+        </w:rPr>
+        <w:t>mimimum</w:t>
+      </w:r>
+      <w:proofErr w:type="spellEnd"/>
+      <w:r>
+        <w:rPr>
+          <w:color w:val="CC7832"/>
+        </w:rPr>
+        <w:t xml:space="preserve">, int </w:t>
+      </w:r>
+      <w:r>
+        <w:rPr>
+          <w:color w:val="A9B7C6"/>
+        </w:rPr>
+        <w:t>maximum) {</w:t>
+      </w:r>
+      <w:r>
+        <w:rPr>
+          <w:color w:val="A9B7C6"/>
+        </w:rPr>
+        <w:br/>
+        <w:t xml:space="preserve">        </w:t>
+      </w:r>
+      <w:proofErr w:type="spellStart"/>
+      <w:r>
+        <w:rPr>
+          <w:color w:val="CC7832"/>
+        </w:rPr>
+        <w:t>this</w:t>
+      </w:r>
+      <w:r>
+        <w:rPr>
+          <w:color w:val="A9B7C6"/>
+        </w:rPr>
+        <w:t>.</w:t>
+      </w:r>
+      <w:r>
+        <w:rPr>
+          <w:color w:val="9876AA"/>
+        </w:rPr>
+        <w:t>mimimum</w:t>
+      </w:r>
+      <w:proofErr w:type="spellEnd"/>
+      <w:r>
+        <w:rPr>
+          <w:color w:val="9876AA"/>
+        </w:rPr>
+        <w:t xml:space="preserve"> </w:t>
+      </w:r>
+      <w:r>
+        <w:rPr>
+          <w:color w:val="A9B7C6"/>
+        </w:rPr>
+        <w:t xml:space="preserve">= </w:t>
+      </w:r>
+      <w:proofErr w:type="spellStart"/>
+      <w:r>
+        <w:rPr>
+          <w:color w:val="A9B7C6"/>
+        </w:rPr>
+        <w:t>mimimum</w:t>
+      </w:r>
+      <w:proofErr w:type="spellEnd"/>
+      <w:r>
+        <w:rPr>
+          <w:color w:val="CC7832"/>
+        </w:rPr>
+        <w:t>;</w:t>
+      </w:r>
+      <w:r>
+        <w:rPr>
+          <w:color w:val="CC7832"/>
+        </w:rPr>
+        <w:br/>
+        <w:t xml:space="preserve">        </w:t>
+      </w:r>
+      <w:proofErr w:type="spellStart"/>
+      <w:r>
+        <w:rPr>
+          <w:color w:val="CC7832"/>
+        </w:rPr>
+        <w:t>this</w:t>
+      </w:r>
+      <w:r>
+        <w:rPr>
+          <w:color w:val="A9B7C6"/>
+        </w:rPr>
+        <w:t>.</w:t>
+      </w:r>
+      <w:r>
+        <w:rPr>
+          <w:color w:val="9876AA"/>
+        </w:rPr>
+        <w:t>maximum</w:t>
+      </w:r>
+      <w:proofErr w:type="spellEnd"/>
+      <w:r>
+        <w:rPr>
+          <w:color w:val="9876AA"/>
+        </w:rPr>
+        <w:t xml:space="preserve"> </w:t>
+      </w:r>
+      <w:r>
+        <w:rPr>
+          <w:color w:val="A9B7C6"/>
+        </w:rPr>
+        <w:t>= maximum</w:t>
+      </w:r>
+      <w:r>
+        <w:rPr>
+          <w:color w:val="CC7832"/>
+        </w:rPr>
+        <w:t>;</w:t>
+      </w:r>
+      <w:r>
+        <w:rPr>
+          <w:color w:val="CC7832"/>
         </w:rPr>
         <w:br/>
         <w:t xml:space="preserve">    </w:t>
       </w:r>
       <w:r>
         <w:rPr>
-          <w:color w:val="CC7832"/>
-        </w:rPr>
-        <w:t xml:space="preserve">public </w:t>
-      </w:r>
-      <w:proofErr w:type="gramStart"/>
-      <w:r>
-        <w:rPr>
-          <w:color w:val="FFC66D"/>
-        </w:rPr>
-        <w:t>Limits</w:t>
-      </w:r>
-      <w:r>
-        <w:rPr>
-          <w:color w:val="A9B7C6"/>
-        </w:rPr>
-        <w:t>(</w:t>
-      </w:r>
-      <w:proofErr w:type="gramEnd"/>
-      <w:r>
-        <w:rPr>
-          <w:color w:val="CC7832"/>
-        </w:rPr>
-        <w:t xml:space="preserve">int </w:t>
-      </w:r>
-      <w:proofErr w:type="spellStart"/>
-      <w:r>
-        <w:rPr>
-          <w:color w:val="A9B7C6"/>
-        </w:rPr>
-        <w:t>mimimum</w:t>
-      </w:r>
-      <w:proofErr w:type="spellEnd"/>
-      <w:r>
-        <w:rPr>
-          <w:color w:val="CC7832"/>
-        </w:rPr>
-        <w:t xml:space="preserve">, int </w:t>
-      </w:r>
-      <w:r>
-        <w:rPr>
-          <w:color w:val="A9B7C6"/>
-        </w:rPr>
-        <w:t>maximum) {</w:t>
-      </w:r>
-      <w:r>
-        <w:rPr>
-          <w:color w:val="A9B7C6"/>
-        </w:rPr>
-        <w:br/>
-        <w:t xml:space="preserve">        </w:t>
-      </w:r>
-      <w:proofErr w:type="spellStart"/>
-      <w:proofErr w:type="gramStart"/>
-      <w:r>
-        <w:rPr>
-          <w:color w:val="CC7832"/>
-        </w:rPr>
-        <w:t>this</w:t>
-      </w:r>
-      <w:r>
-        <w:rPr>
-          <w:color w:val="A9B7C6"/>
-        </w:rPr>
-        <w:t>.</w:t>
-      </w:r>
-      <w:r>
-        <w:rPr>
-          <w:color w:val="9876AA"/>
-        </w:rPr>
-        <w:t>mimimum</w:t>
-      </w:r>
-      <w:proofErr w:type="spellEnd"/>
-      <w:proofErr w:type="gramEnd"/>
-      <w:r>
-        <w:rPr>
-          <w:color w:val="9876AA"/>
-        </w:rPr>
-        <w:t xml:space="preserve"> </w:t>
-      </w:r>
-      <w:r>
-        <w:rPr>
-          <w:color w:val="A9B7C6"/>
-        </w:rPr>
-        <w:t xml:space="preserve">= </w:t>
-      </w:r>
-      <w:proofErr w:type="spellStart"/>
-      <w:r>
-        <w:rPr>
-          <w:color w:val="A9B7C6"/>
-        </w:rPr>
-        <w:t>mimimum</w:t>
-      </w:r>
-      <w:proofErr w:type="spellEnd"/>
-      <w:r>
-        <w:rPr>
-          <w:color w:val="CC7832"/>
-        </w:rPr>
-        <w:t>;</w:t>
-      </w:r>
-      <w:r>
-        <w:rPr>
-          <w:color w:val="CC7832"/>
-        </w:rPr>
-        <w:br/>
-        <w:t xml:space="preserve">        </w:t>
-      </w:r>
-      <w:proofErr w:type="spellStart"/>
-      <w:proofErr w:type="gramStart"/>
-      <w:r>
-        <w:rPr>
-          <w:color w:val="CC7832"/>
-        </w:rPr>
-        <w:t>this</w:t>
-      </w:r>
-      <w:r>
-        <w:rPr>
-          <w:color w:val="A9B7C6"/>
-        </w:rPr>
-        <w:t>.</w:t>
-      </w:r>
-      <w:r>
-        <w:rPr>
-          <w:color w:val="9876AA"/>
-        </w:rPr>
-        <w:t>maximum</w:t>
-      </w:r>
-      <w:proofErr w:type="spellEnd"/>
-      <w:proofErr w:type="gramEnd"/>
-      <w:r>
-        <w:rPr>
-          <w:color w:val="9876AA"/>
-        </w:rPr>
-        <w:t xml:space="preserve"> </w:t>
-      </w:r>
-      <w:r>
-        <w:rPr>
-          <w:color w:val="A9B7C6"/>
-        </w:rPr>
-        <w:t>= maximum</w:t>
-      </w:r>
-      <w:r>
-        <w:rPr>
-          <w:color w:val="CC7832"/>
-        </w:rPr>
-        <w:t>;</w:t>
-      </w:r>
-      <w:r>
-        <w:rPr>
-          <w:color w:val="CC7832"/>
-        </w:rPr>
-        <w:br/>
-        <w:t xml:space="preserve">  </w:t>
-      </w:r>
-      <w:proofErr w:type="gramStart"/>
-      <w:r>
-        <w:rPr>
-          <w:color w:val="CC7832"/>
-        </w:rPr>
-        <w:t xml:space="preserve">  </w:t>
-      </w:r>
-      <w:r>
-        <w:rPr>
           <w:color w:val="A9B7C6"/>
         </w:rPr>
         <w:t>}</w:t>
       </w:r>
-      <w:proofErr w:type="gramEnd"/>
     </w:p>
     <w:p>
       <w:r>
@@ -13460,7 +12933,6 @@
         <w:br/>
       </w:r>
       <w:proofErr w:type="spellStart"/>
-      <w:proofErr w:type="gramStart"/>
       <w:r>
         <w:rPr>
           <w:color w:val="CC7832"/>
@@ -13468,7 +12940,6 @@
         <w:t>server.port</w:t>
       </w:r>
       <w:proofErr w:type="spellEnd"/>
-      <w:proofErr w:type="gramEnd"/>
       <w:r>
         <w:rPr>
           <w:color w:val="808080"/>
@@ -13491,6 +12962,7 @@
         <w:rPr>
           <w:color w:val="CC7832"/>
         </w:rPr>
+        <w:lastRenderedPageBreak/>
         <w:t>spring.cloud.config.server.git.uri</w:t>
       </w:r>
       <w:r>
@@ -13512,12 +12984,10 @@
         <w:t xml:space="preserve">The config server will run on port 8888. There is nothing else to do, Spring takes care of serving the </w:t>
       </w:r>
       <w:proofErr w:type="spellStart"/>
-      <w:proofErr w:type="gramStart"/>
       <w:r>
         <w:t>application.properties</w:t>
       </w:r>
       <w:proofErr w:type="spellEnd"/>
-      <w:proofErr w:type="gramEnd"/>
       <w:r>
         <w:t xml:space="preserve"> data, thanks to the @</w:t>
       </w:r>
@@ -13610,7 +13080,6 @@
         </w:rPr>
         <w:t xml:space="preserve">public static void </w:t>
       </w:r>
-      <w:proofErr w:type="gramStart"/>
       <w:r>
         <w:rPr>
           <w:color w:val="FFC66D"/>
@@ -13621,14 +13090,7 @@
         <w:rPr>
           <w:color w:val="A9B7C6"/>
         </w:rPr>
-        <w:t>(String[</w:t>
-      </w:r>
-      <w:proofErr w:type="gramEnd"/>
-      <w:r>
-        <w:rPr>
-          <w:color w:val="A9B7C6"/>
-        </w:rPr>
-        <w:t xml:space="preserve">] </w:t>
+        <w:t xml:space="preserve">(String[] </w:t>
       </w:r>
       <w:proofErr w:type="spellStart"/>
       <w:r>
@@ -13652,7 +13114,6 @@
         <w:t xml:space="preserve">       </w:t>
       </w:r>
       <w:proofErr w:type="spellStart"/>
-      <w:proofErr w:type="gramStart"/>
       <w:r>
         <w:rPr>
           <w:color w:val="A9B7C6"/>
@@ -13675,7 +13136,6 @@
         <w:t>(</w:t>
       </w:r>
       <w:proofErr w:type="spellStart"/>
-      <w:proofErr w:type="gramEnd"/>
       <w:r>
         <w:rPr>
           <w:color w:val="A9B7C6"/>
@@ -13720,14 +13180,7 @@
           <w:color w:val="CC7832"/>
         </w:rPr>
         <w:br/>
-        <w:t xml:space="preserve">  </w:t>
-      </w:r>
-      <w:proofErr w:type="gramStart"/>
-      <w:r>
-        <w:rPr>
-          <w:color w:val="CC7832"/>
-        </w:rPr>
-        <w:t xml:space="preserve">  </w:t>
+        <w:t xml:space="preserve">    </w:t>
       </w:r>
       <w:r>
         <w:rPr>
@@ -13735,7 +13188,6 @@
         </w:rPr>
         <w:t>}</w:t>
       </w:r>
-      <w:proofErr w:type="gramEnd"/>
       <w:r>
         <w:rPr>
           <w:color w:val="A9B7C6"/>
@@ -13756,12 +13208,10 @@
         <w:t xml:space="preserve">Data on git: (see address in </w:t>
       </w:r>
       <w:proofErr w:type="spellStart"/>
-      <w:proofErr w:type="gramStart"/>
       <w:r>
         <w:t>application.properties</w:t>
       </w:r>
       <w:proofErr w:type="spellEnd"/>
-      <w:proofErr w:type="gramEnd"/>
       <w:r>
         <w:t>). Contains 5 files:</w:t>
       </w:r>
@@ -13771,72 +13221,60 @@
         <w:t>Currency-</w:t>
       </w:r>
       <w:proofErr w:type="spellStart"/>
-      <w:proofErr w:type="gramStart"/>
       <w:r>
         <w:t>exchange.properties</w:t>
       </w:r>
       <w:proofErr w:type="spellEnd"/>
-      <w:proofErr w:type="gramEnd"/>
     </w:p>
     <w:p>
       <w:r>
         <w:t>Limits-</w:t>
       </w:r>
       <w:proofErr w:type="spellStart"/>
-      <w:proofErr w:type="gramStart"/>
       <w:r>
         <w:t>service.properties</w:t>
       </w:r>
       <w:proofErr w:type="spellEnd"/>
-      <w:proofErr w:type="gramEnd"/>
     </w:p>
     <w:p>
       <w:r>
         <w:t>Limits-service-</w:t>
       </w:r>
       <w:proofErr w:type="spellStart"/>
-      <w:proofErr w:type="gramStart"/>
       <w:r>
         <w:t>dev.properties</w:t>
       </w:r>
       <w:proofErr w:type="spellEnd"/>
-      <w:proofErr w:type="gramEnd"/>
     </w:p>
     <w:p>
       <w:r>
         <w:t>Limits-service-</w:t>
       </w:r>
       <w:proofErr w:type="spellStart"/>
-      <w:proofErr w:type="gramStart"/>
       <w:r>
         <w:t>qa.propeties</w:t>
       </w:r>
       <w:proofErr w:type="spellEnd"/>
-      <w:proofErr w:type="gramEnd"/>
     </w:p>
     <w:p>
       <w:r>
         <w:t>Limits-service-</w:t>
       </w:r>
       <w:proofErr w:type="spellStart"/>
-      <w:proofErr w:type="gramStart"/>
       <w:r>
         <w:t>x.properties</w:t>
       </w:r>
       <w:proofErr w:type="spellEnd"/>
-      <w:proofErr w:type="gramEnd"/>
     </w:p>
     <w:p>
       <w:r>
         <w:t>Microservice-</w:t>
       </w:r>
       <w:proofErr w:type="spellStart"/>
-      <w:proofErr w:type="gramStart"/>
       <w:r>
         <w:t>x.properties</w:t>
       </w:r>
       <w:proofErr w:type="spellEnd"/>
-      <w:proofErr w:type="gramEnd"/>
     </w:p>
     <w:p>
       <w:r>
@@ -13858,7 +13296,6 @@
         <w:t>limits-</w:t>
       </w:r>
       <w:proofErr w:type="spellStart"/>
-      <w:proofErr w:type="gramStart"/>
       <w:r>
         <w:rPr>
           <w:color w:val="CC7832"/>
@@ -13866,7 +13303,6 @@
         <w:t>service.minimum</w:t>
       </w:r>
       <w:proofErr w:type="spellEnd"/>
-      <w:proofErr w:type="gramEnd"/>
       <w:r>
         <w:rPr>
           <w:color w:val="808080"/>
@@ -13892,7 +13328,6 @@
         <w:t>limits-</w:t>
       </w:r>
       <w:proofErr w:type="spellStart"/>
-      <w:proofErr w:type="gramStart"/>
       <w:r>
         <w:rPr>
           <w:color w:val="CC7832"/>
@@ -13900,7 +13335,6 @@
         <w:t>service.maximum</w:t>
       </w:r>
       <w:proofErr w:type="spellEnd"/>
-      <w:proofErr w:type="gramEnd"/>
       <w:r>
         <w:rPr>
           <w:color w:val="808080"/>
@@ -14019,24 +13453,28 @@
         <w:shd w:val="clear" w:color="auto" w:fill="2B2B2B"/>
         <w:rPr>
           <w:color w:val="A9B7C6"/>
+          <w:lang w:val="fr-CA"/>
         </w:rPr>
       </w:pPr>
       <w:r>
         <w:rPr>
           <w:color w:val="BBB529"/>
+          <w:lang w:val="fr-CA"/>
         </w:rPr>
         <w:t>@Autowired</w:t>
       </w:r>
       <w:r>
         <w:rPr>
           <w:color w:val="BBB529"/>
-        </w:rPr>
-        <w:br/>
-      </w:r>
-      <w:proofErr w:type="spellStart"/>
-      <w:r>
-        <w:rPr>
-          <w:color w:val="A9B7C6"/>
+          <w:lang w:val="fr-CA"/>
+        </w:rPr>
+        <w:br/>
+      </w:r>
+      <w:proofErr w:type="spellStart"/>
+      <w:r>
+        <w:rPr>
+          <w:color w:val="A9B7C6"/>
+          <w:lang w:val="fr-CA"/>
         </w:rPr>
         <w:t>CurrencyExchangeRepository</w:t>
       </w:r>
@@ -14044,56 +13482,73 @@
       <w:r>
         <w:rPr>
           <w:color w:val="A9B7C6"/>
+          <w:lang w:val="fr-CA"/>
         </w:rPr>
         <w:t xml:space="preserve"> </w:t>
       </w:r>
       <w:r>
         <w:rPr>
           <w:color w:val="9876AA"/>
+          <w:lang w:val="fr-CA"/>
         </w:rPr>
         <w:t>repository</w:t>
       </w:r>
       <w:r>
         <w:rPr>
           <w:color w:val="CC7832"/>
+          <w:lang w:val="fr-CA"/>
         </w:rPr>
         <w:t>;</w:t>
       </w:r>
       <w:r>
         <w:rPr>
           <w:color w:val="CC7832"/>
-        </w:rPr>
-        <w:br/>
-      </w:r>
-      <w:r>
-        <w:rPr>
-          <w:color w:val="CC7832"/>
+          <w:lang w:val="fr-CA"/>
+        </w:rPr>
+        <w:br/>
+      </w:r>
+      <w:r>
+        <w:rPr>
+          <w:color w:val="CC7832"/>
+          <w:lang w:val="fr-CA"/>
         </w:rPr>
         <w:br/>
       </w:r>
       <w:r>
         <w:rPr>
           <w:color w:val="BBB529"/>
+          <w:lang w:val="fr-CA"/>
         </w:rPr>
         <w:t>@Autowired</w:t>
       </w:r>
       <w:r>
         <w:rPr>
           <w:color w:val="BBB529"/>
-        </w:rPr>
-        <w:br/>
-      </w:r>
-      <w:r>
-        <w:rPr>
-          <w:color w:val="A9B7C6"/>
-        </w:rPr>
-        <w:t xml:space="preserve">Environment </w:t>
-      </w:r>
-      <w:proofErr w:type="spellStart"/>
-      <w:proofErr w:type="gramStart"/>
+          <w:lang w:val="fr-CA"/>
+        </w:rPr>
+        <w:br/>
+      </w:r>
+      <w:proofErr w:type="spellStart"/>
+      <w:r>
+        <w:rPr>
+          <w:color w:val="A9B7C6"/>
+          <w:lang w:val="fr-CA"/>
+        </w:rPr>
+        <w:t>Environment</w:t>
+      </w:r>
+      <w:proofErr w:type="spellEnd"/>
+      <w:r>
+        <w:rPr>
+          <w:color w:val="A9B7C6"/>
+          <w:lang w:val="fr-CA"/>
+        </w:rPr>
+        <w:t xml:space="preserve"> </w:t>
+      </w:r>
+      <w:proofErr w:type="spellStart"/>
       <w:r>
         <w:rPr>
           <w:color w:val="9876AA"/>
+          <w:lang w:val="fr-CA"/>
         </w:rPr>
         <w:t>environment</w:t>
       </w:r>
@@ -14101,12 +13556,18 @@
       <w:r>
         <w:rPr>
           <w:color w:val="CC7832"/>
+          <w:lang w:val="fr-CA"/>
         </w:rPr>
         <w:t>;</w:t>
       </w:r>
-      <w:proofErr w:type="gramEnd"/>
-    </w:p>
-    <w:p/>
+    </w:p>
+    <w:p>
+      <w:pPr>
+        <w:rPr>
+          <w:lang w:val="fr-CA"/>
+        </w:rPr>
+      </w:pPr>
+    </w:p>
     <w:p>
       <w:r>
         <w:t>Now the response to a HTTP request:</w:t>
@@ -14171,7 +13632,6 @@
         <w:t xml:space="preserve"> </w:t>
       </w:r>
       <w:proofErr w:type="spellStart"/>
-      <w:proofErr w:type="gramStart"/>
       <w:r>
         <w:rPr>
           <w:color w:val="FFC66D"/>
@@ -14185,7 +13645,6 @@
         </w:rPr>
         <w:t>(</w:t>
       </w:r>
-      <w:proofErr w:type="gramEnd"/>
       <w:r>
         <w:rPr>
           <w:color w:val="BBB529"/>
@@ -14326,7 +13785,6 @@
         <w:t xml:space="preserve"> </w:t>
       </w:r>
       <w:proofErr w:type="spellStart"/>
-      <w:proofErr w:type="gramStart"/>
       <w:r>
         <w:rPr>
           <w:color w:val="FFC66D"/>
@@ -14338,14 +13796,7 @@
         <w:rPr>
           <w:color w:val="A9B7C6"/>
         </w:rPr>
-        <w:t>(</w:t>
-      </w:r>
-      <w:proofErr w:type="gramEnd"/>
-      <w:r>
-        <w:rPr>
-          <w:color w:val="A9B7C6"/>
-        </w:rPr>
-        <w:t>String from</w:t>
+        <w:t>(String from</w:t>
       </w:r>
       <w:r>
         <w:rPr>
@@ -14384,12 +13835,10 @@
         <w:t xml:space="preserve">That’s all that’s needed to access the database, based on what’s in </w:t>
       </w:r>
       <w:proofErr w:type="spellStart"/>
-      <w:proofErr w:type="gramStart"/>
       <w:r>
         <w:t>application.properties</w:t>
       </w:r>
       <w:proofErr w:type="spellEnd"/>
-      <w:proofErr w:type="gramEnd"/>
       <w:r>
         <w:t>:</w:t>
       </w:r>
@@ -14488,6 +13937,7 @@
         <w:rPr>
           <w:color w:val="808080"/>
         </w:rPr>
+        <w:lastRenderedPageBreak/>
         <w:t>#default</w:t>
       </w:r>
       <w:r>
@@ -14792,26 +14242,177 @@
         </w:rPr>
         <w:t xml:space="preserve">private </w:t>
       </w:r>
-      <w:proofErr w:type="gramStart"/>
-      <w:r>
-        <w:rPr>
-          <w:color w:val="A9B7C6"/>
-        </w:rPr>
-        <w:t>Long</w:t>
-      </w:r>
-      <w:proofErr w:type="gramEnd"/>
+      <w:r>
+        <w:rPr>
+          <w:color w:val="A9B7C6"/>
+        </w:rPr>
+        <w:t xml:space="preserve">Long </w:t>
+      </w:r>
+      <w:r>
+        <w:rPr>
+          <w:color w:val="9876AA"/>
+        </w:rPr>
+        <w:t>id</w:t>
+      </w:r>
+      <w:r>
+        <w:rPr>
+          <w:color w:val="CC7832"/>
+        </w:rPr>
+        <w:t>;</w:t>
+      </w:r>
+      <w:r>
+        <w:rPr>
+          <w:color w:val="CC7832"/>
+        </w:rPr>
+        <w:br/>
+        <w:t xml:space="preserve">    </w:t>
+      </w:r>
+      <w:r>
+        <w:rPr>
+          <w:color w:val="BBB529"/>
+        </w:rPr>
+        <w:t>@Column</w:t>
+      </w:r>
+      <w:r>
+        <w:rPr>
+          <w:color w:val="A9B7C6"/>
+        </w:rPr>
+        <w:t>(name=</w:t>
+      </w:r>
+      <w:r>
+        <w:rPr>
+          <w:color w:val="6A8759"/>
+        </w:rPr>
+        <w:t>"from_currency"</w:t>
+      </w:r>
+      <w:r>
+        <w:rPr>
+          <w:color w:val="A9B7C6"/>
+        </w:rPr>
+        <w:t>)</w:t>
+      </w:r>
+      <w:r>
+        <w:rPr>
+          <w:color w:val="A9B7C6"/>
+        </w:rPr>
+        <w:br/>
+        <w:t xml:space="preserve">    </w:t>
+      </w:r>
+      <w:r>
+        <w:rPr>
+          <w:color w:val="CC7832"/>
+        </w:rPr>
+        <w:t xml:space="preserve">private </w:t>
+      </w:r>
+      <w:r>
+        <w:rPr>
+          <w:color w:val="A9B7C6"/>
+        </w:rPr>
+        <w:t xml:space="preserve">String </w:t>
+      </w:r>
+      <w:r>
+        <w:rPr>
+          <w:color w:val="9876AA"/>
+        </w:rPr>
+        <w:t>from</w:t>
+      </w:r>
+      <w:r>
+        <w:rPr>
+          <w:color w:val="CC7832"/>
+        </w:rPr>
+        <w:t>;</w:t>
+      </w:r>
+      <w:r>
+        <w:rPr>
+          <w:color w:val="CC7832"/>
+        </w:rPr>
+        <w:br/>
+        <w:t xml:space="preserve">    </w:t>
+      </w:r>
+      <w:r>
+        <w:rPr>
+          <w:color w:val="BBB529"/>
+        </w:rPr>
+        <w:t>@Column</w:t>
+      </w:r>
+      <w:r>
+        <w:rPr>
+          <w:color w:val="A9B7C6"/>
+        </w:rPr>
+        <w:t>(name=</w:t>
+      </w:r>
+      <w:r>
+        <w:rPr>
+          <w:color w:val="6A8759"/>
+        </w:rPr>
+        <w:t>"to_currency"</w:t>
+      </w:r>
+      <w:r>
+        <w:rPr>
+          <w:color w:val="A9B7C6"/>
+        </w:rPr>
+        <w:t>)</w:t>
+      </w:r>
+      <w:r>
+        <w:rPr>
+          <w:color w:val="A9B7C6"/>
+        </w:rPr>
+        <w:br/>
+        <w:t xml:space="preserve">    </w:t>
+      </w:r>
+      <w:r>
+        <w:rPr>
+          <w:color w:val="CC7832"/>
+        </w:rPr>
+        <w:t xml:space="preserve">private </w:t>
+      </w:r>
+      <w:r>
+        <w:rPr>
+          <w:color w:val="A9B7C6"/>
+        </w:rPr>
+        <w:t xml:space="preserve">String </w:t>
+      </w:r>
+      <w:r>
+        <w:rPr>
+          <w:color w:val="9876AA"/>
+        </w:rPr>
+        <w:t>to</w:t>
+      </w:r>
+      <w:r>
+        <w:rPr>
+          <w:color w:val="CC7832"/>
+        </w:rPr>
+        <w:t>;</w:t>
+      </w:r>
+      <w:r>
+        <w:rPr>
+          <w:color w:val="CC7832"/>
+        </w:rPr>
+        <w:br/>
+        <w:t xml:space="preserve">    private </w:t>
+      </w:r>
+      <w:proofErr w:type="spellStart"/>
+      <w:r>
+        <w:rPr>
+          <w:color w:val="A9B7C6"/>
+        </w:rPr>
+        <w:t>BigDecimal</w:t>
+      </w:r>
+      <w:proofErr w:type="spellEnd"/>
       <w:r>
         <w:rPr>
           <w:color w:val="A9B7C6"/>
         </w:rPr>
         <w:t xml:space="preserve"> </w:t>
       </w:r>
+      <w:proofErr w:type="spellStart"/>
       <w:r>
         <w:rPr>
           <w:color w:val="9876AA"/>
         </w:rPr>
-        <w:t>id</w:t>
-      </w:r>
+        <w:t>conversionMultiple</w:t>
+      </w:r>
+      <w:proofErr w:type="spellEnd"/>
       <w:r>
         <w:rPr>
           <w:color w:val="CC7832"/>
@@ -14823,44 +14424,7 @@
           <w:color w:val="CC7832"/>
         </w:rPr>
         <w:br/>
-        <w:t xml:space="preserve">    </w:t>
-      </w:r>
-      <w:r>
-        <w:rPr>
-          <w:color w:val="BBB529"/>
-        </w:rPr>
-        <w:t>@Column</w:t>
-      </w:r>
-      <w:r>
-        <w:rPr>
-          <w:color w:val="A9B7C6"/>
-        </w:rPr>
-        <w:t>(name=</w:t>
-      </w:r>
-      <w:r>
-        <w:rPr>
-          <w:color w:val="6A8759"/>
-        </w:rPr>
-        <w:t>"from_currency"</w:t>
-      </w:r>
-      <w:r>
-        <w:rPr>
-          <w:color w:val="A9B7C6"/>
-        </w:rPr>
-        <w:t>)</w:t>
-      </w:r>
-      <w:r>
-        <w:rPr>
-          <w:color w:val="A9B7C6"/>
-        </w:rPr>
-        <w:br/>
-        <w:t xml:space="preserve">    </w:t>
-      </w:r>
-      <w:r>
-        <w:rPr>
-          <w:color w:val="CC7832"/>
-        </w:rPr>
-        <w:t xml:space="preserve">private </w:t>
+        <w:t xml:space="preserve">    private </w:t>
       </w:r>
       <w:r>
         <w:rPr>
@@ -14872,7 +14436,7 @@
         <w:rPr>
           <w:color w:val="9876AA"/>
         </w:rPr>
-        <w:t>from</w:t>
+        <w:t>environment</w:t>
       </w:r>
       <w:r>
         <w:rPr>
@@ -14880,130 +14444,6 @@
         </w:rPr>
         <w:t>;</w:t>
       </w:r>
-      <w:r>
-        <w:rPr>
-          <w:color w:val="CC7832"/>
-        </w:rPr>
-        <w:br/>
-        <w:t xml:space="preserve">    </w:t>
-      </w:r>
-      <w:r>
-        <w:rPr>
-          <w:color w:val="BBB529"/>
-        </w:rPr>
-        <w:t>@Column</w:t>
-      </w:r>
-      <w:r>
-        <w:rPr>
-          <w:color w:val="A9B7C6"/>
-        </w:rPr>
-        <w:t>(name=</w:t>
-      </w:r>
-      <w:r>
-        <w:rPr>
-          <w:color w:val="6A8759"/>
-        </w:rPr>
-        <w:t>"to_currency"</w:t>
-      </w:r>
-      <w:r>
-        <w:rPr>
-          <w:color w:val="A9B7C6"/>
-        </w:rPr>
-        <w:t>)</w:t>
-      </w:r>
-      <w:r>
-        <w:rPr>
-          <w:color w:val="A9B7C6"/>
-        </w:rPr>
-        <w:br/>
-        <w:t xml:space="preserve">    </w:t>
-      </w:r>
-      <w:r>
-        <w:rPr>
-          <w:color w:val="CC7832"/>
-        </w:rPr>
-        <w:t xml:space="preserve">private </w:t>
-      </w:r>
-      <w:r>
-        <w:rPr>
-          <w:color w:val="A9B7C6"/>
-        </w:rPr>
-        <w:t xml:space="preserve">String </w:t>
-      </w:r>
-      <w:r>
-        <w:rPr>
-          <w:color w:val="9876AA"/>
-        </w:rPr>
-        <w:t>to</w:t>
-      </w:r>
-      <w:r>
-        <w:rPr>
-          <w:color w:val="CC7832"/>
-        </w:rPr>
-        <w:t>;</w:t>
-      </w:r>
-      <w:r>
-        <w:rPr>
-          <w:color w:val="CC7832"/>
-        </w:rPr>
-        <w:br/>
-        <w:t xml:space="preserve">    private </w:t>
-      </w:r>
-      <w:proofErr w:type="spellStart"/>
-      <w:r>
-        <w:rPr>
-          <w:color w:val="A9B7C6"/>
-        </w:rPr>
-        <w:t>BigDecimal</w:t>
-      </w:r>
-      <w:proofErr w:type="spellEnd"/>
-      <w:r>
-        <w:rPr>
-          <w:color w:val="A9B7C6"/>
-        </w:rPr>
-        <w:t xml:space="preserve"> </w:t>
-      </w:r>
-      <w:proofErr w:type="spellStart"/>
-      <w:r>
-        <w:rPr>
-          <w:color w:val="9876AA"/>
-        </w:rPr>
-        <w:t>conversionMultiple</w:t>
-      </w:r>
-      <w:proofErr w:type="spellEnd"/>
-      <w:r>
-        <w:rPr>
-          <w:color w:val="CC7832"/>
-        </w:rPr>
-        <w:t>;</w:t>
-      </w:r>
-      <w:r>
-        <w:rPr>
-          <w:color w:val="CC7832"/>
-        </w:rPr>
-        <w:br/>
-        <w:t xml:space="preserve">    private </w:t>
-      </w:r>
-      <w:r>
-        <w:rPr>
-          <w:color w:val="A9B7C6"/>
-        </w:rPr>
-        <w:t xml:space="preserve">String </w:t>
-      </w:r>
-      <w:proofErr w:type="gramStart"/>
-      <w:r>
-        <w:rPr>
-          <w:color w:val="9876AA"/>
-        </w:rPr>
-        <w:t>environment</w:t>
-      </w:r>
-      <w:r>
-        <w:rPr>
-          <w:color w:val="CC7832"/>
-        </w:rPr>
-        <w:t>;</w:t>
-      </w:r>
-      <w:proofErr w:type="gramEnd"/>
     </w:p>
     <w:p>
       <w:pPr>
@@ -15020,7 +14460,6 @@
         <w:t xml:space="preserve">protected </w:t>
       </w:r>
       <w:proofErr w:type="spellStart"/>
-      <w:proofErr w:type="gramStart"/>
       <w:r>
         <w:rPr>
           <w:color w:val="FFC66D"/>
@@ -15032,14 +14471,7 @@
         <w:rPr>
           <w:color w:val="A9B7C6"/>
         </w:rPr>
-        <w:t>(</w:t>
-      </w:r>
-      <w:proofErr w:type="gramEnd"/>
-      <w:r>
-        <w:rPr>
-          <w:color w:val="A9B7C6"/>
-        </w:rPr>
-        <w:t>) {}</w:t>
+        <w:t>() {}</w:t>
       </w:r>
       <w:r>
         <w:rPr>
@@ -15060,7 +14492,6 @@
         <w:t xml:space="preserve">public </w:t>
       </w:r>
       <w:proofErr w:type="spellStart"/>
-      <w:proofErr w:type="gramStart"/>
       <w:r>
         <w:rPr>
           <w:color w:val="FFC66D"/>
@@ -15072,14 +14503,7 @@
         <w:rPr>
           <w:color w:val="A9B7C6"/>
         </w:rPr>
-        <w:t>(</w:t>
-      </w:r>
-      <w:proofErr w:type="gramEnd"/>
-      <w:r>
-        <w:rPr>
-          <w:color w:val="A9B7C6"/>
-        </w:rPr>
-        <w:t>Long id</w:t>
+        <w:t>(Long id</w:t>
       </w:r>
       <w:r>
         <w:rPr>
@@ -15184,7 +14608,6 @@
         <w:t xml:space="preserve">    </w:t>
       </w:r>
       <w:proofErr w:type="spellStart"/>
-      <w:proofErr w:type="gramStart"/>
       <w:r>
         <w:rPr>
           <w:color w:val="CC7832"/>
@@ -15204,7 +14627,6 @@
         <w:t>from</w:t>
       </w:r>
       <w:proofErr w:type="spellEnd"/>
-      <w:proofErr w:type="gramEnd"/>
       <w:r>
         <w:rPr>
           <w:color w:val="9876AA"/>
@@ -15262,7 +14684,6 @@
         <w:t xml:space="preserve">    </w:t>
       </w:r>
       <w:proofErr w:type="spellStart"/>
-      <w:proofErr w:type="gramStart"/>
       <w:r>
         <w:rPr>
           <w:color w:val="CC7832"/>
@@ -15282,7 +14703,6 @@
         <w:t>conversionMultiple</w:t>
       </w:r>
       <w:proofErr w:type="spellEnd"/>
-      <w:proofErr w:type="gramEnd"/>
       <w:r>
         <w:rPr>
           <w:color w:val="9876AA"/>
@@ -15427,7 +14847,6 @@
         <w:t xml:space="preserve"> </w:t>
       </w:r>
       <w:proofErr w:type="spellStart"/>
-      <w:proofErr w:type="gramStart"/>
       <w:r>
         <w:rPr>
           <w:color w:val="FFC66D"/>
@@ -15439,14 +14858,7 @@
         <w:rPr>
           <w:color w:val="A9B7C6"/>
         </w:rPr>
-        <w:t>(</w:t>
-      </w:r>
-      <w:proofErr w:type="gramEnd"/>
-      <w:r>
-        <w:rPr>
-          <w:color w:val="A9B7C6"/>
-        </w:rPr>
-        <w:t>String from</w:t>
+        <w:t>(String from</w:t>
       </w:r>
       <w:r>
         <w:rPr>
@@ -15599,6 +15011,7 @@
         <w:rPr>
           <w:color w:val="CC7832"/>
         </w:rPr>
+        <w:lastRenderedPageBreak/>
         <w:br/>
         <w:t xml:space="preserve">    </w:t>
       </w:r>
@@ -16065,7 +15478,6 @@
         </w:rPr>
       </w:pPr>
       <w:proofErr w:type="spellStart"/>
-      <w:proofErr w:type="gramStart"/>
       <w:r>
         <w:rPr>
           <w:color w:val="000000" w:themeColor="text1"/>
@@ -16073,7 +15485,6 @@
         <w:t>repository.findByFromAndTo</w:t>
       </w:r>
       <w:proofErr w:type="spellEnd"/>
-      <w:proofErr w:type="gramEnd"/>
       <w:r>
         <w:rPr>
           <w:color w:val="000000" w:themeColor="text1"/>
@@ -16482,6 +15893,12 @@
           <w:color w:val="CC7832"/>
         </w:rPr>
         <w:br/>
+      </w:r>
+      <w:r>
+        <w:rPr>
+          <w:color w:val="CC7832"/>
+        </w:rPr>
+        <w:lastRenderedPageBreak/>
         <w:t xml:space="preserve">            </w:t>
       </w:r>
       <w:r>
@@ -17287,7 +16704,6 @@
         <w:t xml:space="preserve"> </w:t>
       </w:r>
       <w:proofErr w:type="spellStart"/>
-      <w:proofErr w:type="gramStart"/>
       <w:r>
         <w:rPr>
           <w:color w:val="FFC66D"/>
@@ -17301,7 +16717,6 @@
         </w:rPr>
         <w:t>(</w:t>
       </w:r>
-      <w:proofErr w:type="gramEnd"/>
       <w:r>
         <w:rPr>
           <w:color w:val="A9B7C6"/>
@@ -17430,7 +16845,6 @@
         <w:t xml:space="preserve">public </w:t>
       </w:r>
       <w:proofErr w:type="spellStart"/>
-      <w:proofErr w:type="gramStart"/>
       <w:r>
         <w:rPr>
           <w:color w:val="FFC66D"/>
@@ -17442,14 +16856,7 @@
         <w:rPr>
           <w:color w:val="A9B7C6"/>
         </w:rPr>
-        <w:t>(</w:t>
-      </w:r>
-      <w:proofErr w:type="gramEnd"/>
-      <w:r>
-        <w:rPr>
-          <w:color w:val="A9B7C6"/>
-        </w:rPr>
-        <w:t>Long id</w:t>
+        <w:t>(Long id</w:t>
       </w:r>
       <w:r>
         <w:rPr>
@@ -17618,7 +17025,6 @@
         </w:rPr>
         <w:t xml:space="preserve"> </w:t>
       </w:r>
-      <w:proofErr w:type="gramStart"/>
       <w:r>
         <w:rPr>
           <w:color w:val="9876AA"/>
@@ -17631,7 +17037,6 @@
         </w:rPr>
         <w:t>;</w:t>
       </w:r>
-      <w:proofErr w:type="gramEnd"/>
     </w:p>
     <w:p>
       <w:pPr>
@@ -17652,6 +17057,7 @@
         <w:rPr>
           <w:color w:val="BBB529"/>
         </w:rPr>
+        <w:lastRenderedPageBreak/>
         <w:t>@GetMapping</w:t>
       </w:r>
       <w:r>
@@ -18231,19 +17637,11 @@
         <w:br/>
       </w:r>
       <w:proofErr w:type="spellStart"/>
-      <w:proofErr w:type="gramStart"/>
-      <w:r>
-        <w:rPr>
-          <w:color w:val="CC7832"/>
-        </w:rPr>
-        <w:t>eureka.client</w:t>
-      </w:r>
-      <w:proofErr w:type="gramEnd"/>
-      <w:r>
-        <w:rPr>
-          <w:color w:val="CC7832"/>
-        </w:rPr>
-        <w:t>.fetch</w:t>
+      <w:r>
+        <w:rPr>
+          <w:color w:val="CC7832"/>
+        </w:rPr>
+        <w:t>eureka.client.fetch</w:t>
       </w:r>
       <w:proofErr w:type="spellEnd"/>
       <w:r>
@@ -18337,7 +17735,6 @@
         </w:rPr>
         <w:t xml:space="preserve">public static void </w:t>
       </w:r>
-      <w:proofErr w:type="gramStart"/>
       <w:r>
         <w:rPr>
           <w:color w:val="FFC66D"/>
@@ -18348,14 +17745,7 @@
         <w:rPr>
           <w:color w:val="A9B7C6"/>
         </w:rPr>
-        <w:t>(String[</w:t>
-      </w:r>
-      <w:proofErr w:type="gramEnd"/>
-      <w:r>
-        <w:rPr>
-          <w:color w:val="A9B7C6"/>
-        </w:rPr>
-        <w:t xml:space="preserve">] </w:t>
+        <w:t xml:space="preserve">(String[] </w:t>
       </w:r>
       <w:proofErr w:type="spellStart"/>
       <w:r>
@@ -18379,7 +17769,6 @@
         <w:t xml:space="preserve">       </w:t>
       </w:r>
       <w:proofErr w:type="spellStart"/>
-      <w:proofErr w:type="gramStart"/>
       <w:r>
         <w:rPr>
           <w:color w:val="A9B7C6"/>
@@ -18402,7 +17791,6 @@
         <w:t>(</w:t>
       </w:r>
       <w:proofErr w:type="spellStart"/>
-      <w:proofErr w:type="gramEnd"/>
       <w:r>
         <w:rPr>
           <w:color w:val="A9B7C6"/>
@@ -18447,14 +17835,7 @@
           <w:color w:val="CC7832"/>
         </w:rPr>
         <w:br/>
-        <w:t xml:space="preserve">  </w:t>
-      </w:r>
-      <w:proofErr w:type="gramStart"/>
-      <w:r>
-        <w:rPr>
-          <w:color w:val="CC7832"/>
-        </w:rPr>
-        <w:t xml:space="preserve">  </w:t>
+        <w:t xml:space="preserve">    </w:t>
       </w:r>
       <w:r>
         <w:rPr>
@@ -18462,7 +17843,6 @@
         </w:rPr>
         <w:t>}</w:t>
       </w:r>
-      <w:proofErr w:type="gramEnd"/>
       <w:r>
         <w:rPr>
           <w:color w:val="A9B7C6"/>
@@ -18528,6 +17908,7 @@
         </w:tabs>
       </w:pPr>
       <w:r>
+        <w:lastRenderedPageBreak/>
         <w:t xml:space="preserve">Built on top of Spring </w:t>
       </w:r>
       <w:proofErr w:type="spellStart"/>
@@ -18720,21 +18101,7 @@
         <w:rPr>
           <w:color w:val="CC7832"/>
         </w:rPr>
-        <w:t>spring.cloud.gateway.</w:t>
-      </w:r>
-      <w:proofErr w:type="gramStart"/>
-      <w:r>
-        <w:rPr>
-          <w:color w:val="CC7832"/>
-        </w:rPr>
-        <w:t>discovery.locator</w:t>
-      </w:r>
-      <w:proofErr w:type="gramEnd"/>
-      <w:r>
-        <w:rPr>
-          <w:color w:val="CC7832"/>
-        </w:rPr>
-        <w:t>.enabled</w:t>
+        <w:t>spring.cloud.gateway.discovery.locator.enabled</w:t>
       </w:r>
       <w:proofErr w:type="spellEnd"/>
       <w:r>
@@ -18762,6 +18129,477 @@
       </w:pPr>
     </w:p>
     <w:p/>
+    <w:p/>
+    <w:p/>
+    <w:p>
+      <w:pPr>
+        <w:pStyle w:val="Heading1"/>
+      </w:pPr>
+      <w:r>
+        <w:t>-13- Docker</w:t>
+      </w:r>
+    </w:p>
+    <w:p>
+      <w:r>
+        <w:t xml:space="preserve">An efficient </w:t>
+      </w:r>
+      <w:proofErr w:type="spellStart"/>
+      <w:r>
+        <w:t>Dockerfile</w:t>
+      </w:r>
+      <w:proofErr w:type="spellEnd"/>
+      <w:r>
+        <w:t>:</w:t>
+      </w:r>
+    </w:p>
+    <w:p>
+      <w:r>
+        <w:t>FROM maven:3.9-eclipse-temurin-21 AS build</w:t>
+      </w:r>
+      <w:r>
+        <w:br/>
+        <w:t>WORKDIR /home/app</w:t>
+      </w:r>
+      <w:r>
+        <w:br/>
+      </w:r>
+      <w:r>
+        <w:br/>
+        <w:t>COPY ./pom.xml /home/app/pom.xml</w:t>
+      </w:r>
+      <w:r>
+        <w:br/>
+        <w:t>COPY ./src/main/java/com/in28minutes/rest/webservices/restfulwebservices/RestfulWebServicesApplication.java \</w:t>
+      </w:r>
+      <w:r>
+        <w:br/>
+        <w:t>./src/main/java/com/in28minutes/rest/webservices/restfulwebservices/RestfulWebServicesApplication.java</w:t>
+      </w:r>
+      <w:r>
+        <w:br/>
+      </w:r>
+      <w:r>
+        <w:br/>
+        <w:t># main role: downloads the dependencies</w:t>
+      </w:r>
+      <w:r>
+        <w:br/>
+        <w:t xml:space="preserve">RUN </w:t>
+      </w:r>
+      <w:proofErr w:type="spellStart"/>
+      <w:r>
+        <w:t>mvn</w:t>
+      </w:r>
+      <w:proofErr w:type="spellEnd"/>
+      <w:r>
+        <w:t xml:space="preserve"> -f /home/app/pom.xml clean package</w:t>
+      </w:r>
+      <w:r>
+        <w:br/>
+      </w:r>
+      <w:r>
+        <w:br/>
+        <w:t>COPY . /home/app</w:t>
+      </w:r>
+      <w:r>
+        <w:br/>
+      </w:r>
+      <w:r>
+        <w:lastRenderedPageBreak/>
+        <w:t># main role: builds and packages the application code</w:t>
+      </w:r>
+      <w:r>
+        <w:br/>
+        <w:t xml:space="preserve">RUN </w:t>
+      </w:r>
+      <w:proofErr w:type="spellStart"/>
+      <w:r>
+        <w:t>mvn</w:t>
+      </w:r>
+      <w:proofErr w:type="spellEnd"/>
+      <w:r>
+        <w:t xml:space="preserve"> -f /home/app/pom.xml clean package</w:t>
+      </w:r>
+      <w:r>
+        <w:br/>
+      </w:r>
+      <w:r>
+        <w:br/>
+        <w:t>FROM eclipse-temurin:21-jre</w:t>
+      </w:r>
+      <w:r>
+        <w:br/>
+        <w:t>EXPOSE 5000</w:t>
+      </w:r>
+      <w:r>
+        <w:br/>
+        <w:t>COPY --from=build /home/app/target/*.jar /app.jar</w:t>
+      </w:r>
+      <w:r>
+        <w:br/>
+        <w:t>ENTRYPOINT ["java", "-jar", "/app.jar"]</w:t>
+      </w:r>
+    </w:p>
+    <w:p/>
+    <w:p/>
+    <w:p>
+      <w:r>
+        <w:t xml:space="preserve">The idea is that it minimizes the number of </w:t>
+      </w:r>
+      <w:r>
+        <w:rPr>
+          <w:b/>
+          <w:bCs/>
+        </w:rPr>
+        <w:t>layers</w:t>
+      </w:r>
+      <w:r>
+        <w:t xml:space="preserve"> that need to be re-built when there is a code or pom change.</w:t>
+      </w:r>
+    </w:p>
+    <w:p/>
+    <w:p/>
+    <w:p>
+      <w:pPr>
+        <w:pStyle w:val="Heading1"/>
+      </w:pPr>
+      <w:r>
+        <w:t>-13b-</w:t>
+      </w:r>
+    </w:p>
+    <w:p/>
+    <w:p>
+      <w:r>
+        <w:t xml:space="preserve">However we can do without Docker!! Using </w:t>
+      </w:r>
+      <w:proofErr w:type="spellStart"/>
+      <w:r>
+        <w:rPr>
+          <w:b/>
+          <w:bCs/>
+        </w:rPr>
+        <w:t>mvn</w:t>
+      </w:r>
+      <w:proofErr w:type="spellEnd"/>
+      <w:r>
+        <w:rPr>
+          <w:b/>
+          <w:bCs/>
+        </w:rPr>
+        <w:t xml:space="preserve"> </w:t>
+      </w:r>
+      <w:proofErr w:type="spellStart"/>
+      <w:r>
+        <w:rPr>
+          <w:b/>
+          <w:bCs/>
+        </w:rPr>
+        <w:t>spring-boot:build</w:t>
+      </w:r>
+      <w:proofErr w:type="spellEnd"/>
+      <w:r>
+        <w:rPr>
+          <w:b/>
+          <w:bCs/>
+        </w:rPr>
+        <w:t xml:space="preserve"> / start / stop</w:t>
+      </w:r>
+    </w:p>
+    <w:p>
+      <w:r>
+        <w:t>The pom.xml file needs to contain:</w:t>
+      </w:r>
+    </w:p>
+    <w:p>
+      <w:r>
+        <w:t xml:space="preserve">&lt;!-- builds a docker image. command: </w:t>
+      </w:r>
+      <w:proofErr w:type="spellStart"/>
+      <w:r>
+        <w:t>mvn</w:t>
+      </w:r>
+      <w:proofErr w:type="spellEnd"/>
+      <w:r>
+        <w:t xml:space="preserve"> </w:t>
+      </w:r>
+      <w:proofErr w:type="spellStart"/>
+      <w:r>
+        <w:t>spring-boot:build-image</w:t>
+      </w:r>
+      <w:proofErr w:type="spellEnd"/>
+      <w:r>
+        <w:t xml:space="preserve"> --&gt;</w:t>
+      </w:r>
+      <w:r>
+        <w:br/>
+        <w:t xml:space="preserve">&lt;!-- no need for a </w:t>
+      </w:r>
+      <w:proofErr w:type="spellStart"/>
+      <w:r>
+        <w:t>Dockerfile</w:t>
+      </w:r>
+      <w:proofErr w:type="spellEnd"/>
+      <w:r>
+        <w:t>. it will be created by spring boot maven plugin --&gt;</w:t>
+      </w:r>
+      <w:r>
+        <w:br/>
+        <w:t>&lt;build&gt;</w:t>
+      </w:r>
+      <w:r>
+        <w:br/>
+        <w:t xml:space="preserve">    &lt;plugins&gt;</w:t>
+      </w:r>
+      <w:r>
+        <w:br/>
+        <w:t xml:space="preserve">       &lt;plugin&gt;</w:t>
+      </w:r>
+      <w:r>
+        <w:br/>
+        <w:t xml:space="preserve">          &lt;</w:t>
+      </w:r>
+      <w:proofErr w:type="spellStart"/>
+      <w:r>
+        <w:t>groupId</w:t>
+      </w:r>
+      <w:proofErr w:type="spellEnd"/>
+      <w:r>
+        <w:t>&gt;</w:t>
+      </w:r>
+      <w:proofErr w:type="spellStart"/>
+      <w:r>
+        <w:t>org.springframework.boot</w:t>
+      </w:r>
+      <w:proofErr w:type="spellEnd"/>
+      <w:r>
+        <w:t>&lt;/</w:t>
+      </w:r>
+      <w:proofErr w:type="spellStart"/>
+      <w:r>
+        <w:t>groupId</w:t>
+      </w:r>
+      <w:proofErr w:type="spellEnd"/>
+      <w:r>
+        <w:t>&gt;</w:t>
+      </w:r>
+      <w:r>
+        <w:br/>
+        <w:t xml:space="preserve">          &lt;</w:t>
+      </w:r>
+      <w:proofErr w:type="spellStart"/>
+      <w:r>
+        <w:t>artifactId</w:t>
+      </w:r>
+      <w:proofErr w:type="spellEnd"/>
+      <w:r>
+        <w:t>&gt;spring-boot-maven-plugin&lt;/</w:t>
+      </w:r>
+      <w:proofErr w:type="spellStart"/>
+      <w:r>
+        <w:t>artifactId</w:t>
+      </w:r>
+      <w:proofErr w:type="spellEnd"/>
+      <w:r>
+        <w:t>&gt;</w:t>
+      </w:r>
+      <w:r>
+        <w:br/>
+        <w:t xml:space="preserve">       &lt;/plugin&gt;</w:t>
+      </w:r>
+      <w:r>
+        <w:br/>
+        <w:t xml:space="preserve">    &lt;/plugins&gt;</w:t>
+      </w:r>
+      <w:r>
+        <w:br/>
+        <w:t>&lt;/build&gt;</w:t>
+      </w:r>
+    </w:p>
+    <w:p/>
+    <w:p>
+      <w:r>
+        <w:t xml:space="preserve">In </w:t>
+      </w:r>
+      <w:proofErr w:type="spellStart"/>
+      <w:r>
+        <w:t>powershell</w:t>
+      </w:r>
+      <w:proofErr w:type="spellEnd"/>
+      <w:r>
+        <w:t>, r</w:t>
+      </w:r>
+      <w:r>
+        <w:t>un like this</w:t>
+      </w:r>
+      <w:r>
+        <w:t xml:space="preserve"> (if you want to run on a different port than the one in </w:t>
+      </w:r>
+      <w:proofErr w:type="spellStart"/>
+      <w:r>
+        <w:t>application.properties</w:t>
+      </w:r>
+      <w:proofErr w:type="spellEnd"/>
+      <w:r>
+        <w:t>)</w:t>
+      </w:r>
+      <w:r>
+        <w:t>:</w:t>
+      </w:r>
+    </w:p>
+    <w:p>
+      <w:proofErr w:type="spellStart"/>
+      <w:r>
+        <w:t>mvn</w:t>
+      </w:r>
+      <w:proofErr w:type="spellEnd"/>
+      <w:r>
+        <w:t xml:space="preserve"> </w:t>
+      </w:r>
+      <w:proofErr w:type="spellStart"/>
+      <w:r>
+        <w:t>spring-boot:run</w:t>
+      </w:r>
+      <w:proofErr w:type="spellEnd"/>
+      <w:r>
+        <w:t xml:space="preserve"> `-</w:t>
+      </w:r>
+      <w:proofErr w:type="spellStart"/>
+      <w:r>
+        <w:t>Dspring-boot.run.arguments</w:t>
+      </w:r>
+      <w:proofErr w:type="spellEnd"/>
+      <w:r>
+        <w:t>=--</w:t>
+      </w:r>
+      <w:proofErr w:type="spellStart"/>
+      <w:r>
+        <w:t>server.port</w:t>
+      </w:r>
+      <w:proofErr w:type="spellEnd"/>
+      <w:r>
+        <w:t>=8080</w:t>
+      </w:r>
+    </w:p>
+    <w:p/>
+    <w:p>
+      <w:r>
+        <w:t>This will create an image much more efficient than the Docker images we created above.</w:t>
+      </w:r>
+    </w:p>
+    <w:p/>
+    <w:p/>
+    <w:p>
+      <w:pPr>
+        <w:pStyle w:val="Heading1"/>
+      </w:pPr>
+      <w:r>
+        <w:t>-14- Tracing</w:t>
+      </w:r>
+    </w:p>
+    <w:p>
+      <w:r>
+        <w:t xml:space="preserve">Use </w:t>
+      </w:r>
+      <w:proofErr w:type="spellStart"/>
+      <w:r>
+        <w:t>ZipKin</w:t>
+      </w:r>
+      <w:proofErr w:type="spellEnd"/>
+      <w:r>
+        <w:t>, a distributed tracing server</w:t>
+      </w:r>
+    </w:p>
+    <w:p>
+      <w:r>
+        <w:t>docker run -p 9411:9411 openzipkin:2.33</w:t>
+      </w:r>
+    </w:p>
+    <w:p/>
+    <w:p>
+      <w:r>
+        <w:t xml:space="preserve">Telemetry (reactive) and </w:t>
+      </w:r>
+      <w:proofErr w:type="spellStart"/>
+      <w:r>
+        <w:t>Observabilty</w:t>
+      </w:r>
+      <w:proofErr w:type="spellEnd"/>
+      <w:r>
+        <w:t xml:space="preserve"> (Proactive)</w:t>
+      </w:r>
+    </w:p>
+    <w:p/>
+    <w:p>
+      <w:hyperlink r:id="rId5" w:tgtFrame="_blank" w:history="1">
+        <w:r>
+          <w:rPr>
+            <w:rStyle w:val="Hyperlink"/>
+          </w:rPr>
+          <w:t>https://github.com/in28minutes/spring-microservices-v3/blob/main/v3-upgrade.md</w:t>
+        </w:r>
+      </w:hyperlink>
+    </w:p>
+    <w:p>
+      <w:r>
+        <w:t xml:space="preserve"> </w:t>
+      </w:r>
+    </w:p>
+    <w:p/>
+    <w:p/>
+    <w:p/>
+    <w:p/>
+    <w:p/>
+    <w:p/>
+    <w:p>
+      <w:pPr>
+        <w:rPr>
+          <w:rFonts w:asciiTheme="majorHAnsi" w:eastAsiaTheme="majorEastAsia" w:hAnsiTheme="majorHAnsi" w:cstheme="majorBidi"/>
+          <w:color w:val="0F4761" w:themeColor="accent1" w:themeShade="BF"/>
+          <w:sz w:val="40"/>
+          <w:szCs w:val="40"/>
+        </w:rPr>
+      </w:pPr>
+      <w:r>
+        <w:br w:type="page"/>
+      </w:r>
+    </w:p>
+    <w:p>
+      <w:pPr>
+        <w:pStyle w:val="Heading1"/>
+      </w:pPr>
+      <w:r>
+        <w:lastRenderedPageBreak/>
+        <w:t>Docker</w:t>
+      </w:r>
+    </w:p>
+    <w:p>
+      <w:r>
+        <w:t xml:space="preserve">Registry (Docker, AWS </w:t>
+      </w:r>
+      <w:proofErr w:type="spellStart"/>
+      <w:r>
+        <w:t>etc</w:t>
+      </w:r>
+      <w:proofErr w:type="spellEnd"/>
+      <w:r>
+        <w:t>)</w:t>
+      </w:r>
+    </w:p>
+    <w:p>
+      <w:r>
+        <w:t>Registry contains Repositories</w:t>
+      </w:r>
+    </w:p>
+    <w:p>
+      <w:r>
+        <w:t>Repositories contain Images (tags)</w:t>
+      </w:r>
+    </w:p>
+    <w:p>
+      <w:r>
+        <w:t>Images run in containers</w:t>
+      </w:r>
+    </w:p>
     <w:p/>
     <w:sectPr>
       <w:pgSz w:w="12240" w:h="15840"/>
@@ -20494,7 +20332,6 @@
   <w:style w:type="character" w:default="1" w:styleId="DefaultParagraphFont">
     <w:name w:val="Default Paragraph Font"/>
     <w:uiPriority w:val="1"/>
-    <w:semiHidden/>
     <w:unhideWhenUsed/>
   </w:style>
   <w:style w:type="table" w:default="1" w:styleId="TableNormal">
@@ -21035,6 +20872,27 @@
       <w:bCs/>
     </w:rPr>
   </w:style>
+  <w:style w:type="character" w:styleId="Hyperlink">
+    <w:name w:val="Hyperlink"/>
+    <w:basedOn w:val="DefaultParagraphFont"/>
+    <w:uiPriority w:val="99"/>
+    <w:unhideWhenUsed/>
+    <w:rsid w:val="00225DA6"/>
+    <w:rPr>
+      <w:color w:val="467886" w:themeColor="hyperlink"/>
+      <w:u w:val="single"/>
+    </w:rPr>
+  </w:style>
+  <w:style w:type="character" w:styleId="UnresolvedMention">
+    <w:name w:val="Unresolved Mention"/>
+    <w:basedOn w:val="DefaultParagraphFont"/>
+    <w:uiPriority w:val="99"/>
+    <w:rsid w:val="00225DA6"/>
+    <w:rPr>
+      <w:color w:val="605E5C"/>
+      <w:shd w:val="clear" w:color="auto" w:fill="E1DFDD"/>
+    </w:rPr>
+  </w:style>
 </w:styles>
 </file>
 

--- a/NOTES.docx
+++ b/NOTES.docx
@@ -69,6 +69,7 @@
         </w:rPr>
         <w:t xml:space="preserve">public static void </w:t>
       </w:r>
+      <w:proofErr w:type="gramStart"/>
       <w:r>
         <w:rPr>
           <w:color w:val="FFC66D"/>
@@ -79,7 +80,14 @@
         <w:rPr>
           <w:color w:val="A9B7C6"/>
         </w:rPr>
-        <w:t xml:space="preserve">(String[] </w:t>
+        <w:t>(String[</w:t>
+      </w:r>
+      <w:proofErr w:type="gramEnd"/>
+      <w:r>
+        <w:rPr>
+          <w:color w:val="A9B7C6"/>
+        </w:rPr>
+        <w:t xml:space="preserve">] </w:t>
       </w:r>
       <w:proofErr w:type="spellStart"/>
       <w:r>
@@ -103,6 +111,7 @@
         <w:t xml:space="preserve">       </w:t>
       </w:r>
       <w:proofErr w:type="spellStart"/>
+      <w:proofErr w:type="gramStart"/>
       <w:r>
         <w:rPr>
           <w:color w:val="A9B7C6"/>
@@ -125,6 +134,7 @@
         <w:t>(</w:t>
       </w:r>
       <w:proofErr w:type="spellStart"/>
+      <w:proofErr w:type="gramEnd"/>
       <w:r>
         <w:rPr>
           <w:color w:val="A9B7C6"/>
@@ -169,7 +179,14 @@
           <w:color w:val="CC7832"/>
         </w:rPr>
         <w:br/>
-        <w:t xml:space="preserve">    </w:t>
+        <w:t xml:space="preserve">  </w:t>
+      </w:r>
+      <w:proofErr w:type="gramStart"/>
+      <w:r>
+        <w:rPr>
+          <w:color w:val="CC7832"/>
+        </w:rPr>
+        <w:t xml:space="preserve">  </w:t>
       </w:r>
       <w:r>
         <w:rPr>
@@ -177,6 +194,7 @@
         </w:rPr>
         <w:t>}</w:t>
       </w:r>
+      <w:proofErr w:type="gramEnd"/>
       <w:r>
         <w:rPr>
           <w:color w:val="A9B7C6"/>
@@ -223,6 +241,63 @@
           <w:color w:val="E8BF6A"/>
         </w:rPr>
         <w:br/>
+        <w:t xml:space="preserve">    </w:t>
+      </w:r>
+      <w:proofErr w:type="gramStart"/>
+      <w:r>
+        <w:rPr>
+          <w:color w:val="E8BF6A"/>
+        </w:rPr>
+        <w:t>&lt;</w:t>
+      </w:r>
+      <w:proofErr w:type="spellStart"/>
+      <w:r>
+        <w:rPr>
+          <w:color w:val="E8BF6A"/>
+        </w:rPr>
+        <w:t>groupId</w:t>
+      </w:r>
+      <w:proofErr w:type="spellEnd"/>
+      <w:r>
+        <w:rPr>
+          <w:color w:val="E8BF6A"/>
+        </w:rPr>
+        <w:t>&gt;</w:t>
+      </w:r>
+      <w:proofErr w:type="spellStart"/>
+      <w:r>
+        <w:rPr>
+          <w:color w:val="A9B7C6"/>
+        </w:rPr>
+        <w:t>org.springframework.boot</w:t>
+      </w:r>
+      <w:proofErr w:type="spellEnd"/>
+      <w:proofErr w:type="gramEnd"/>
+      <w:r>
+        <w:rPr>
+          <w:color w:val="E8BF6A"/>
+        </w:rPr>
+        <w:t>&lt;/</w:t>
+      </w:r>
+      <w:proofErr w:type="spellStart"/>
+      <w:r>
+        <w:rPr>
+          <w:color w:val="E8BF6A"/>
+        </w:rPr>
+        <w:t>groupId</w:t>
+      </w:r>
+      <w:proofErr w:type="spellEnd"/>
+      <w:r>
+        <w:rPr>
+          <w:color w:val="E8BF6A"/>
+        </w:rPr>
+        <w:t>&gt;</w:t>
+      </w:r>
+      <w:r>
+        <w:rPr>
+          <w:color w:val="E8BF6A"/>
+        </w:rPr>
+        <w:br/>
         <w:t xml:space="preserve">    &lt;</w:t>
       </w:r>
       <w:proofErr w:type="spellStart"/>
@@ -230,7 +305,7 @@
         <w:rPr>
           <w:color w:val="E8BF6A"/>
         </w:rPr>
-        <w:t>groupId</w:t>
+        <w:t>artifactId</w:t>
       </w:r>
       <w:proofErr w:type="spellEnd"/>
       <w:r>
@@ -239,14 +314,12 @@
         </w:rPr>
         <w:t>&gt;</w:t>
       </w:r>
-      <w:proofErr w:type="spellStart"/>
-      <w:r>
-        <w:rPr>
-          <w:color w:val="A9B7C6"/>
-        </w:rPr>
-        <w:t>org.springframework.boot</w:t>
-      </w:r>
-      <w:proofErr w:type="spellEnd"/>
+      <w:r>
+        <w:rPr>
+          <w:color w:val="A9B7C6"/>
+        </w:rPr>
+        <w:t>spring-boot-starter</w:t>
+      </w:r>
       <w:r>
         <w:rPr>
           <w:color w:val="E8BF6A"/>
@@ -258,7 +331,7 @@
         <w:rPr>
           <w:color w:val="E8BF6A"/>
         </w:rPr>
-        <w:t>groupId</w:t>
+        <w:t>artifactId</w:t>
       </w:r>
       <w:proofErr w:type="spellEnd"/>
       <w:r>
@@ -272,53 +345,6 @@
           <w:color w:val="E8BF6A"/>
         </w:rPr>
         <w:br/>
-        <w:t xml:space="preserve">    &lt;</w:t>
-      </w:r>
-      <w:proofErr w:type="spellStart"/>
-      <w:r>
-        <w:rPr>
-          <w:color w:val="E8BF6A"/>
-        </w:rPr>
-        <w:t>artifactId</w:t>
-      </w:r>
-      <w:proofErr w:type="spellEnd"/>
-      <w:r>
-        <w:rPr>
-          <w:color w:val="E8BF6A"/>
-        </w:rPr>
-        <w:t>&gt;</w:t>
-      </w:r>
-      <w:r>
-        <w:rPr>
-          <w:color w:val="A9B7C6"/>
-        </w:rPr>
-        <w:t>spring-boot-starter</w:t>
-      </w:r>
-      <w:r>
-        <w:rPr>
-          <w:color w:val="E8BF6A"/>
-        </w:rPr>
-        <w:t>&lt;/</w:t>
-      </w:r>
-      <w:proofErr w:type="spellStart"/>
-      <w:r>
-        <w:rPr>
-          <w:color w:val="E8BF6A"/>
-        </w:rPr>
-        <w:t>artifactId</w:t>
-      </w:r>
-      <w:proofErr w:type="spellEnd"/>
-      <w:r>
-        <w:rPr>
-          <w:color w:val="E8BF6A"/>
-        </w:rPr>
-        <w:t>&gt;</w:t>
-      </w:r>
-      <w:r>
-        <w:rPr>
-          <w:color w:val="E8BF6A"/>
-        </w:rPr>
-        <w:br/>
         <w:t>&lt;/dependency&gt;</w:t>
       </w:r>
     </w:p>
@@ -328,10 +354,12 @@
         <w:t xml:space="preserve">In </w:t>
       </w:r>
       <w:proofErr w:type="spellStart"/>
+      <w:proofErr w:type="gramStart"/>
       <w:r>
         <w:t>application.properties</w:t>
       </w:r>
       <w:proofErr w:type="spellEnd"/>
+      <w:proofErr w:type="gramEnd"/>
       <w:r>
         <w:t>:</w:t>
       </w:r>
@@ -412,6 +440,7 @@
         <w:br/>
       </w:r>
       <w:proofErr w:type="spellStart"/>
+      <w:proofErr w:type="gramStart"/>
       <w:r>
         <w:rPr>
           <w:rFonts w:ascii="Courier New" w:eastAsia="Times New Roman" w:hAnsi="Courier New" w:cs="Courier New"/>
@@ -424,6 +453,7 @@
         <w:t>logging.level.org.springframework</w:t>
       </w:r>
       <w:proofErr w:type="spellEnd"/>
+      <w:proofErr w:type="gramEnd"/>
       <w:r>
         <w:rPr>
           <w:rFonts w:ascii="Courier New" w:eastAsia="Times New Roman" w:hAnsi="Courier New" w:cs="Courier New"/>
@@ -559,6 +589,7 @@
         <w:t xml:space="preserve">public </w:t>
       </w:r>
       <w:proofErr w:type="spellStart"/>
+      <w:proofErr w:type="gramStart"/>
       <w:r>
         <w:rPr>
           <w:color w:val="FFC66D"/>
@@ -573,6 +604,7 @@
         <w:t>(</w:t>
       </w:r>
       <w:proofErr w:type="spellStart"/>
+      <w:proofErr w:type="gramEnd"/>
       <w:r>
         <w:rPr>
           <w:color w:val="A9B7C6"/>
@@ -608,6 +640,7 @@
         <w:t xml:space="preserve">    </w:t>
       </w:r>
       <w:proofErr w:type="spellStart"/>
+      <w:proofErr w:type="gramStart"/>
       <w:r>
         <w:rPr>
           <w:color w:val="CC7832"/>
@@ -627,6 +660,7 @@
         <w:t>businessService</w:t>
       </w:r>
       <w:proofErr w:type="spellEnd"/>
+      <w:proofErr w:type="gramEnd"/>
       <w:r>
         <w:rPr>
           <w:color w:val="9876AA"/>
@@ -960,7 +994,14 @@
           <w:color w:val="E8BF6A"/>
         </w:rPr>
         <w:br/>
-        <w:t xml:space="preserve">    &lt;</w:t>
+        <w:t xml:space="preserve">    </w:t>
+      </w:r>
+      <w:proofErr w:type="gramStart"/>
+      <w:r>
+        <w:rPr>
+          <w:color w:val="E8BF6A"/>
+        </w:rPr>
+        <w:t>&lt;</w:t>
       </w:r>
       <w:proofErr w:type="spellStart"/>
       <w:r>
@@ -984,6 +1025,7 @@
         <w:t>org.springframework.boot</w:t>
       </w:r>
       <w:proofErr w:type="spellEnd"/>
+      <w:proofErr w:type="gramEnd"/>
       <w:r>
         <w:rPr>
           <w:color w:val="E8BF6A"/>
@@ -1079,8 +1121,13 @@
         <w:ind w:left="0"/>
       </w:pPr>
       <w:r>
-        <w:t>Project is empty…..?</w:t>
-      </w:r>
+        <w:t>Project is empty</w:t>
+      </w:r>
+      <w:proofErr w:type="gramStart"/>
+      <w:r>
+        <w:t>…..?</w:t>
+      </w:r>
+      <w:proofErr w:type="gramEnd"/>
     </w:p>
     <w:p>
       <w:pPr>
@@ -3034,6 +3081,7 @@
         <w:t xml:space="preserve">    </w:t>
       </w:r>
       <w:proofErr w:type="spellStart"/>
+      <w:proofErr w:type="gramStart"/>
       <w:r>
         <w:rPr>
           <w:color w:val="FFC66D"/>
@@ -3045,7 +3093,14 @@
         <w:rPr>
           <w:color w:val="A9B7C6"/>
         </w:rPr>
-        <w:t>(String message) {</w:t>
+        <w:t>(</w:t>
+      </w:r>
+      <w:proofErr w:type="gramEnd"/>
+      <w:r>
+        <w:rPr>
+          <w:color w:val="A9B7C6"/>
+        </w:rPr>
+        <w:t>String message) {</w:t>
       </w:r>
       <w:r>
         <w:rPr>
@@ -3061,6 +3116,7 @@
         <w:t xml:space="preserve">        </w:t>
       </w:r>
       <w:proofErr w:type="spellStart"/>
+      <w:proofErr w:type="gramStart"/>
       <w:r>
         <w:rPr>
           <w:color w:val="CC7832"/>
@@ -3080,6 +3136,7 @@
         <w:t>message</w:t>
       </w:r>
       <w:proofErr w:type="spellEnd"/>
+      <w:proofErr w:type="gramEnd"/>
       <w:r>
         <w:rPr>
           <w:color w:val="9876AA"/>
@@ -3103,7 +3160,14 @@
           <w:color w:val="CC7832"/>
         </w:rPr>
         <w:br/>
-        <w:t xml:space="preserve">    </w:t>
+        <w:t xml:space="preserve">  </w:t>
+      </w:r>
+      <w:proofErr w:type="gramStart"/>
+      <w:r>
+        <w:rPr>
+          <w:color w:val="CC7832"/>
+        </w:rPr>
+        <w:t xml:space="preserve">  </w:t>
       </w:r>
       <w:r>
         <w:rPr>
@@ -3111,6 +3175,7 @@
         </w:rPr>
         <w:t>}</w:t>
       </w:r>
+      <w:proofErr w:type="gramEnd"/>
     </w:p>
     <w:p/>
     <w:p>
@@ -3161,7 +3226,15 @@
     </w:p>
     <w:p>
       <w:r>
-        <w:t xml:space="preserve"> That means, route HTTP requests matching any of the handlers to this bean (singleton in the context)(there could be more rest controllers with their own paths). This is a handler for a GET HTTP request:</w:t>
+        <w:t xml:space="preserve"> That means, route HTTP requests matching any of the handlers to this bean (singleton in the </w:t>
+      </w:r>
+      <w:proofErr w:type="gramStart"/>
+      <w:r>
+        <w:t>context)(</w:t>
+      </w:r>
+      <w:proofErr w:type="gramEnd"/>
+      <w:r>
+        <w:t>there could be more rest controllers with their own paths). This is a handler for a GET HTTP request:</w:t>
       </w:r>
     </w:p>
     <w:p>
@@ -3176,13 +3249,27 @@
         <w:rPr>
           <w:color w:val="BBB529"/>
         </w:rPr>
-        <w:t>@GetMapping</w:t>
-      </w:r>
-      <w:r>
-        <w:rPr>
-          <w:color w:val="A9B7C6"/>
-        </w:rPr>
-        <w:t xml:space="preserve">(path = </w:t>
+        <w:t>@</w:t>
+      </w:r>
+      <w:proofErr w:type="gramStart"/>
+      <w:r>
+        <w:rPr>
+          <w:color w:val="BBB529"/>
+        </w:rPr>
+        <w:t>GetMapping</w:t>
+      </w:r>
+      <w:r>
+        <w:rPr>
+          <w:color w:val="A9B7C6"/>
+        </w:rPr>
+        <w:t>(</w:t>
+      </w:r>
+      <w:proofErr w:type="gramEnd"/>
+      <w:r>
+        <w:rPr>
+          <w:color w:val="A9B7C6"/>
+        </w:rPr>
+        <w:t xml:space="preserve">path = </w:t>
       </w:r>
       <w:r>
         <w:rPr>
@@ -3223,6 +3310,7 @@
         <w:t xml:space="preserve"> </w:t>
       </w:r>
       <w:proofErr w:type="spellStart"/>
+      <w:proofErr w:type="gramStart"/>
       <w:r>
         <w:rPr>
           <w:color w:val="FFC66D"/>
@@ -3234,7 +3322,14 @@
         <w:rPr>
           <w:color w:val="A9B7C6"/>
         </w:rPr>
-        <w:t>() {</w:t>
+        <w:t>(</w:t>
+      </w:r>
+      <w:proofErr w:type="gramEnd"/>
+      <w:r>
+        <w:rPr>
+          <w:color w:val="A9B7C6"/>
+        </w:rPr>
+        <w:t>) {</w:t>
       </w:r>
       <w:r>
         <w:rPr>
@@ -3250,6 +3345,7 @@
         <w:t xml:space="preserve">return new </w:t>
       </w:r>
       <w:proofErr w:type="spellStart"/>
+      <w:proofErr w:type="gramStart"/>
       <w:r>
         <w:rPr>
           <w:color w:val="A9B7C6"/>
@@ -3263,6 +3359,7 @@
         </w:rPr>
         <w:t>(</w:t>
       </w:r>
+      <w:proofErr w:type="gramEnd"/>
       <w:r>
         <w:rPr>
           <w:color w:val="6A8759"/>
@@ -3357,6 +3454,7 @@
         <w:br/>
       </w:r>
       <w:proofErr w:type="spellStart"/>
+      <w:proofErr w:type="gramStart"/>
       <w:r>
         <w:rPr>
           <w:color w:val="FFC66D"/>
@@ -3371,6 +3469,7 @@
         <w:t>(</w:t>
       </w:r>
       <w:proofErr w:type="spellStart"/>
+      <w:proofErr w:type="gramEnd"/>
       <w:r>
         <w:rPr>
           <w:color w:val="A9B7C6"/>
@@ -3406,6 +3505,7 @@
         <w:t xml:space="preserve">    </w:t>
       </w:r>
       <w:proofErr w:type="spellStart"/>
+      <w:proofErr w:type="gramStart"/>
       <w:r>
         <w:rPr>
           <w:color w:val="CC7832"/>
@@ -3425,6 +3525,7 @@
         <w:t>messageSource</w:t>
       </w:r>
       <w:proofErr w:type="spellEnd"/>
+      <w:proofErr w:type="gramEnd"/>
       <w:r>
         <w:rPr>
           <w:color w:val="9876AA"/>
@@ -3477,10 +3578,12 @@
         <w:t xml:space="preserve"> (i.e. </w:t>
       </w:r>
       <w:proofErr w:type="spellStart"/>
+      <w:proofErr w:type="gramStart"/>
       <w:r>
         <w:t>this.messageSource</w:t>
       </w:r>
       <w:proofErr w:type="spellEnd"/>
+      <w:proofErr w:type="gramEnd"/>
       <w:r>
         <w:t>)</w:t>
       </w:r>
@@ -3502,20 +3605,42 @@
         <w:rPr>
           <w:color w:val="BBB529"/>
         </w:rPr>
-        <w:t>@GetMapping</w:t>
-      </w:r>
-      <w:r>
-        <w:rPr>
-          <w:color w:val="A9B7C6"/>
-        </w:rPr>
-        <w:t xml:space="preserve">(path = </w:t>
+        <w:t>@</w:t>
+      </w:r>
+      <w:proofErr w:type="gramStart"/>
+      <w:r>
+        <w:rPr>
+          <w:color w:val="BBB529"/>
+        </w:rPr>
+        <w:t>GetMapping</w:t>
+      </w:r>
+      <w:r>
+        <w:rPr>
+          <w:color w:val="A9B7C6"/>
+        </w:rPr>
+        <w:t>(</w:t>
+      </w:r>
+      <w:proofErr w:type="gramEnd"/>
+      <w:r>
+        <w:rPr>
+          <w:color w:val="A9B7C6"/>
+        </w:rPr>
+        <w:t xml:space="preserve">path = </w:t>
       </w:r>
       <w:r>
         <w:rPr>
           <w:color w:val="6A8759"/>
         </w:rPr>
-        <w:t>"/hello-world/path-variable/{name}"</w:t>
-      </w:r>
+        <w:t>"/hello-world/path-</w:t>
+      </w:r>
+      <w:proofErr w:type="gramStart"/>
+      <w:r>
+        <w:rPr>
+          <w:color w:val="6A8759"/>
+        </w:rPr>
+        <w:t>variable/{name}"</w:t>
+      </w:r>
+      <w:proofErr w:type="gramEnd"/>
       <w:r>
         <w:rPr>
           <w:color w:val="A9B7C6"/>
@@ -3549,6 +3674,7 @@
         <w:t xml:space="preserve"> </w:t>
       </w:r>
       <w:proofErr w:type="spellStart"/>
+      <w:proofErr w:type="gramStart"/>
       <w:r>
         <w:rPr>
           <w:color w:val="FFC66D"/>
@@ -3562,6 +3688,7 @@
         </w:rPr>
         <w:t>(</w:t>
       </w:r>
+      <w:proofErr w:type="gramEnd"/>
       <w:r>
         <w:rPr>
           <w:color w:val="BBB529"/>
@@ -3588,6 +3715,7 @@
         <w:t xml:space="preserve">return new </w:t>
       </w:r>
       <w:proofErr w:type="spellStart"/>
+      <w:proofErr w:type="gramStart"/>
       <w:r>
         <w:rPr>
           <w:color w:val="A9B7C6"/>
@@ -3615,6 +3743,7 @@
         </w:rPr>
         <w:t>(</w:t>
       </w:r>
+      <w:proofErr w:type="gramEnd"/>
       <w:r>
         <w:rPr>
           <w:color w:val="6A8759"/>
@@ -3761,12 +3890,26 @@
         <w:rPr>
           <w:color w:val="808080"/>
         </w:rPr>
-        <w:t>//@JsonIgnoreProperties({"field1", "field3"})</w:t>
-      </w:r>
+        <w:t>//@</w:t>
+      </w:r>
+      <w:proofErr w:type="gramStart"/>
       <w:r>
         <w:rPr>
           <w:color w:val="808080"/>
         </w:rPr>
+        <w:t>JsonIgnoreProperties(</w:t>
+      </w:r>
+      <w:proofErr w:type="gramEnd"/>
+      <w:r>
+        <w:rPr>
+          <w:color w:val="808080"/>
+        </w:rPr>
+        <w:t>{"field1", "field3"})</w:t>
+      </w:r>
+      <w:r>
+        <w:rPr>
+          <w:color w:val="808080"/>
+        </w:rPr>
         <w:br/>
       </w:r>
       <w:r>
@@ -3806,13 +3949,27 @@
         <w:rPr>
           <w:color w:val="BBB529"/>
         </w:rPr>
-        <w:t>@JsonView</w:t>
-      </w:r>
-      <w:r>
-        <w:rPr>
-          <w:color w:val="A9B7C6"/>
-        </w:rPr>
-        <w:t>(View.View1.</w:t>
+        <w:t>@</w:t>
+      </w:r>
+      <w:proofErr w:type="gramStart"/>
+      <w:r>
+        <w:rPr>
+          <w:color w:val="BBB529"/>
+        </w:rPr>
+        <w:t>JsonView</w:t>
+      </w:r>
+      <w:r>
+        <w:rPr>
+          <w:color w:val="A9B7C6"/>
+        </w:rPr>
+        <w:t>(</w:t>
+      </w:r>
+      <w:proofErr w:type="gramEnd"/>
+      <w:r>
+        <w:rPr>
+          <w:color w:val="A9B7C6"/>
+        </w:rPr>
+        <w:t>View.View1.</w:t>
       </w:r>
       <w:r>
         <w:rPr>
@@ -3886,13 +4043,27 @@
         <w:rPr>
           <w:color w:val="BBB529"/>
         </w:rPr>
-        <w:t>@JsonView</w:t>
-      </w:r>
-      <w:r>
-        <w:rPr>
-          <w:color w:val="A9B7C6"/>
-        </w:rPr>
-        <w:t>(View.View2.</w:t>
+        <w:t>@</w:t>
+      </w:r>
+      <w:proofErr w:type="gramStart"/>
+      <w:r>
+        <w:rPr>
+          <w:color w:val="BBB529"/>
+        </w:rPr>
+        <w:t>JsonView</w:t>
+      </w:r>
+      <w:r>
+        <w:rPr>
+          <w:color w:val="A9B7C6"/>
+        </w:rPr>
+        <w:t>(</w:t>
+      </w:r>
+      <w:proofErr w:type="gramEnd"/>
+      <w:r>
+        <w:rPr>
+          <w:color w:val="A9B7C6"/>
+        </w:rPr>
+        <w:t>View.View2.</w:t>
       </w:r>
       <w:r>
         <w:rPr>
@@ -3948,13 +4119,27 @@
         <w:rPr>
           <w:color w:val="BBB529"/>
         </w:rPr>
-        <w:t>@JsonView</w:t>
-      </w:r>
-      <w:r>
-        <w:rPr>
-          <w:color w:val="A9B7C6"/>
-        </w:rPr>
-        <w:t>({View.View1.</w:t>
+        <w:t>@</w:t>
+      </w:r>
+      <w:proofErr w:type="gramStart"/>
+      <w:r>
+        <w:rPr>
+          <w:color w:val="BBB529"/>
+        </w:rPr>
+        <w:t>JsonView</w:t>
+      </w:r>
+      <w:r>
+        <w:rPr>
+          <w:color w:val="A9B7C6"/>
+        </w:rPr>
+        <w:t>(</w:t>
+      </w:r>
+      <w:proofErr w:type="gramEnd"/>
+      <w:r>
+        <w:rPr>
+          <w:color w:val="A9B7C6"/>
+        </w:rPr>
+        <w:t>{View.View1.</w:t>
       </w:r>
       <w:r>
         <w:rPr>
@@ -4055,12 +4240,14 @@
           <w:color w:val="A9B7C6"/>
         </w:rPr>
       </w:pPr>
+      <w:proofErr w:type="gramStart"/>
       <w:r>
         <w:rPr>
           <w:color w:val="BBB529"/>
         </w:rPr>
         <w:t>@GetMapping</w:t>
       </w:r>
+      <w:proofErr w:type="gramEnd"/>
       <w:r>
         <w:rPr>
           <w:color w:val="A9B7C6"/>
@@ -4089,13 +4276,27 @@
         <w:rPr>
           <w:color w:val="BBB529"/>
         </w:rPr>
-        <w:t>@JsonView</w:t>
-      </w:r>
-      <w:r>
-        <w:rPr>
-          <w:color w:val="A9B7C6"/>
-        </w:rPr>
-        <w:t>(View.View1.</w:t>
+        <w:t>@</w:t>
+      </w:r>
+      <w:proofErr w:type="gramStart"/>
+      <w:r>
+        <w:rPr>
+          <w:color w:val="BBB529"/>
+        </w:rPr>
+        <w:t>JsonView</w:t>
+      </w:r>
+      <w:r>
+        <w:rPr>
+          <w:color w:val="A9B7C6"/>
+        </w:rPr>
+        <w:t>(</w:t>
+      </w:r>
+      <w:proofErr w:type="gramEnd"/>
+      <w:r>
+        <w:rPr>
+          <w:color w:val="A9B7C6"/>
+        </w:rPr>
+        <w:t>View.View1.</w:t>
       </w:r>
       <w:r>
         <w:rPr>
@@ -4136,6 +4337,7 @@
         <w:t xml:space="preserve"> </w:t>
       </w:r>
       <w:proofErr w:type="spellStart"/>
+      <w:proofErr w:type="gramStart"/>
       <w:r>
         <w:rPr>
           <w:color w:val="FFC66D"/>
@@ -4147,7 +4349,14 @@
         <w:rPr>
           <w:color w:val="A9B7C6"/>
         </w:rPr>
-        <w:t>() {</w:t>
+        <w:t>(</w:t>
+      </w:r>
+      <w:proofErr w:type="gramEnd"/>
+      <w:r>
+        <w:rPr>
+          <w:color w:val="A9B7C6"/>
+        </w:rPr>
+        <w:t>) {</w:t>
       </w:r>
       <w:r>
         <w:rPr>
@@ -4163,6 +4372,7 @@
         <w:t xml:space="preserve">return new </w:t>
       </w:r>
       <w:proofErr w:type="spellStart"/>
+      <w:proofErr w:type="gramStart"/>
       <w:r>
         <w:rPr>
           <w:color w:val="A9B7C6"/>
@@ -4176,6 +4386,7 @@
         </w:rPr>
         <w:t>(</w:t>
       </w:r>
+      <w:proofErr w:type="gramEnd"/>
       <w:r>
         <w:rPr>
           <w:color w:val="6A8759"/>
@@ -4261,12 +4472,14 @@
           <w:color w:val="A9B7C6"/>
         </w:rPr>
       </w:pPr>
+      <w:proofErr w:type="gramStart"/>
       <w:r>
         <w:rPr>
           <w:color w:val="BBB529"/>
         </w:rPr>
         <w:t>@GetMapping</w:t>
       </w:r>
+      <w:proofErr w:type="gramEnd"/>
       <w:r>
         <w:rPr>
           <w:color w:val="A9B7C6"/>
@@ -4295,13 +4508,27 @@
         <w:rPr>
           <w:color w:val="BBB529"/>
         </w:rPr>
-        <w:t>@JsonView</w:t>
-      </w:r>
-      <w:r>
-        <w:rPr>
-          <w:color w:val="A9B7C6"/>
-        </w:rPr>
-        <w:t>(View.View2.</w:t>
+        <w:t>@</w:t>
+      </w:r>
+      <w:proofErr w:type="gramStart"/>
+      <w:r>
+        <w:rPr>
+          <w:color w:val="BBB529"/>
+        </w:rPr>
+        <w:t>JsonView</w:t>
+      </w:r>
+      <w:r>
+        <w:rPr>
+          <w:color w:val="A9B7C6"/>
+        </w:rPr>
+        <w:t>(</w:t>
+      </w:r>
+      <w:proofErr w:type="gramEnd"/>
+      <w:r>
+        <w:rPr>
+          <w:color w:val="A9B7C6"/>
+        </w:rPr>
+        <w:t>View.View2.</w:t>
       </w:r>
       <w:r>
         <w:rPr>
@@ -4337,6 +4564,7 @@
         <w:t xml:space="preserve">&gt; </w:t>
       </w:r>
       <w:proofErr w:type="spellStart"/>
+      <w:proofErr w:type="gramStart"/>
       <w:r>
         <w:rPr>
           <w:color w:val="FFC66D"/>
@@ -4348,7 +4576,14 @@
         <w:rPr>
           <w:color w:val="A9B7C6"/>
         </w:rPr>
-        <w:t>() {</w:t>
+        <w:t>(</w:t>
+      </w:r>
+      <w:proofErr w:type="gramEnd"/>
+      <w:r>
+        <w:rPr>
+          <w:color w:val="A9B7C6"/>
+        </w:rPr>
+        <w:t>) {</w:t>
       </w:r>
       <w:r>
         <w:rPr>
@@ -4392,6 +4627,7 @@
         <w:t xml:space="preserve">new </w:t>
       </w:r>
       <w:proofErr w:type="spellStart"/>
+      <w:proofErr w:type="gramStart"/>
       <w:r>
         <w:rPr>
           <w:color w:val="A9B7C6"/>
@@ -4405,6 +4641,7 @@
         </w:rPr>
         <w:t>(</w:t>
       </w:r>
+      <w:proofErr w:type="gramEnd"/>
       <w:r>
         <w:rPr>
           <w:color w:val="6A8759"/>
@@ -4467,6 +4704,7 @@
         <w:t xml:space="preserve">            new </w:t>
       </w:r>
       <w:proofErr w:type="spellStart"/>
+      <w:proofErr w:type="gramStart"/>
       <w:r>
         <w:rPr>
           <w:color w:val="A9B7C6"/>
@@ -4480,6 +4718,7 @@
         </w:rPr>
         <w:t>(</w:t>
       </w:r>
+      <w:proofErr w:type="gramEnd"/>
       <w:r>
         <w:rPr>
           <w:color w:val="6A8759"/>
@@ -4526,7 +4765,14 @@
         <w:rPr>
           <w:color w:val="A9B7C6"/>
         </w:rPr>
-        <w:t>))</w:t>
+        <w:t>)</w:t>
+      </w:r>
+      <w:proofErr w:type="gramStart"/>
+      <w:r>
+        <w:rPr>
+          <w:color w:val="A9B7C6"/>
+        </w:rPr>
+        <w:t>)</w:t>
       </w:r>
       <w:r>
         <w:rPr>
@@ -4540,6 +4786,7 @@
         </w:rPr>
         <w:t>}</w:t>
       </w:r>
+      <w:proofErr w:type="gramEnd"/>
     </w:p>
     <w:p>
       <w:pPr>
@@ -4864,6 +5111,7 @@
         <w:t xml:space="preserve">    public </w:t>
       </w:r>
       <w:proofErr w:type="spellStart"/>
+      <w:proofErr w:type="gramStart"/>
       <w:r>
         <w:rPr>
           <w:color w:val="FFC66D"/>
@@ -4878,6 +5126,7 @@
         <w:t>(</w:t>
       </w:r>
       <w:proofErr w:type="spellStart"/>
+      <w:proofErr w:type="gramEnd"/>
       <w:r>
         <w:rPr>
           <w:color w:val="A9B7C6"/>
@@ -4947,6 +5196,7 @@
         <w:t xml:space="preserve">        </w:t>
       </w:r>
       <w:proofErr w:type="spellStart"/>
+      <w:proofErr w:type="gramStart"/>
       <w:r>
         <w:rPr>
           <w:color w:val="CC7832"/>
@@ -4966,6 +5216,7 @@
         <w:t>userRepository</w:t>
       </w:r>
       <w:proofErr w:type="spellEnd"/>
+      <w:proofErr w:type="gramEnd"/>
       <w:r>
         <w:rPr>
           <w:color w:val="9876AA"/>
@@ -5000,6 +5251,7 @@
         <w:t xml:space="preserve">        </w:t>
       </w:r>
       <w:proofErr w:type="spellStart"/>
+      <w:proofErr w:type="gramStart"/>
       <w:r>
         <w:rPr>
           <w:color w:val="CC7832"/>
@@ -5019,6 +5271,7 @@
         <w:t>postRepository</w:t>
       </w:r>
       <w:proofErr w:type="spellEnd"/>
+      <w:proofErr w:type="gramEnd"/>
       <w:r>
         <w:rPr>
           <w:color w:val="9876AA"/>
@@ -5050,7 +5303,14 @@
           <w:color w:val="CC7832"/>
         </w:rPr>
         <w:br/>
-        <w:t xml:space="preserve">    </w:t>
+        <w:t xml:space="preserve">  </w:t>
+      </w:r>
+      <w:proofErr w:type="gramStart"/>
+      <w:r>
+        <w:rPr>
+          <w:color w:val="CC7832"/>
+        </w:rPr>
+        <w:t xml:space="preserve">  </w:t>
       </w:r>
       <w:r>
         <w:rPr>
@@ -5058,6 +5318,7 @@
         </w:rPr>
         <w:t>}</w:t>
       </w:r>
+      <w:proofErr w:type="gramEnd"/>
     </w:p>
     <w:p>
       <w:pPr>
@@ -5065,8 +5326,13 @@
           <w:tab w:val="left" w:pos="1832"/>
         </w:tabs>
       </w:pPr>
-      <w:r>
-        <w:t xml:space="preserve">So it’s a rest controller, no surprise here. It has a single constructor shown above, therefore its arguments get </w:t>
+      <w:proofErr w:type="gramStart"/>
+      <w:r>
+        <w:t>So</w:t>
+      </w:r>
+      <w:proofErr w:type="gramEnd"/>
+      <w:r>
+        <w:t xml:space="preserve"> it’s a rest controller, no surprise here. It has a single constructor shown above, therefore its arguments get </w:t>
       </w:r>
       <w:proofErr w:type="spellStart"/>
       <w:r>
@@ -5074,7 +5340,15 @@
       </w:r>
       <w:proofErr w:type="spellEnd"/>
       <w:r>
-        <w:t xml:space="preserve"> (as long as </w:t>
+        <w:t xml:space="preserve"> (</w:t>
+      </w:r>
+      <w:proofErr w:type="gramStart"/>
+      <w:r>
+        <w:t>as long as</w:t>
+      </w:r>
+      <w:proofErr w:type="gramEnd"/>
+      <w:r>
+        <w:t xml:space="preserve"> </w:t>
       </w:r>
       <w:proofErr w:type="spellStart"/>
       <w:r>
@@ -5116,13 +5390,27 @@
           <w:color w:val="BBB529"/>
         </w:rPr>
         <w:lastRenderedPageBreak/>
-        <w:t>@GetMapping</w:t>
-      </w:r>
-      <w:r>
-        <w:rPr>
-          <w:color w:val="A9B7C6"/>
-        </w:rPr>
-        <w:t xml:space="preserve">(path = </w:t>
+        <w:t>@</w:t>
+      </w:r>
+      <w:proofErr w:type="gramStart"/>
+      <w:r>
+        <w:rPr>
+          <w:color w:val="BBB529"/>
+        </w:rPr>
+        <w:t>GetMapping</w:t>
+      </w:r>
+      <w:r>
+        <w:rPr>
+          <w:color w:val="A9B7C6"/>
+        </w:rPr>
+        <w:t>(</w:t>
+      </w:r>
+      <w:proofErr w:type="gramEnd"/>
+      <w:r>
+        <w:rPr>
+          <w:color w:val="A9B7C6"/>
+        </w:rPr>
+        <w:t xml:space="preserve">path = </w:t>
       </w:r>
       <w:r>
         <w:rPr>
@@ -5169,6 +5457,7 @@
         <w:t xml:space="preserve">List&lt;User&gt; </w:t>
       </w:r>
       <w:proofErr w:type="spellStart"/>
+      <w:proofErr w:type="gramStart"/>
       <w:r>
         <w:rPr>
           <w:color w:val="FFC66D"/>
@@ -5180,7 +5469,14 @@
         <w:rPr>
           <w:color w:val="A9B7C6"/>
         </w:rPr>
-        <w:t>() {</w:t>
+        <w:t>(</w:t>
+      </w:r>
+      <w:proofErr w:type="gramEnd"/>
+      <w:r>
+        <w:rPr>
+          <w:color w:val="A9B7C6"/>
+        </w:rPr>
+        <w:t>) {</w:t>
       </w:r>
       <w:r>
         <w:rPr>
@@ -5196,6 +5492,7 @@
         <w:t xml:space="preserve">return </w:t>
       </w:r>
       <w:proofErr w:type="spellStart"/>
+      <w:proofErr w:type="gramStart"/>
       <w:r>
         <w:rPr>
           <w:color w:val="CC7832"/>
@@ -5221,6 +5518,7 @@
         <w:t>.findAll</w:t>
       </w:r>
       <w:proofErr w:type="spellEnd"/>
+      <w:proofErr w:type="gramEnd"/>
       <w:r>
         <w:rPr>
           <w:color w:val="A9B7C6"/>
@@ -5268,13 +5566,27 @@
         <w:rPr>
           <w:color w:val="BBB529"/>
         </w:rPr>
-        <w:t>@GetMapping</w:t>
-      </w:r>
-      <w:r>
-        <w:rPr>
-          <w:color w:val="A9B7C6"/>
-        </w:rPr>
-        <w:t xml:space="preserve">(path = </w:t>
+        <w:t>@</w:t>
+      </w:r>
+      <w:proofErr w:type="gramStart"/>
+      <w:r>
+        <w:rPr>
+          <w:color w:val="BBB529"/>
+        </w:rPr>
+        <w:t>GetMapping</w:t>
+      </w:r>
+      <w:r>
+        <w:rPr>
+          <w:color w:val="A9B7C6"/>
+        </w:rPr>
+        <w:t>(</w:t>
+      </w:r>
+      <w:proofErr w:type="gramEnd"/>
+      <w:r>
+        <w:rPr>
+          <w:color w:val="A9B7C6"/>
+        </w:rPr>
+        <w:t xml:space="preserve">path = </w:t>
       </w:r>
       <w:r>
         <w:rPr>
@@ -5329,6 +5641,7 @@
         <w:t xml:space="preserve">&lt;User&gt; </w:t>
       </w:r>
       <w:proofErr w:type="spellStart"/>
+      <w:proofErr w:type="gramStart"/>
       <w:r>
         <w:rPr>
           <w:color w:val="FFC66D"/>
@@ -5342,6 +5655,7 @@
         </w:rPr>
         <w:t>(</w:t>
       </w:r>
+      <w:proofErr w:type="gramEnd"/>
       <w:r>
         <w:rPr>
           <w:color w:val="BBB529"/>
@@ -5407,6 +5721,7 @@
         <w:t>(</w:t>
       </w:r>
       <w:proofErr w:type="spellStart"/>
+      <w:proofErr w:type="gramStart"/>
       <w:r>
         <w:rPr>
           <w:color w:val="A9B7C6"/>
@@ -5414,6 +5729,7 @@
         <w:t>user.isEmpty</w:t>
       </w:r>
       <w:proofErr w:type="spellEnd"/>
+      <w:proofErr w:type="gramEnd"/>
       <w:r>
         <w:rPr>
           <w:color w:val="A9B7C6"/>
@@ -5434,6 +5750,7 @@
         <w:t xml:space="preserve">throw new </w:t>
       </w:r>
       <w:proofErr w:type="spellStart"/>
+      <w:proofErr w:type="gramStart"/>
       <w:r>
         <w:rPr>
           <w:color w:val="A9B7C6"/>
@@ -5447,6 +5764,7 @@
         </w:rPr>
         <w:t>(</w:t>
       </w:r>
+      <w:proofErr w:type="gramEnd"/>
       <w:r>
         <w:rPr>
           <w:color w:val="6A8759"/>
@@ -5470,7 +5788,14 @@
           <w:color w:val="CC7832"/>
         </w:rPr>
         <w:br/>
-        <w:t xml:space="preserve">    </w:t>
+        <w:t xml:space="preserve">  </w:t>
+      </w:r>
+      <w:proofErr w:type="gramStart"/>
+      <w:r>
+        <w:rPr>
+          <w:color w:val="CC7832"/>
+        </w:rPr>
+        <w:t xml:space="preserve">  </w:t>
       </w:r>
       <w:r>
         <w:rPr>
@@ -5478,6 +5803,7 @@
         </w:rPr>
         <w:t>}</w:t>
       </w:r>
+      <w:proofErr w:type="gramEnd"/>
       <w:r>
         <w:rPr>
           <w:color w:val="A9B7C6"/>
@@ -5542,6 +5868,7 @@
         <w:t>(</w:t>
       </w:r>
       <w:proofErr w:type="spellStart"/>
+      <w:proofErr w:type="gramStart"/>
       <w:r>
         <w:rPr>
           <w:color w:val="A9B7C6"/>
@@ -5553,7 +5880,14 @@
         <w:rPr>
           <w:color w:val="A9B7C6"/>
         </w:rPr>
-        <w:t>())</w:t>
+        <w:t>(</w:t>
+      </w:r>
+      <w:proofErr w:type="gramEnd"/>
+      <w:r>
+        <w:rPr>
+          <w:color w:val="A9B7C6"/>
+        </w:rPr>
+        <w:t>))</w:t>
       </w:r>
       <w:r>
         <w:rPr>
@@ -5625,6 +5959,7 @@
         </w:rPr>
         <w:t>(</w:t>
       </w:r>
+      <w:proofErr w:type="gramStart"/>
       <w:r>
         <w:rPr>
           <w:color w:val="CC7832"/>
@@ -5635,7 +5970,28 @@
         <w:rPr>
           <w:color w:val="A9B7C6"/>
         </w:rPr>
-        <w:t>.getClass()).retrieveAllUsers())</w:t>
+        <w:t>.getClass</w:t>
+      </w:r>
+      <w:proofErr w:type="gramEnd"/>
+      <w:r>
+        <w:rPr>
+          <w:color w:val="A9B7C6"/>
+        </w:rPr>
+        <w:t>()</w:t>
+      </w:r>
+      <w:proofErr w:type="gramStart"/>
+      <w:r>
+        <w:rPr>
+          <w:color w:val="A9B7C6"/>
+        </w:rPr>
+        <w:t>).retrieveAllUsers</w:t>
+      </w:r>
+      <w:proofErr w:type="gramEnd"/>
+      <w:r>
+        <w:rPr>
+          <w:color w:val="A9B7C6"/>
+        </w:rPr>
+        <w:t>())</w:t>
       </w:r>
       <w:r>
         <w:rPr>
@@ -5665,6 +6021,7 @@
         <w:t>(</w:t>
       </w:r>
       <w:proofErr w:type="spellStart"/>
+      <w:proofErr w:type="gramStart"/>
       <w:r>
         <w:rPr>
           <w:color w:val="A9B7C6"/>
@@ -5672,6 +6029,7 @@
         <w:t>link.withRel</w:t>
       </w:r>
       <w:proofErr w:type="spellEnd"/>
+      <w:proofErr w:type="gramEnd"/>
       <w:r>
         <w:rPr>
           <w:color w:val="A9B7C6"/>
@@ -7692,7 +8050,21 @@
         <w:rPr>
           <w:color w:val="CC7832"/>
         </w:rPr>
-        <w:t>spring.h2.console.enabled</w:t>
+        <w:t>spring.h</w:t>
+      </w:r>
+      <w:proofErr w:type="gramStart"/>
+      <w:r>
+        <w:rPr>
+          <w:color w:val="CC7832"/>
+        </w:rPr>
+        <w:t>2.console</w:t>
+      </w:r>
+      <w:proofErr w:type="gramEnd"/>
+      <w:r>
+        <w:rPr>
+          <w:color w:val="CC7832"/>
+        </w:rPr>
+        <w:t>.enabled</w:t>
       </w:r>
       <w:r>
         <w:rPr>
@@ -7723,20 +8095,42 @@
         <w:rPr>
           <w:color w:val="6A8759"/>
         </w:rPr>
-        <w:t>jdbc:h2:mem:testdb</w:t>
-      </w:r>
+        <w:t>jdbc:h</w:t>
+      </w:r>
+      <w:proofErr w:type="gramStart"/>
       <w:r>
         <w:rPr>
           <w:color w:val="6A8759"/>
         </w:rPr>
-        <w:br/>
-      </w:r>
-      <w:proofErr w:type="spellStart"/>
-      <w:r>
-        <w:rPr>
-          <w:color w:val="CC7832"/>
-        </w:rPr>
-        <w:t>spring.jpa.show-sql</w:t>
+        <w:t>2:mem</w:t>
+      </w:r>
+      <w:proofErr w:type="gramEnd"/>
+      <w:r>
+        <w:rPr>
+          <w:color w:val="6A8759"/>
+        </w:rPr>
+        <w:t>:testdb</w:t>
+      </w:r>
+      <w:r>
+        <w:rPr>
+          <w:color w:val="6A8759"/>
+        </w:rPr>
+        <w:br/>
+      </w:r>
+      <w:proofErr w:type="spellStart"/>
+      <w:proofErr w:type="gramStart"/>
+      <w:r>
+        <w:rPr>
+          <w:color w:val="CC7832"/>
+        </w:rPr>
+        <w:t>spring.jpa.show</w:t>
+      </w:r>
+      <w:proofErr w:type="gramEnd"/>
+      <w:r>
+        <w:rPr>
+          <w:color w:val="CC7832"/>
+        </w:rPr>
+        <w:t>-sql</w:t>
       </w:r>
       <w:proofErr w:type="spellEnd"/>
       <w:r>
@@ -7830,6 +8224,7 @@
         </w:rPr>
         <w:t xml:space="preserve">name </w:t>
       </w:r>
+      <w:proofErr w:type="gramStart"/>
       <w:r>
         <w:rPr>
           <w:color w:val="CC7832"/>
@@ -7842,6 +8237,7 @@
         </w:rPr>
         <w:t>(</w:t>
       </w:r>
+      <w:proofErr w:type="gramEnd"/>
       <w:r>
         <w:rPr>
           <w:color w:val="6897BB"/>
@@ -7873,6 +8269,7 @@
         </w:rPr>
         <w:t xml:space="preserve">author </w:t>
       </w:r>
+      <w:proofErr w:type="gramStart"/>
       <w:r>
         <w:rPr>
           <w:color w:val="CC7832"/>
@@ -7885,6 +8282,7 @@
         </w:rPr>
         <w:t>(</w:t>
       </w:r>
+      <w:proofErr w:type="gramEnd"/>
       <w:r>
         <w:rPr>
           <w:color w:val="6897BB"/>
@@ -8007,6 +8405,7 @@
         </w:rPr>
         <w:t xml:space="preserve">name </w:t>
       </w:r>
+      <w:proofErr w:type="gramStart"/>
       <w:r>
         <w:rPr>
           <w:color w:val="CC7832"/>
@@ -8019,6 +8418,7 @@
         </w:rPr>
         <w:t>(</w:t>
       </w:r>
+      <w:proofErr w:type="gramEnd"/>
       <w:r>
         <w:rPr>
           <w:color w:val="6897BB"/>
@@ -9242,6 +9642,7 @@
         </w:rPr>
         <w:t xml:space="preserve">, </w:t>
       </w:r>
+      <w:proofErr w:type="gramStart"/>
       <w:r>
         <w:rPr>
           <w:rStyle w:val="m"/>
@@ -9249,6 +9650,7 @@
         </w:rPr>
         <w:t>Long</w:t>
       </w:r>
+      <w:proofErr w:type="gramEnd"/>
       <w:r>
         <w:rPr>
           <w:rStyle w:val="HTMLCode"/>
@@ -9298,6 +9700,7 @@
         <w:t xml:space="preserve">&gt; </w:t>
       </w:r>
       <w:proofErr w:type="spellStart"/>
+      <w:proofErr w:type="gramStart"/>
       <w:r>
         <w:rPr>
           <w:rStyle w:val="m"/>
@@ -9313,6 +9716,7 @@
         </w:rPr>
         <w:t>(</w:t>
       </w:r>
+      <w:proofErr w:type="gramEnd"/>
       <w:r>
         <w:rPr>
           <w:rStyle w:val="m"/>
@@ -9383,6 +9787,7 @@
         <w:t xml:space="preserve">&gt; </w:t>
       </w:r>
       <w:proofErr w:type="spellStart"/>
+      <w:proofErr w:type="gramStart"/>
       <w:r>
         <w:rPr>
           <w:rStyle w:val="m"/>
@@ -9398,6 +9803,7 @@
         </w:rPr>
         <w:t>(</w:t>
       </w:r>
+      <w:proofErr w:type="gramEnd"/>
       <w:r>
         <w:rPr>
           <w:rStyle w:val="m"/>
@@ -9616,6 +10022,7 @@
       <w:r>
         <w:br/>
       </w:r>
+      <w:proofErr w:type="gramStart"/>
       <w:r>
         <w:rPr>
           <w:rStyle w:val="m"/>
@@ -9628,7 +10035,15 @@
           <w:rStyle w:val="HTMLCode"/>
           <w:rFonts w:eastAsiaTheme="majorEastAsia"/>
         </w:rPr>
-        <w:t>()</w:t>
+        <w:t>(</w:t>
+      </w:r>
+      <w:proofErr w:type="gramEnd"/>
+      <w:r>
+        <w:rPr>
+          <w:rStyle w:val="HTMLCode"/>
+          <w:rFonts w:eastAsiaTheme="majorEastAsia"/>
+        </w:rPr>
+        <w:t>)</w:t>
       </w:r>
     </w:p>
     <w:p>
@@ -9652,6 +10067,7 @@
         <w:pStyle w:val="HTMLPreformatted"/>
       </w:pPr>
       <w:proofErr w:type="spellStart"/>
+      <w:proofErr w:type="gramStart"/>
       <w:r>
         <w:rPr>
           <w:rStyle w:val="m"/>
@@ -9667,6 +10083,7 @@
         </w:rPr>
         <w:t>(</w:t>
       </w:r>
+      <w:proofErr w:type="gramEnd"/>
       <w:r>
         <w:rPr>
           <w:rStyle w:val="m"/>
@@ -9685,6 +10102,7 @@
         <w:br/>
       </w:r>
       <w:proofErr w:type="spellStart"/>
+      <w:proofErr w:type="gramStart"/>
       <w:r>
         <w:rPr>
           <w:rStyle w:val="m"/>
@@ -9700,6 +10118,7 @@
         </w:rPr>
         <w:t>(</w:t>
       </w:r>
+      <w:proofErr w:type="gramEnd"/>
       <w:r>
         <w:rPr>
           <w:rStyle w:val="m"/>
@@ -9882,8 +10301,13 @@
             <w:hideMark/>
           </w:tcPr>
           <w:p>
+            <w:proofErr w:type="gramStart"/>
             <w:r>
-              <w:t>Auto-generated by Spring</w:t>
+              <w:t>Auto-generated</w:t>
+            </w:r>
+            <w:proofErr w:type="gramEnd"/>
+            <w:r>
+              <w:t xml:space="preserve"> by Spring</w:t>
             </w:r>
           </w:p>
         </w:tc>
@@ -10232,6 +10656,7 @@
         <w:pStyle w:val="HTMLPreformatted"/>
       </w:pPr>
       <w:proofErr w:type="spellStart"/>
+      <w:proofErr w:type="gramStart"/>
       <w:r>
         <w:rPr>
           <w:rStyle w:val="m"/>
@@ -10254,6 +10679,7 @@
         <w:t>save</w:t>
       </w:r>
       <w:proofErr w:type="spellEnd"/>
+      <w:proofErr w:type="gramEnd"/>
       <w:r>
         <w:rPr>
           <w:rStyle w:val="HTMLCode"/>
@@ -10387,6 +10813,7 @@
         <w:pStyle w:val="HTMLPreformatted"/>
       </w:pPr>
       <w:proofErr w:type="spellStart"/>
+      <w:proofErr w:type="gramStart"/>
       <w:r>
         <w:rPr>
           <w:rStyle w:val="m"/>
@@ -10409,6 +10836,7 @@
         <w:t>findById</w:t>
       </w:r>
       <w:proofErr w:type="spellEnd"/>
+      <w:proofErr w:type="gramEnd"/>
       <w:r>
         <w:rPr>
           <w:rStyle w:val="HTMLCode"/>
@@ -10519,6 +10947,7 @@
         <w:pStyle w:val="HTMLPreformatted"/>
       </w:pPr>
       <w:proofErr w:type="spellStart"/>
+      <w:proofErr w:type="gramStart"/>
       <w:r>
         <w:rPr>
           <w:rStyle w:val="m"/>
@@ -10541,6 +10970,7 @@
         <w:t>deleteById</w:t>
       </w:r>
       <w:proofErr w:type="spellEnd"/>
+      <w:proofErr w:type="gramEnd"/>
       <w:r>
         <w:rPr>
           <w:rStyle w:val="HTMLCode"/>
@@ -11609,8 +12039,21 @@
       <w:pPr>
         <w:pStyle w:val="NormalWeb"/>
       </w:pPr>
-      <w:r>
-        <w:t>So when people say “we use JPA,” they often actually mean:</w:t>
+      <w:proofErr w:type="gramStart"/>
+      <w:r>
+        <w:t>So</w:t>
+      </w:r>
+      <w:proofErr w:type="gramEnd"/>
+      <w:r>
+        <w:t xml:space="preserve"> when people </w:t>
+      </w:r>
+      <w:proofErr w:type="gramStart"/>
+      <w:r>
+        <w:t>say</w:t>
+      </w:r>
+      <w:proofErr w:type="gramEnd"/>
+      <w:r>
+        <w:t xml:space="preserve"> “we use JPA,” they often actually mean:</w:t>
       </w:r>
     </w:p>
     <w:p>
@@ -11739,9 +12182,17 @@
         <w:rPr>
           <w:color w:val="CC7832"/>
         </w:rPr>
-        <w:t>spring.config.import</w:t>
-      </w:r>
-      <w:proofErr w:type="spellEnd"/>
+        <w:t>spring.</w:t>
+      </w:r>
+      <w:proofErr w:type="gramStart"/>
+      <w:r>
+        <w:rPr>
+          <w:color w:val="CC7832"/>
+        </w:rPr>
+        <w:t>config.import</w:t>
+      </w:r>
+      <w:proofErr w:type="spellEnd"/>
+      <w:proofErr w:type="gramEnd"/>
       <w:r>
         <w:rPr>
           <w:color w:val="808080"/>
@@ -11749,17 +12200,25 @@
         <w:t>=</w:t>
       </w:r>
       <w:proofErr w:type="spellStart"/>
+      <w:proofErr w:type="gramStart"/>
       <w:r>
         <w:rPr>
           <w:color w:val="6A8759"/>
         </w:rPr>
-        <w:t>optional:configserver:http</w:t>
-      </w:r>
-      <w:proofErr w:type="spellEnd"/>
+        <w:t>optional:configserver</w:t>
+      </w:r>
+      <w:proofErr w:type="gramEnd"/>
       <w:r>
         <w:rPr>
           <w:color w:val="6A8759"/>
         </w:rPr>
+        <w:t>:http</w:t>
+      </w:r>
+      <w:proofErr w:type="spellEnd"/>
+      <w:r>
+        <w:rPr>
+          <w:color w:val="6A8759"/>
+        </w:rPr>
         <w:t>://localhost:8888</w:t>
       </w:r>
       <w:r>
@@ -11775,6 +12234,7 @@
         <w:t>limits-</w:t>
       </w:r>
       <w:proofErr w:type="spellStart"/>
+      <w:proofErr w:type="gramStart"/>
       <w:r>
         <w:rPr>
           <w:color w:val="CC7832"/>
@@ -11782,6 +12242,7 @@
         <w:t>service.minimum</w:t>
       </w:r>
       <w:proofErr w:type="spellEnd"/>
+      <w:proofErr w:type="gramEnd"/>
       <w:r>
         <w:rPr>
           <w:color w:val="808080"/>
@@ -11843,9 +12304,17 @@
         <w:rPr>
           <w:color w:val="CC7832"/>
         </w:rPr>
-        <w:t>spring.cloud.config.profile</w:t>
-      </w:r>
-      <w:proofErr w:type="spellEnd"/>
+        <w:t>spring.cloud.</w:t>
+      </w:r>
+      <w:proofErr w:type="gramStart"/>
+      <w:r>
+        <w:rPr>
+          <w:color w:val="CC7832"/>
+        </w:rPr>
+        <w:t>config.profile</w:t>
+      </w:r>
+      <w:proofErr w:type="spellEnd"/>
+      <w:proofErr w:type="gramEnd"/>
       <w:r>
         <w:rPr>
           <w:color w:val="808080"/>
@@ -12019,6 +12488,7 @@
         <w:t xml:space="preserve">Limits </w:t>
       </w:r>
       <w:proofErr w:type="spellStart"/>
+      <w:proofErr w:type="gramStart"/>
       <w:r>
         <w:rPr>
           <w:color w:val="FFC66D"/>
@@ -12030,7 +12500,14 @@
         <w:rPr>
           <w:color w:val="A9B7C6"/>
         </w:rPr>
-        <w:t>() {</w:t>
+        <w:t>(</w:t>
+      </w:r>
+      <w:proofErr w:type="gramEnd"/>
+      <w:r>
+        <w:rPr>
+          <w:color w:val="A9B7C6"/>
+        </w:rPr>
+        <w:t>) {</w:t>
       </w:r>
       <w:r>
         <w:rPr>
@@ -12058,6 +12535,7 @@
         <w:t>Limits(</w:t>
       </w:r>
       <w:proofErr w:type="spellStart"/>
+      <w:proofErr w:type="gramStart"/>
       <w:r>
         <w:rPr>
           <w:color w:val="9876AA"/>
@@ -12071,6 +12549,7 @@
         <w:t>.getMinimum</w:t>
       </w:r>
       <w:proofErr w:type="spellEnd"/>
+      <w:proofErr w:type="gramEnd"/>
       <w:r>
         <w:rPr>
           <w:color w:val="A9B7C6"/>
@@ -12084,6 +12563,7 @@
         <w:t xml:space="preserve">, </w:t>
       </w:r>
       <w:proofErr w:type="spellStart"/>
+      <w:proofErr w:type="gramStart"/>
       <w:r>
         <w:rPr>
           <w:color w:val="9876AA"/>
@@ -12097,6 +12577,7 @@
         <w:t>.getMaximum</w:t>
       </w:r>
       <w:proofErr w:type="spellEnd"/>
+      <w:proofErr w:type="gramEnd"/>
       <w:r>
         <w:rPr>
           <w:color w:val="A9B7C6"/>
@@ -12120,7 +12601,14 @@
           <w:color w:val="CC7832"/>
         </w:rPr>
         <w:lastRenderedPageBreak/>
-        <w:t xml:space="preserve">    </w:t>
+        <w:t xml:space="preserve">  </w:t>
+      </w:r>
+      <w:proofErr w:type="gramStart"/>
+      <w:r>
+        <w:rPr>
+          <w:color w:val="CC7832"/>
+        </w:rPr>
+        <w:t xml:space="preserve">  </w:t>
       </w:r>
       <w:r>
         <w:rPr>
@@ -12128,6 +12616,7 @@
         </w:rPr>
         <w:t>}</w:t>
       </w:r>
+      <w:proofErr w:type="gramEnd"/>
       <w:r>
         <w:rPr>
           <w:color w:val="A9B7C6"/>
@@ -12698,6 +13187,7 @@
         <w:br/>
         <w:t xml:space="preserve">    public </w:t>
       </w:r>
+      <w:proofErr w:type="gramStart"/>
       <w:r>
         <w:rPr>
           <w:color w:val="FFC66D"/>
@@ -12708,7 +13198,14 @@
         <w:rPr>
           <w:color w:val="A9B7C6"/>
         </w:rPr>
-        <w:t>() {}</w:t>
+        <w:t>(</w:t>
+      </w:r>
+      <w:proofErr w:type="gramEnd"/>
+      <w:r>
+        <w:rPr>
+          <w:color w:val="A9B7C6"/>
+        </w:rPr>
+        <w:t>) {}</w:t>
       </w:r>
       <w:r>
         <w:rPr>
@@ -12729,6 +13226,7 @@
         </w:rPr>
         <w:t xml:space="preserve">public </w:t>
       </w:r>
+      <w:proofErr w:type="gramStart"/>
       <w:r>
         <w:rPr>
           <w:color w:val="FFC66D"/>
@@ -12741,6 +13239,7 @@
         </w:rPr>
         <w:t>(</w:t>
       </w:r>
+      <w:proofErr w:type="gramEnd"/>
       <w:r>
         <w:rPr>
           <w:color w:val="CC7832"/>
@@ -12775,6 +13274,7 @@
         <w:t xml:space="preserve">        </w:t>
       </w:r>
       <w:proofErr w:type="spellStart"/>
+      <w:proofErr w:type="gramStart"/>
       <w:r>
         <w:rPr>
           <w:color w:val="CC7832"/>
@@ -12794,6 +13294,7 @@
         <w:t>mimimum</w:t>
       </w:r>
       <w:proofErr w:type="spellEnd"/>
+      <w:proofErr w:type="gramEnd"/>
       <w:r>
         <w:rPr>
           <w:color w:val="9876AA"/>
@@ -12828,6 +13329,7 @@
         <w:t xml:space="preserve">        </w:t>
       </w:r>
       <w:proofErr w:type="spellStart"/>
+      <w:proofErr w:type="gramStart"/>
       <w:r>
         <w:rPr>
           <w:color w:val="CC7832"/>
@@ -12847,6 +13349,7 @@
         <w:t>maximum</w:t>
       </w:r>
       <w:proofErr w:type="spellEnd"/>
+      <w:proofErr w:type="gramEnd"/>
       <w:r>
         <w:rPr>
           <w:color w:val="9876AA"/>
@@ -12870,7 +13373,14 @@
           <w:color w:val="CC7832"/>
         </w:rPr>
         <w:br/>
-        <w:t xml:space="preserve">    </w:t>
+        <w:t xml:space="preserve">  </w:t>
+      </w:r>
+      <w:proofErr w:type="gramStart"/>
+      <w:r>
+        <w:rPr>
+          <w:color w:val="CC7832"/>
+        </w:rPr>
+        <w:t xml:space="preserve">  </w:t>
       </w:r>
       <w:r>
         <w:rPr>
@@ -12878,6 +13388,7 @@
         </w:rPr>
         <w:t>}</w:t>
       </w:r>
+      <w:proofErr w:type="gramEnd"/>
     </w:p>
     <w:p>
       <w:r>
@@ -12933,6 +13444,7 @@
         <w:br/>
       </w:r>
       <w:proofErr w:type="spellStart"/>
+      <w:proofErr w:type="gramStart"/>
       <w:r>
         <w:rPr>
           <w:color w:val="CC7832"/>
@@ -12940,6 +13452,7 @@
         <w:t>server.port</w:t>
       </w:r>
       <w:proofErr w:type="spellEnd"/>
+      <w:proofErr w:type="gramEnd"/>
       <w:r>
         <w:rPr>
           <w:color w:val="808080"/>
@@ -12984,13 +13497,20 @@
         <w:t xml:space="preserve">The config server will run on port 8888. There is nothing else to do, Spring takes care of serving the </w:t>
       </w:r>
       <w:proofErr w:type="spellStart"/>
+      <w:proofErr w:type="gramStart"/>
       <w:r>
         <w:t>application.properties</w:t>
       </w:r>
       <w:proofErr w:type="spellEnd"/>
-      <w:r>
-        <w:t xml:space="preserve"> data, thanks to the @</w:t>
-      </w:r>
+      <w:proofErr w:type="gramEnd"/>
+      <w:r>
+        <w:t xml:space="preserve"> data, thanks to </w:t>
+      </w:r>
+      <w:proofErr w:type="gramStart"/>
+      <w:r>
+        <w:t>the @</w:t>
+      </w:r>
+      <w:proofErr w:type="gramEnd"/>
       <w:r>
         <w:rPr>
           <w:color w:val="BBB529"/>
@@ -13080,6 +13600,7 @@
         </w:rPr>
         <w:t xml:space="preserve">public static void </w:t>
       </w:r>
+      <w:proofErr w:type="gramStart"/>
       <w:r>
         <w:rPr>
           <w:color w:val="FFC66D"/>
@@ -13090,7 +13611,14 @@
         <w:rPr>
           <w:color w:val="A9B7C6"/>
         </w:rPr>
-        <w:t xml:space="preserve">(String[] </w:t>
+        <w:t>(String[</w:t>
+      </w:r>
+      <w:proofErr w:type="gramEnd"/>
+      <w:r>
+        <w:rPr>
+          <w:color w:val="A9B7C6"/>
+        </w:rPr>
+        <w:t xml:space="preserve">] </w:t>
       </w:r>
       <w:proofErr w:type="spellStart"/>
       <w:r>
@@ -13114,6 +13642,7 @@
         <w:t xml:space="preserve">       </w:t>
       </w:r>
       <w:proofErr w:type="spellStart"/>
+      <w:proofErr w:type="gramStart"/>
       <w:r>
         <w:rPr>
           <w:color w:val="A9B7C6"/>
@@ -13136,6 +13665,7 @@
         <w:t>(</w:t>
       </w:r>
       <w:proofErr w:type="spellStart"/>
+      <w:proofErr w:type="gramEnd"/>
       <w:r>
         <w:rPr>
           <w:color w:val="A9B7C6"/>
@@ -13180,7 +13710,14 @@
           <w:color w:val="CC7832"/>
         </w:rPr>
         <w:br/>
-        <w:t xml:space="preserve">    </w:t>
+        <w:t xml:space="preserve">  </w:t>
+      </w:r>
+      <w:proofErr w:type="gramStart"/>
+      <w:r>
+        <w:rPr>
+          <w:color w:val="CC7832"/>
+        </w:rPr>
+        <w:t xml:space="preserve">  </w:t>
       </w:r>
       <w:r>
         <w:rPr>
@@ -13188,6 +13725,7 @@
         </w:rPr>
         <w:t>}</w:t>
       </w:r>
+      <w:proofErr w:type="gramEnd"/>
       <w:r>
         <w:rPr>
           <w:color w:val="A9B7C6"/>
@@ -13208,10 +13746,12 @@
         <w:t xml:space="preserve">Data on git: (see address in </w:t>
       </w:r>
       <w:proofErr w:type="spellStart"/>
+      <w:proofErr w:type="gramStart"/>
       <w:r>
         <w:t>application.properties</w:t>
       </w:r>
       <w:proofErr w:type="spellEnd"/>
+      <w:proofErr w:type="gramEnd"/>
       <w:r>
         <w:t>). Contains 5 files:</w:t>
       </w:r>
@@ -13221,60 +13761,72 @@
         <w:t>Currency-</w:t>
       </w:r>
       <w:proofErr w:type="spellStart"/>
+      <w:proofErr w:type="gramStart"/>
       <w:r>
         <w:t>exchange.properties</w:t>
       </w:r>
       <w:proofErr w:type="spellEnd"/>
+      <w:proofErr w:type="gramEnd"/>
     </w:p>
     <w:p>
       <w:r>
         <w:t>Limits-</w:t>
       </w:r>
       <w:proofErr w:type="spellStart"/>
+      <w:proofErr w:type="gramStart"/>
       <w:r>
         <w:t>service.properties</w:t>
       </w:r>
       <w:proofErr w:type="spellEnd"/>
+      <w:proofErr w:type="gramEnd"/>
     </w:p>
     <w:p>
       <w:r>
         <w:t>Limits-service-</w:t>
       </w:r>
       <w:proofErr w:type="spellStart"/>
+      <w:proofErr w:type="gramStart"/>
       <w:r>
         <w:t>dev.properties</w:t>
       </w:r>
       <w:proofErr w:type="spellEnd"/>
+      <w:proofErr w:type="gramEnd"/>
     </w:p>
     <w:p>
       <w:r>
         <w:t>Limits-service-</w:t>
       </w:r>
       <w:proofErr w:type="spellStart"/>
+      <w:proofErr w:type="gramStart"/>
       <w:r>
         <w:t>qa.propeties</w:t>
       </w:r>
       <w:proofErr w:type="spellEnd"/>
+      <w:proofErr w:type="gramEnd"/>
     </w:p>
     <w:p>
       <w:r>
         <w:t>Limits-service-</w:t>
       </w:r>
       <w:proofErr w:type="spellStart"/>
+      <w:proofErr w:type="gramStart"/>
       <w:r>
         <w:t>x.properties</w:t>
       </w:r>
       <w:proofErr w:type="spellEnd"/>
+      <w:proofErr w:type="gramEnd"/>
     </w:p>
     <w:p>
       <w:r>
         <w:t>Microservice-</w:t>
       </w:r>
       <w:proofErr w:type="spellStart"/>
+      <w:proofErr w:type="gramStart"/>
       <w:r>
         <w:t>x.properties</w:t>
       </w:r>
       <w:proofErr w:type="spellEnd"/>
+      <w:proofErr w:type="gramEnd"/>
     </w:p>
     <w:p>
       <w:r>
@@ -13296,6 +13848,7 @@
         <w:t>limits-</w:t>
       </w:r>
       <w:proofErr w:type="spellStart"/>
+      <w:proofErr w:type="gramStart"/>
       <w:r>
         <w:rPr>
           <w:color w:val="CC7832"/>
@@ -13303,6 +13856,7 @@
         <w:t>service.minimum</w:t>
       </w:r>
       <w:proofErr w:type="spellEnd"/>
+      <w:proofErr w:type="gramEnd"/>
       <w:r>
         <w:rPr>
           <w:color w:val="808080"/>
@@ -13328,6 +13882,7 @@
         <w:t>limits-</w:t>
       </w:r>
       <w:proofErr w:type="spellStart"/>
+      <w:proofErr w:type="gramStart"/>
       <w:r>
         <w:rPr>
           <w:color w:val="CC7832"/>
@@ -13335,6 +13890,7 @@
         <w:t>service.maximum</w:t>
       </w:r>
       <w:proofErr w:type="spellEnd"/>
+      <w:proofErr w:type="gramEnd"/>
       <w:r>
         <w:rPr>
           <w:color w:val="808080"/>
@@ -13570,7 +14126,15 @@
     </w:p>
     <w:p>
       <w:r>
-        <w:t>Now the response to a HTTP request:</w:t>
+        <w:t xml:space="preserve">Now the response to </w:t>
+      </w:r>
+      <w:proofErr w:type="gramStart"/>
+      <w:r>
+        <w:t>a HTTP</w:t>
+      </w:r>
+      <w:proofErr w:type="gramEnd"/>
+      <w:r>
+        <w:t xml:space="preserve"> request:</w:t>
       </w:r>
     </w:p>
     <w:p>
@@ -13632,6 +14196,7 @@
         <w:t xml:space="preserve"> </w:t>
       </w:r>
       <w:proofErr w:type="spellStart"/>
+      <w:proofErr w:type="gramStart"/>
       <w:r>
         <w:rPr>
           <w:color w:val="FFC66D"/>
@@ -13645,6 +14210,7 @@
         </w:rPr>
         <w:t>(</w:t>
       </w:r>
+      <w:proofErr w:type="gramEnd"/>
       <w:r>
         <w:rPr>
           <w:color w:val="BBB529"/>
@@ -13757,11 +14323,19 @@
         </w:rPr>
         <w:t xml:space="preserve">, </w:t>
       </w:r>
-      <w:r>
-        <w:rPr>
-          <w:color w:val="A9B7C6"/>
-        </w:rPr>
-        <w:t>Long&gt; {</w:t>
+      <w:proofErr w:type="gramStart"/>
+      <w:r>
+        <w:rPr>
+          <w:color w:val="A9B7C6"/>
+        </w:rPr>
+        <w:t>Long</w:t>
+      </w:r>
+      <w:proofErr w:type="gramEnd"/>
+      <w:r>
+        <w:rPr>
+          <w:color w:val="A9B7C6"/>
+        </w:rPr>
+        <w:t>&gt; {</w:t>
       </w:r>
       <w:r>
         <w:rPr>
@@ -13785,6 +14359,7 @@
         <w:t xml:space="preserve"> </w:t>
       </w:r>
       <w:proofErr w:type="spellStart"/>
+      <w:proofErr w:type="gramStart"/>
       <w:r>
         <w:rPr>
           <w:color w:val="FFC66D"/>
@@ -13796,7 +14371,14 @@
         <w:rPr>
           <w:color w:val="A9B7C6"/>
         </w:rPr>
-        <w:t>(String from</w:t>
+        <w:t>(</w:t>
+      </w:r>
+      <w:proofErr w:type="gramEnd"/>
+      <w:r>
+        <w:rPr>
+          <w:color w:val="A9B7C6"/>
+        </w:rPr>
+        <w:t>String from</w:t>
       </w:r>
       <w:r>
         <w:rPr>
@@ -13835,10 +14417,12 @@
         <w:t xml:space="preserve">That’s all that’s needed to access the database, based on what’s in </w:t>
       </w:r>
       <w:proofErr w:type="spellStart"/>
+      <w:proofErr w:type="gramStart"/>
       <w:r>
         <w:t>application.properties</w:t>
       </w:r>
       <w:proofErr w:type="spellEnd"/>
+      <w:proofErr w:type="gramEnd"/>
       <w:r>
         <w:t>:</w:t>
       </w:r>
@@ -14242,11 +14826,19 @@
         </w:rPr>
         <w:t xml:space="preserve">private </w:t>
       </w:r>
-      <w:r>
-        <w:rPr>
-          <w:color w:val="A9B7C6"/>
-        </w:rPr>
-        <w:t xml:space="preserve">Long </w:t>
+      <w:proofErr w:type="gramStart"/>
+      <w:r>
+        <w:rPr>
+          <w:color w:val="A9B7C6"/>
+        </w:rPr>
+        <w:t>Long</w:t>
+      </w:r>
+      <w:proofErr w:type="gramEnd"/>
+      <w:r>
+        <w:rPr>
+          <w:color w:val="A9B7C6"/>
+        </w:rPr>
+        <w:t xml:space="preserve"> </w:t>
       </w:r>
       <w:r>
         <w:rPr>
@@ -14460,6 +15052,7 @@
         <w:t xml:space="preserve">protected </w:t>
       </w:r>
       <w:proofErr w:type="spellStart"/>
+      <w:proofErr w:type="gramStart"/>
       <w:r>
         <w:rPr>
           <w:color w:val="FFC66D"/>
@@ -14471,7 +15064,14 @@
         <w:rPr>
           <w:color w:val="A9B7C6"/>
         </w:rPr>
-        <w:t>() {}</w:t>
+        <w:t>(</w:t>
+      </w:r>
+      <w:proofErr w:type="gramEnd"/>
+      <w:r>
+        <w:rPr>
+          <w:color w:val="A9B7C6"/>
+        </w:rPr>
+        <w:t>) {}</w:t>
       </w:r>
       <w:r>
         <w:rPr>
@@ -14492,6 +15092,7 @@
         <w:t xml:space="preserve">public </w:t>
       </w:r>
       <w:proofErr w:type="spellStart"/>
+      <w:proofErr w:type="gramStart"/>
       <w:r>
         <w:rPr>
           <w:color w:val="FFC66D"/>
@@ -14503,7 +15104,14 @@
         <w:rPr>
           <w:color w:val="A9B7C6"/>
         </w:rPr>
-        <w:t>(Long id</w:t>
+        <w:t>(</w:t>
+      </w:r>
+      <w:proofErr w:type="gramEnd"/>
+      <w:r>
+        <w:rPr>
+          <w:color w:val="A9B7C6"/>
+        </w:rPr>
+        <w:t>Long id</w:t>
       </w:r>
       <w:r>
         <w:rPr>
@@ -14608,6 +15216,7 @@
         <w:t xml:space="preserve">    </w:t>
       </w:r>
       <w:proofErr w:type="spellStart"/>
+      <w:proofErr w:type="gramStart"/>
       <w:r>
         <w:rPr>
           <w:color w:val="CC7832"/>
@@ -14627,6 +15236,7 @@
         <w:t>from</w:t>
       </w:r>
       <w:proofErr w:type="spellEnd"/>
+      <w:proofErr w:type="gramEnd"/>
       <w:r>
         <w:rPr>
           <w:color w:val="9876AA"/>
@@ -14684,6 +15294,7 @@
         <w:t xml:space="preserve">    </w:t>
       </w:r>
       <w:proofErr w:type="spellStart"/>
+      <w:proofErr w:type="gramStart"/>
       <w:r>
         <w:rPr>
           <w:color w:val="CC7832"/>
@@ -14703,6 +15314,7 @@
         <w:t>conversionMultiple</w:t>
       </w:r>
       <w:proofErr w:type="spellEnd"/>
+      <w:proofErr w:type="gramEnd"/>
       <w:r>
         <w:rPr>
           <w:color w:val="9876AA"/>
@@ -14819,11 +15431,19 @@
         </w:rPr>
         <w:t xml:space="preserve">, </w:t>
       </w:r>
-      <w:r>
-        <w:rPr>
-          <w:color w:val="A9B7C6"/>
-        </w:rPr>
-        <w:t>Long&gt; {</w:t>
+      <w:proofErr w:type="gramStart"/>
+      <w:r>
+        <w:rPr>
+          <w:color w:val="A9B7C6"/>
+        </w:rPr>
+        <w:t>Long</w:t>
+      </w:r>
+      <w:proofErr w:type="gramEnd"/>
+      <w:r>
+        <w:rPr>
+          <w:color w:val="A9B7C6"/>
+        </w:rPr>
+        <w:t>&gt; {</w:t>
       </w:r>
       <w:r>
         <w:rPr>
@@ -14847,6 +15467,7 @@
         <w:t xml:space="preserve"> </w:t>
       </w:r>
       <w:proofErr w:type="spellStart"/>
+      <w:proofErr w:type="gramStart"/>
       <w:r>
         <w:rPr>
           <w:color w:val="FFC66D"/>
@@ -14858,7 +15479,14 @@
         <w:rPr>
           <w:color w:val="A9B7C6"/>
         </w:rPr>
-        <w:t>(String from</w:t>
+        <w:t>(</w:t>
+      </w:r>
+      <w:proofErr w:type="gramEnd"/>
+      <w:r>
+        <w:rPr>
+          <w:color w:val="A9B7C6"/>
+        </w:rPr>
+        <w:t>String from</w:t>
       </w:r>
       <w:r>
         <w:rPr>
@@ -15478,6 +16106,7 @@
         </w:rPr>
       </w:pPr>
       <w:proofErr w:type="spellStart"/>
+      <w:proofErr w:type="gramStart"/>
       <w:r>
         <w:rPr>
           <w:color w:val="000000" w:themeColor="text1"/>
@@ -15485,6 +16114,7 @@
         <w:t>repository.findByFromAndTo</w:t>
       </w:r>
       <w:proofErr w:type="spellEnd"/>
+      <w:proofErr w:type="gramEnd"/>
       <w:r>
         <w:rPr>
           <w:color w:val="000000" w:themeColor="text1"/>
@@ -16589,12 +17219,14 @@
           <w:color w:val="A9B7C6"/>
         </w:rPr>
       </w:pPr>
+      <w:proofErr w:type="gramStart"/>
       <w:r>
         <w:rPr>
           <w:color w:val="BBB529"/>
         </w:rPr>
         <w:t>@FeignClient</w:t>
       </w:r>
+      <w:proofErr w:type="gramEnd"/>
       <w:r>
         <w:rPr>
           <w:color w:val="A9B7C6"/>
@@ -16668,8 +17300,16 @@
         <w:rPr>
           <w:color w:val="6A8759"/>
         </w:rPr>
-        <w:t>"/currency-exchange/from/{from}/to/{to}"</w:t>
-      </w:r>
+        <w:t>"/currency-exchange/</w:t>
+      </w:r>
+      <w:proofErr w:type="gramStart"/>
+      <w:r>
+        <w:rPr>
+          <w:color w:val="6A8759"/>
+        </w:rPr>
+        <w:t>from/{from}/to/{to}"</w:t>
+      </w:r>
+      <w:proofErr w:type="gramEnd"/>
       <w:r>
         <w:rPr>
           <w:color w:val="A9B7C6"/>
@@ -16704,6 +17344,7 @@
         <w:t xml:space="preserve"> </w:t>
       </w:r>
       <w:proofErr w:type="spellStart"/>
+      <w:proofErr w:type="gramStart"/>
       <w:r>
         <w:rPr>
           <w:color w:val="FFC66D"/>
@@ -16717,6 +17358,7 @@
         </w:rPr>
         <w:t>(</w:t>
       </w:r>
+      <w:proofErr w:type="gramEnd"/>
       <w:r>
         <w:rPr>
           <w:color w:val="A9B7C6"/>
@@ -16734,7 +17376,14 @@
         <w:rPr>
           <w:color w:val="A9B7C6"/>
         </w:rPr>
-        <w:t>String from</w:t>
+        <w:t xml:space="preserve">String </w:t>
+      </w:r>
+      <w:proofErr w:type="gramStart"/>
+      <w:r>
+        <w:rPr>
+          <w:color w:val="A9B7C6"/>
+        </w:rPr>
+        <w:t>from</w:t>
       </w:r>
       <w:r>
         <w:rPr>
@@ -16746,7 +17395,14 @@
         <w:rPr>
           <w:color w:val="BBB529"/>
         </w:rPr>
-        <w:t xml:space="preserve">@PathVariable </w:t>
+        <w:t>@</w:t>
+      </w:r>
+      <w:proofErr w:type="gramEnd"/>
+      <w:r>
+        <w:rPr>
+          <w:color w:val="BBB529"/>
+        </w:rPr>
+        <w:t xml:space="preserve">PathVariable </w:t>
       </w:r>
       <w:r>
         <w:rPr>
@@ -16845,6 +17501,7 @@
         <w:t xml:space="preserve">public </w:t>
       </w:r>
       <w:proofErr w:type="spellStart"/>
+      <w:proofErr w:type="gramStart"/>
       <w:r>
         <w:rPr>
           <w:color w:val="FFC66D"/>
@@ -16856,7 +17513,14 @@
         <w:rPr>
           <w:color w:val="A9B7C6"/>
         </w:rPr>
-        <w:t>(Long id</w:t>
+        <w:t>(</w:t>
+      </w:r>
+      <w:proofErr w:type="gramEnd"/>
+      <w:r>
+        <w:rPr>
+          <w:color w:val="A9B7C6"/>
+        </w:rPr>
+        <w:t>Long id</w:t>
       </w:r>
       <w:r>
         <w:rPr>
@@ -16968,8 +17632,16 @@
         <w:rPr>
           <w:color w:val="A9B7C6"/>
         </w:rPr>
-        <w:t>String environment) {</w:t>
-      </w:r>
+        <w:t xml:space="preserve">String </w:t>
+      </w:r>
+      <w:proofErr w:type="gramStart"/>
+      <w:r>
+        <w:rPr>
+          <w:color w:val="A9B7C6"/>
+        </w:rPr>
+        <w:t>environment) {</w:t>
+      </w:r>
+      <w:proofErr w:type="gramEnd"/>
     </w:p>
     <w:p>
       <w:pPr>
@@ -17637,11 +18309,19 @@
         <w:br/>
       </w:r>
       <w:proofErr w:type="spellStart"/>
-      <w:r>
-        <w:rPr>
-          <w:color w:val="CC7832"/>
-        </w:rPr>
-        <w:t>eureka.client.fetch</w:t>
+      <w:proofErr w:type="gramStart"/>
+      <w:r>
+        <w:rPr>
+          <w:color w:val="CC7832"/>
+        </w:rPr>
+        <w:t>eureka.client</w:t>
+      </w:r>
+      <w:proofErr w:type="gramEnd"/>
+      <w:r>
+        <w:rPr>
+          <w:color w:val="CC7832"/>
+        </w:rPr>
+        <w:t>.fetch</w:t>
       </w:r>
       <w:proofErr w:type="spellEnd"/>
       <w:r>
@@ -17735,6 +18415,7 @@
         </w:rPr>
         <w:t xml:space="preserve">public static void </w:t>
       </w:r>
+      <w:proofErr w:type="gramStart"/>
       <w:r>
         <w:rPr>
           <w:color w:val="FFC66D"/>
@@ -17745,7 +18426,14 @@
         <w:rPr>
           <w:color w:val="A9B7C6"/>
         </w:rPr>
-        <w:t xml:space="preserve">(String[] </w:t>
+        <w:t>(String[</w:t>
+      </w:r>
+      <w:proofErr w:type="gramEnd"/>
+      <w:r>
+        <w:rPr>
+          <w:color w:val="A9B7C6"/>
+        </w:rPr>
+        <w:t xml:space="preserve">] </w:t>
       </w:r>
       <w:proofErr w:type="spellStart"/>
       <w:r>
@@ -17769,6 +18457,7 @@
         <w:t xml:space="preserve">       </w:t>
       </w:r>
       <w:proofErr w:type="spellStart"/>
+      <w:proofErr w:type="gramStart"/>
       <w:r>
         <w:rPr>
           <w:color w:val="A9B7C6"/>
@@ -17791,6 +18480,7 @@
         <w:t>(</w:t>
       </w:r>
       <w:proofErr w:type="spellStart"/>
+      <w:proofErr w:type="gramEnd"/>
       <w:r>
         <w:rPr>
           <w:color w:val="A9B7C6"/>
@@ -17835,7 +18525,14 @@
           <w:color w:val="CC7832"/>
         </w:rPr>
         <w:br/>
-        <w:t xml:space="preserve">    </w:t>
+        <w:t xml:space="preserve">  </w:t>
+      </w:r>
+      <w:proofErr w:type="gramStart"/>
+      <w:r>
+        <w:rPr>
+          <w:color w:val="CC7832"/>
+        </w:rPr>
+        <w:t xml:space="preserve">  </w:t>
       </w:r>
       <w:r>
         <w:rPr>
@@ -17843,6 +18540,7 @@
         </w:rPr>
         <w:t>}</w:t>
       </w:r>
+      <w:proofErr w:type="gramEnd"/>
       <w:r>
         <w:rPr>
           <w:color w:val="A9B7C6"/>
@@ -18101,7 +18799,21 @@
         <w:rPr>
           <w:color w:val="CC7832"/>
         </w:rPr>
-        <w:t>spring.cloud.gateway.discovery.locator.enabled</w:t>
+        <w:t>spring.cloud.gateway.</w:t>
+      </w:r>
+      <w:proofErr w:type="gramStart"/>
+      <w:r>
+        <w:rPr>
+          <w:color w:val="CC7832"/>
+        </w:rPr>
+        <w:t>discovery.locator</w:t>
+      </w:r>
+      <w:proofErr w:type="gramEnd"/>
+      <w:r>
+        <w:rPr>
+          <w:color w:val="CC7832"/>
+        </w:rPr>
+        <w:t>.enabled</w:t>
       </w:r>
       <w:proofErr w:type="spellEnd"/>
       <w:r>
@@ -18153,89 +18865,204 @@
       </w:r>
     </w:p>
     <w:p>
-      <w:r>
+      <w:pPr>
+        <w:rPr>
+          <w:rFonts w:ascii="Courier New" w:hAnsi="Courier New" w:cs="Courier New"/>
+        </w:rPr>
+      </w:pPr>
+      <w:r>
+        <w:rPr>
+          <w:rFonts w:ascii="Courier New" w:hAnsi="Courier New" w:cs="Courier New"/>
+        </w:rPr>
         <w:t>FROM maven:3.9-eclipse-temurin-21 AS build</w:t>
       </w:r>
       <w:r>
+        <w:rPr>
+          <w:rFonts w:ascii="Courier New" w:hAnsi="Courier New" w:cs="Courier New"/>
+        </w:rPr>
         <w:br/>
         <w:t>WORKDIR /home/app</w:t>
       </w:r>
       <w:r>
-        <w:br/>
-      </w:r>
-      <w:r>
+        <w:rPr>
+          <w:rFonts w:ascii="Courier New" w:hAnsi="Courier New" w:cs="Courier New"/>
+        </w:rPr>
+        <w:br/>
+      </w:r>
+      <w:r>
+        <w:rPr>
+          <w:rFonts w:ascii="Courier New" w:hAnsi="Courier New" w:cs="Courier New"/>
+        </w:rPr>
         <w:br/>
         <w:t>COPY ./pom.xml /home/app/pom.xml</w:t>
       </w:r>
       <w:r>
+        <w:rPr>
+          <w:rFonts w:ascii="Courier New" w:hAnsi="Courier New" w:cs="Courier New"/>
+        </w:rPr>
         <w:br/>
         <w:t>COPY ./src/main/java/com/in28minutes/rest/webservices/restfulwebservices/RestfulWebServicesApplication.java \</w:t>
       </w:r>
       <w:r>
+        <w:rPr>
+          <w:rFonts w:ascii="Courier New" w:hAnsi="Courier New" w:cs="Courier New"/>
+        </w:rPr>
         <w:br/>
         <w:t>./src/main/java/com/in28minutes/rest/webservices/restfulwebservices/RestfulWebServicesApplication.java</w:t>
       </w:r>
       <w:r>
-        <w:br/>
-      </w:r>
-      <w:r>
-        <w:br/>
-        <w:t># main role: downloads the dependencies</w:t>
-      </w:r>
-      <w:r>
+        <w:rPr>
+          <w:rFonts w:ascii="Courier New" w:hAnsi="Courier New" w:cs="Courier New"/>
+        </w:rPr>
+        <w:br/>
+      </w:r>
+      <w:r>
+        <w:rPr>
+          <w:rFonts w:ascii="Courier New" w:hAnsi="Courier New" w:cs="Courier New"/>
+        </w:rPr>
+        <w:br/>
+        <w:t xml:space="preserve"># main </w:t>
+      </w:r>
+      <w:proofErr w:type="gramStart"/>
+      <w:r>
+        <w:rPr>
+          <w:rFonts w:ascii="Courier New" w:hAnsi="Courier New" w:cs="Courier New"/>
+        </w:rPr>
+        <w:t>role:</w:t>
+      </w:r>
+      <w:proofErr w:type="gramEnd"/>
+      <w:r>
+        <w:rPr>
+          <w:rFonts w:ascii="Courier New" w:hAnsi="Courier New" w:cs="Courier New"/>
+        </w:rPr>
+        <w:t xml:space="preserve"> downloads the dependencies</w:t>
+      </w:r>
+      <w:r>
+        <w:rPr>
+          <w:rFonts w:ascii="Courier New" w:hAnsi="Courier New" w:cs="Courier New"/>
+        </w:rPr>
         <w:br/>
         <w:t xml:space="preserve">RUN </w:t>
       </w:r>
       <w:proofErr w:type="spellStart"/>
       <w:r>
+        <w:rPr>
+          <w:rFonts w:ascii="Courier New" w:hAnsi="Courier New" w:cs="Courier New"/>
+        </w:rPr>
         <w:t>mvn</w:t>
       </w:r>
       <w:proofErr w:type="spellEnd"/>
       <w:r>
+        <w:rPr>
+          <w:rFonts w:ascii="Courier New" w:hAnsi="Courier New" w:cs="Courier New"/>
+        </w:rPr>
         <w:t xml:space="preserve"> -f /home/app/pom.xml clean package</w:t>
       </w:r>
       <w:r>
-        <w:br/>
-      </w:r>
-      <w:r>
-        <w:br/>
-        <w:t>COPY . /home/app</w:t>
-      </w:r>
-      <w:r>
-        <w:br/>
-      </w:r>
-      <w:r>
+        <w:rPr>
+          <w:rFonts w:ascii="Courier New" w:hAnsi="Courier New" w:cs="Courier New"/>
+        </w:rPr>
+        <w:br/>
+      </w:r>
+      <w:r>
+        <w:rPr>
+          <w:rFonts w:ascii="Courier New" w:hAnsi="Courier New" w:cs="Courier New"/>
+        </w:rPr>
+        <w:br/>
+      </w:r>
+      <w:proofErr w:type="gramStart"/>
+      <w:r>
+        <w:rPr>
+          <w:rFonts w:ascii="Courier New" w:hAnsi="Courier New" w:cs="Courier New"/>
+        </w:rPr>
+        <w:t>COPY .</w:t>
+      </w:r>
+      <w:proofErr w:type="gramEnd"/>
+      <w:r>
+        <w:rPr>
+          <w:rFonts w:ascii="Courier New" w:hAnsi="Courier New" w:cs="Courier New"/>
+        </w:rPr>
+        <w:t xml:space="preserve"> /home/app</w:t>
+      </w:r>
+      <w:r>
+        <w:rPr>
+          <w:rFonts w:ascii="Courier New" w:hAnsi="Courier New" w:cs="Courier New"/>
+        </w:rPr>
+        <w:br/>
+        <w:t xml:space="preserve"># main </w:t>
+      </w:r>
+      <w:proofErr w:type="gramStart"/>
+      <w:r>
+        <w:rPr>
+          <w:rFonts w:ascii="Courier New" w:hAnsi="Courier New" w:cs="Courier New"/>
+        </w:rPr>
+        <w:t>role:</w:t>
+      </w:r>
+      <w:proofErr w:type="gramEnd"/>
+      <w:r>
+        <w:rPr>
+          <w:rFonts w:ascii="Courier New" w:hAnsi="Courier New" w:cs="Courier New"/>
+        </w:rPr>
+        <w:t xml:space="preserve"> builds and packages the application code</w:t>
+      </w:r>
+      <w:r>
+        <w:rPr>
+          <w:rFonts w:ascii="Courier New" w:hAnsi="Courier New" w:cs="Courier New"/>
+        </w:rPr>
+        <w:br/>
+      </w:r>
+      <w:r>
+        <w:rPr>
+          <w:rFonts w:ascii="Courier New" w:hAnsi="Courier New" w:cs="Courier New"/>
+        </w:rPr>
         <w:lastRenderedPageBreak/>
-        <w:t># main role: builds and packages the application code</w:t>
-      </w:r>
-      <w:r>
-        <w:br/>
         <w:t xml:space="preserve">RUN </w:t>
       </w:r>
       <w:proofErr w:type="spellStart"/>
       <w:r>
+        <w:rPr>
+          <w:rFonts w:ascii="Courier New" w:hAnsi="Courier New" w:cs="Courier New"/>
+        </w:rPr>
         <w:t>mvn</w:t>
       </w:r>
       <w:proofErr w:type="spellEnd"/>
       <w:r>
+        <w:rPr>
+          <w:rFonts w:ascii="Courier New" w:hAnsi="Courier New" w:cs="Courier New"/>
+        </w:rPr>
         <w:t xml:space="preserve"> -f /home/app/pom.xml clean package</w:t>
       </w:r>
       <w:r>
-        <w:br/>
-      </w:r>
-      <w:r>
+        <w:rPr>
+          <w:rFonts w:ascii="Courier New" w:hAnsi="Courier New" w:cs="Courier New"/>
+        </w:rPr>
+        <w:br/>
+      </w:r>
+      <w:r>
+        <w:rPr>
+          <w:rFonts w:ascii="Courier New" w:hAnsi="Courier New" w:cs="Courier New"/>
+        </w:rPr>
         <w:br/>
         <w:t>FROM eclipse-temurin:21-jre</w:t>
       </w:r>
       <w:r>
+        <w:rPr>
+          <w:rFonts w:ascii="Courier New" w:hAnsi="Courier New" w:cs="Courier New"/>
+        </w:rPr>
         <w:br/>
         <w:t>EXPOSE 5000</w:t>
       </w:r>
       <w:r>
+        <w:rPr>
+          <w:rFonts w:ascii="Courier New" w:hAnsi="Courier New" w:cs="Courier New"/>
+        </w:rPr>
         <w:br/>
         <w:t>COPY --from=build /home/app/target/*.jar /app.jar</w:t>
       </w:r>
       <w:r>
+        <w:rPr>
+          <w:rFonts w:ascii="Courier New" w:hAnsi="Courier New" w:cs="Courier New"/>
+        </w:rPr>
         <w:br/>
         <w:t>ENTRYPOINT ["java", "-jar", "/app.jar"]</w:t>
       </w:r>
@@ -18257,6 +19084,310 @@
         <w:t xml:space="preserve"> that need to be re-built when there is a code or pom change.</w:t>
       </w:r>
     </w:p>
+    <w:p>
+      <w:r>
+        <w:t xml:space="preserve">See 3.  </w:t>
+      </w:r>
+      <w:r>
+        <w:t xml:space="preserve">For a more optimal </w:t>
+      </w:r>
+      <w:proofErr w:type="spellStart"/>
+      <w:r>
+        <w:t>Dockerfle</w:t>
+      </w:r>
+      <w:proofErr w:type="spellEnd"/>
+      <w:r>
+        <w:t xml:space="preserve"> -- </w:t>
+      </w:r>
+      <w:r>
+        <w:t>(even though it’s got bugs)</w:t>
+      </w:r>
+    </w:p>
+    <w:p/>
+    <w:p>
+      <w:pPr>
+        <w:pStyle w:val="Heading1"/>
+      </w:pPr>
+      <w:r>
+        <w:t>-13b-</w:t>
+      </w:r>
+    </w:p>
+    <w:p/>
+    <w:p>
+      <w:proofErr w:type="gramStart"/>
+      <w:r>
+        <w:t>However</w:t>
+      </w:r>
+      <w:proofErr w:type="gramEnd"/>
+      <w:r>
+        <w:t xml:space="preserve"> we can do without Docker!! Using </w:t>
+      </w:r>
+      <w:proofErr w:type="spellStart"/>
+      <w:r>
+        <w:rPr>
+          <w:b/>
+          <w:bCs/>
+        </w:rPr>
+        <w:t>mvn</w:t>
+      </w:r>
+      <w:proofErr w:type="spellEnd"/>
+      <w:r>
+        <w:rPr>
+          <w:b/>
+          <w:bCs/>
+        </w:rPr>
+        <w:t xml:space="preserve"> </w:t>
+      </w:r>
+      <w:proofErr w:type="spellStart"/>
+      <w:r>
+        <w:rPr>
+          <w:b/>
+          <w:bCs/>
+        </w:rPr>
+        <w:t>spring-</w:t>
+      </w:r>
+      <w:proofErr w:type="gramStart"/>
+      <w:r>
+        <w:rPr>
+          <w:b/>
+          <w:bCs/>
+        </w:rPr>
+        <w:t>boot:build</w:t>
+      </w:r>
+      <w:proofErr w:type="spellEnd"/>
+      <w:proofErr w:type="gramEnd"/>
+      <w:r>
+        <w:rPr>
+          <w:b/>
+          <w:bCs/>
+        </w:rPr>
+        <w:t xml:space="preserve"> / start / stop</w:t>
+      </w:r>
+    </w:p>
+    <w:p>
+      <w:r>
+        <w:t>The pom.xml file needs to contain:</w:t>
+      </w:r>
+    </w:p>
+    <w:p>
+      <w:proofErr w:type="gramStart"/>
+      <w:r>
+        <w:t>&lt;!--</w:t>
+      </w:r>
+      <w:proofErr w:type="gramEnd"/>
+      <w:r>
+        <w:t xml:space="preserve"> builds a docker image. command: </w:t>
+      </w:r>
+      <w:proofErr w:type="spellStart"/>
+      <w:r>
+        <w:t>mvn</w:t>
+      </w:r>
+      <w:proofErr w:type="spellEnd"/>
+      <w:r>
+        <w:t xml:space="preserve"> </w:t>
+      </w:r>
+      <w:proofErr w:type="spellStart"/>
+      <w:r>
+        <w:t>spring-</w:t>
+      </w:r>
+      <w:proofErr w:type="gramStart"/>
+      <w:r>
+        <w:t>boot:build</w:t>
+      </w:r>
+      <w:proofErr w:type="gramEnd"/>
+      <w:r>
+        <w:t>-image</w:t>
+      </w:r>
+      <w:proofErr w:type="spellEnd"/>
+      <w:r>
+        <w:t xml:space="preserve"> --&gt;</w:t>
+      </w:r>
+      <w:r>
+        <w:br/>
+      </w:r>
+      <w:proofErr w:type="gramStart"/>
+      <w:r>
+        <w:t>&lt;!--</w:t>
+      </w:r>
+      <w:proofErr w:type="gramEnd"/>
+      <w:r>
+        <w:t xml:space="preserve"> no need for a </w:t>
+      </w:r>
+      <w:proofErr w:type="spellStart"/>
+      <w:r>
+        <w:t>Dockerfile</w:t>
+      </w:r>
+      <w:proofErr w:type="spellEnd"/>
+      <w:r>
+        <w:t xml:space="preserve">. </w:t>
+      </w:r>
+      <w:proofErr w:type="gramStart"/>
+      <w:r>
+        <w:t>it</w:t>
+      </w:r>
+      <w:proofErr w:type="gramEnd"/>
+      <w:r>
+        <w:t xml:space="preserve"> will be created by spring boot maven plugin --&gt;</w:t>
+      </w:r>
+      <w:r>
+        <w:br/>
+        <w:t>&lt;build&gt;</w:t>
+      </w:r>
+      <w:r>
+        <w:br/>
+        <w:t xml:space="preserve">    &lt;plugins&gt;</w:t>
+      </w:r>
+      <w:r>
+        <w:br/>
+        <w:t xml:space="preserve">       &lt;plugin&gt;</w:t>
+      </w:r>
+      <w:r>
+        <w:br/>
+        <w:t xml:space="preserve">          </w:t>
+      </w:r>
+      <w:proofErr w:type="gramStart"/>
+      <w:r>
+        <w:t>&lt;</w:t>
+      </w:r>
+      <w:proofErr w:type="spellStart"/>
+      <w:r>
+        <w:t>groupId</w:t>
+      </w:r>
+      <w:proofErr w:type="spellEnd"/>
+      <w:r>
+        <w:t>&gt;</w:t>
+      </w:r>
+      <w:proofErr w:type="spellStart"/>
+      <w:r>
+        <w:t>org.springframework.boot</w:t>
+      </w:r>
+      <w:proofErr w:type="spellEnd"/>
+      <w:proofErr w:type="gramEnd"/>
+      <w:r>
+        <w:t>&lt;/</w:t>
+      </w:r>
+      <w:proofErr w:type="spellStart"/>
+      <w:r>
+        <w:t>groupId</w:t>
+      </w:r>
+      <w:proofErr w:type="spellEnd"/>
+      <w:r>
+        <w:t>&gt;</w:t>
+      </w:r>
+      <w:r>
+        <w:br/>
+        <w:t xml:space="preserve">          &lt;</w:t>
+      </w:r>
+      <w:proofErr w:type="spellStart"/>
+      <w:r>
+        <w:t>artifactId</w:t>
+      </w:r>
+      <w:proofErr w:type="spellEnd"/>
+      <w:r>
+        <w:t>&gt;spring-boot-maven-plugin&lt;/</w:t>
+      </w:r>
+      <w:proofErr w:type="spellStart"/>
+      <w:r>
+        <w:t>artifactId</w:t>
+      </w:r>
+      <w:proofErr w:type="spellEnd"/>
+      <w:r>
+        <w:t>&gt;</w:t>
+      </w:r>
+      <w:r>
+        <w:br/>
+        <w:t xml:space="preserve">       &lt;/plugin&gt;</w:t>
+      </w:r>
+      <w:r>
+        <w:br/>
+        <w:t xml:space="preserve">    &lt;/plugins&gt;</w:t>
+      </w:r>
+      <w:r>
+        <w:br/>
+        <w:t>&lt;/build&gt;</w:t>
+      </w:r>
+    </w:p>
+    <w:p/>
+    <w:p>
+      <w:r>
+        <w:t xml:space="preserve">In </w:t>
+      </w:r>
+      <w:proofErr w:type="spellStart"/>
+      <w:r>
+        <w:t>powershell</w:t>
+      </w:r>
+      <w:proofErr w:type="spellEnd"/>
+      <w:r>
+        <w:t>, r</w:t>
+      </w:r>
+      <w:r>
+        <w:t>un like this</w:t>
+      </w:r>
+      <w:r>
+        <w:t xml:space="preserve"> (if you want to run on a different port than the one in </w:t>
+      </w:r>
+      <w:proofErr w:type="spellStart"/>
+      <w:proofErr w:type="gramStart"/>
+      <w:r>
+        <w:t>application.properties</w:t>
+      </w:r>
+      <w:proofErr w:type="spellEnd"/>
+      <w:proofErr w:type="gramEnd"/>
+      <w:r>
+        <w:t>)</w:t>
+      </w:r>
+      <w:r>
+        <w:t>:</w:t>
+      </w:r>
+    </w:p>
+    <w:p>
+      <w:proofErr w:type="spellStart"/>
+      <w:r>
+        <w:t>mvn</w:t>
+      </w:r>
+      <w:proofErr w:type="spellEnd"/>
+      <w:r>
+        <w:t xml:space="preserve"> </w:t>
+      </w:r>
+      <w:proofErr w:type="spellStart"/>
+      <w:r>
+        <w:t>spring-</w:t>
+      </w:r>
+      <w:proofErr w:type="gramStart"/>
+      <w:r>
+        <w:t>boot:run</w:t>
+      </w:r>
+      <w:proofErr w:type="spellEnd"/>
+      <w:proofErr w:type="gramEnd"/>
+      <w:r>
+        <w:t xml:space="preserve"> `-</w:t>
+      </w:r>
+      <w:proofErr w:type="spellStart"/>
+      <w:r>
+        <w:t>Dspring-boot.run.arguments</w:t>
+      </w:r>
+      <w:proofErr w:type="spellEnd"/>
+      <w:r>
+        <w:t>=--</w:t>
+      </w:r>
+      <w:proofErr w:type="spellStart"/>
+      <w:proofErr w:type="gramStart"/>
+      <w:r>
+        <w:t>server.port</w:t>
+      </w:r>
+      <w:proofErr w:type="spellEnd"/>
+      <w:proofErr w:type="gramEnd"/>
+      <w:r>
+        <w:t>=8080</w:t>
+      </w:r>
+    </w:p>
+    <w:p/>
+    <w:p>
+      <w:r>
+        <w:lastRenderedPageBreak/>
+        <w:t>This will create an image much more efficient than the Docker images we created above.</w:t>
+      </w:r>
+    </w:p>
     <w:p/>
     <w:p/>
     <w:p>
@@ -18264,235 +19395,6 @@
         <w:pStyle w:val="Heading1"/>
       </w:pPr>
       <w:r>
-        <w:t>-13b-</w:t>
-      </w:r>
-    </w:p>
-    <w:p/>
-    <w:p>
-      <w:r>
-        <w:t xml:space="preserve">However we can do without Docker!! Using </w:t>
-      </w:r>
-      <w:proofErr w:type="spellStart"/>
-      <w:r>
-        <w:rPr>
-          <w:b/>
-          <w:bCs/>
-        </w:rPr>
-        <w:t>mvn</w:t>
-      </w:r>
-      <w:proofErr w:type="spellEnd"/>
-      <w:r>
-        <w:rPr>
-          <w:b/>
-          <w:bCs/>
-        </w:rPr>
-        <w:t xml:space="preserve"> </w:t>
-      </w:r>
-      <w:proofErr w:type="spellStart"/>
-      <w:r>
-        <w:rPr>
-          <w:b/>
-          <w:bCs/>
-        </w:rPr>
-        <w:t>spring-boot:build</w:t>
-      </w:r>
-      <w:proofErr w:type="spellEnd"/>
-      <w:r>
-        <w:rPr>
-          <w:b/>
-          <w:bCs/>
-        </w:rPr>
-        <w:t xml:space="preserve"> / start / stop</w:t>
-      </w:r>
-    </w:p>
-    <w:p>
-      <w:r>
-        <w:t>The pom.xml file needs to contain:</w:t>
-      </w:r>
-    </w:p>
-    <w:p>
-      <w:r>
-        <w:t xml:space="preserve">&lt;!-- builds a docker image. command: </w:t>
-      </w:r>
-      <w:proofErr w:type="spellStart"/>
-      <w:r>
-        <w:t>mvn</w:t>
-      </w:r>
-      <w:proofErr w:type="spellEnd"/>
-      <w:r>
-        <w:t xml:space="preserve"> </w:t>
-      </w:r>
-      <w:proofErr w:type="spellStart"/>
-      <w:r>
-        <w:t>spring-boot:build-image</w:t>
-      </w:r>
-      <w:proofErr w:type="spellEnd"/>
-      <w:r>
-        <w:t xml:space="preserve"> --&gt;</w:t>
-      </w:r>
-      <w:r>
-        <w:br/>
-        <w:t xml:space="preserve">&lt;!-- no need for a </w:t>
-      </w:r>
-      <w:proofErr w:type="spellStart"/>
-      <w:r>
-        <w:t>Dockerfile</w:t>
-      </w:r>
-      <w:proofErr w:type="spellEnd"/>
-      <w:r>
-        <w:t>. it will be created by spring boot maven plugin --&gt;</w:t>
-      </w:r>
-      <w:r>
-        <w:br/>
-        <w:t>&lt;build&gt;</w:t>
-      </w:r>
-      <w:r>
-        <w:br/>
-        <w:t xml:space="preserve">    &lt;plugins&gt;</w:t>
-      </w:r>
-      <w:r>
-        <w:br/>
-        <w:t xml:space="preserve">       &lt;plugin&gt;</w:t>
-      </w:r>
-      <w:r>
-        <w:br/>
-        <w:t xml:space="preserve">          &lt;</w:t>
-      </w:r>
-      <w:proofErr w:type="spellStart"/>
-      <w:r>
-        <w:t>groupId</w:t>
-      </w:r>
-      <w:proofErr w:type="spellEnd"/>
-      <w:r>
-        <w:t>&gt;</w:t>
-      </w:r>
-      <w:proofErr w:type="spellStart"/>
-      <w:r>
-        <w:t>org.springframework.boot</w:t>
-      </w:r>
-      <w:proofErr w:type="spellEnd"/>
-      <w:r>
-        <w:t>&lt;/</w:t>
-      </w:r>
-      <w:proofErr w:type="spellStart"/>
-      <w:r>
-        <w:t>groupId</w:t>
-      </w:r>
-      <w:proofErr w:type="spellEnd"/>
-      <w:r>
-        <w:t>&gt;</w:t>
-      </w:r>
-      <w:r>
-        <w:br/>
-        <w:t xml:space="preserve">          &lt;</w:t>
-      </w:r>
-      <w:proofErr w:type="spellStart"/>
-      <w:r>
-        <w:t>artifactId</w:t>
-      </w:r>
-      <w:proofErr w:type="spellEnd"/>
-      <w:r>
-        <w:t>&gt;spring-boot-maven-plugin&lt;/</w:t>
-      </w:r>
-      <w:proofErr w:type="spellStart"/>
-      <w:r>
-        <w:t>artifactId</w:t>
-      </w:r>
-      <w:proofErr w:type="spellEnd"/>
-      <w:r>
-        <w:t>&gt;</w:t>
-      </w:r>
-      <w:r>
-        <w:br/>
-        <w:t xml:space="preserve">       &lt;/plugin&gt;</w:t>
-      </w:r>
-      <w:r>
-        <w:br/>
-        <w:t xml:space="preserve">    &lt;/plugins&gt;</w:t>
-      </w:r>
-      <w:r>
-        <w:br/>
-        <w:t>&lt;/build&gt;</w:t>
-      </w:r>
-    </w:p>
-    <w:p/>
-    <w:p>
-      <w:r>
-        <w:t xml:space="preserve">In </w:t>
-      </w:r>
-      <w:proofErr w:type="spellStart"/>
-      <w:r>
-        <w:t>powershell</w:t>
-      </w:r>
-      <w:proofErr w:type="spellEnd"/>
-      <w:r>
-        <w:t>, r</w:t>
-      </w:r>
-      <w:r>
-        <w:t>un like this</w:t>
-      </w:r>
-      <w:r>
-        <w:t xml:space="preserve"> (if you want to run on a different port than the one in </w:t>
-      </w:r>
-      <w:proofErr w:type="spellStart"/>
-      <w:r>
-        <w:t>application.properties</w:t>
-      </w:r>
-      <w:proofErr w:type="spellEnd"/>
-      <w:r>
-        <w:t>)</w:t>
-      </w:r>
-      <w:r>
-        <w:t>:</w:t>
-      </w:r>
-    </w:p>
-    <w:p>
-      <w:proofErr w:type="spellStart"/>
-      <w:r>
-        <w:t>mvn</w:t>
-      </w:r>
-      <w:proofErr w:type="spellEnd"/>
-      <w:r>
-        <w:t xml:space="preserve"> </w:t>
-      </w:r>
-      <w:proofErr w:type="spellStart"/>
-      <w:r>
-        <w:t>spring-boot:run</w:t>
-      </w:r>
-      <w:proofErr w:type="spellEnd"/>
-      <w:r>
-        <w:t xml:space="preserve"> `-</w:t>
-      </w:r>
-      <w:proofErr w:type="spellStart"/>
-      <w:r>
-        <w:t>Dspring-boot.run.arguments</w:t>
-      </w:r>
-      <w:proofErr w:type="spellEnd"/>
-      <w:r>
-        <w:t>=--</w:t>
-      </w:r>
-      <w:proofErr w:type="spellStart"/>
-      <w:r>
-        <w:t>server.port</w:t>
-      </w:r>
-      <w:proofErr w:type="spellEnd"/>
-      <w:r>
-        <w:t>=8080</w:t>
-      </w:r>
-    </w:p>
-    <w:p/>
-    <w:p>
-      <w:r>
-        <w:t>This will create an image much more efficient than the Docker images we created above.</w:t>
-      </w:r>
-    </w:p>
-    <w:p/>
-    <w:p/>
-    <w:p>
-      <w:pPr>
-        <w:pStyle w:val="Heading1"/>
-      </w:pPr>
-      <w:r>
         <w:t>-14- Tracing</w:t>
       </w:r>
     </w:p>
@@ -18511,7 +19413,15 @@
     </w:p>
     <w:p>
       <w:r>
-        <w:t>docker run -p 9411:9411 openzipkin:2.33</w:t>
+        <w:t xml:space="preserve">docker </w:t>
+      </w:r>
+      <w:proofErr w:type="gramStart"/>
+      <w:r>
+        <w:t>run -p</w:t>
+      </w:r>
+      <w:proofErr w:type="gramEnd"/>
+      <w:r>
+        <w:t xml:space="preserve"> 9411:9411 openzipkin:2.33</w:t>
       </w:r>
     </w:p>
     <w:p/>
